--- a/Real Estate Term & Area Knowledge.docx
+++ b/Real Estate Term & Area Knowledge.docx
@@ -524,7 +524,15 @@
         <w:ind w:left="360"/>
       </w:pPr>
       <w:r>
-        <w:t>Monthly maintenance charges (e.g., ₹3–5 per sq.ft. of carpet area).</w:t>
+        <w:t xml:space="preserve">Monthly maintenance charges (e.g., ₹3–5 per </w:t>
+      </w:r>
+      <w:proofErr w:type="spellStart"/>
+      <w:r>
+        <w:t>sq.ft</w:t>
+      </w:r>
+      <w:proofErr w:type="spellEnd"/>
+      <w:r>
+        <w:t>. of carpet area).</w:t>
       </w:r>
     </w:p>
     <w:p>
@@ -583,7 +591,71 @@
           <w:b/>
           <w:bCs/>
         </w:rPr>
-        <w:t>Distance from landmarks (Kharadi, Magarpatta, Mundhwa, Eon IT Park, WTC, Keshav Nagar, Wagholi, Panchshil Towers)</w:t>
+        <w:t>Distance from landmarks (</w:t>
+      </w:r>
+      <w:proofErr w:type="spellStart"/>
+      <w:r>
+        <w:rPr>
+          <w:b/>
+          <w:bCs/>
+        </w:rPr>
+        <w:t>Kharadi</w:t>
+      </w:r>
+      <w:proofErr w:type="spellEnd"/>
+      <w:r>
+        <w:rPr>
+          <w:b/>
+          <w:bCs/>
+        </w:rPr>
+        <w:t xml:space="preserve">, Magarpatta, </w:t>
+      </w:r>
+      <w:proofErr w:type="spellStart"/>
+      <w:r>
+        <w:rPr>
+          <w:b/>
+          <w:bCs/>
+        </w:rPr>
+        <w:t>Mundhwa</w:t>
+      </w:r>
+      <w:proofErr w:type="spellEnd"/>
+      <w:r>
+        <w:rPr>
+          <w:b/>
+          <w:bCs/>
+        </w:rPr>
+        <w:t xml:space="preserve">, Eon IT Park, WTC, Keshav Nagar, </w:t>
+      </w:r>
+      <w:proofErr w:type="spellStart"/>
+      <w:r>
+        <w:rPr>
+          <w:b/>
+          <w:bCs/>
+        </w:rPr>
+        <w:t>Wagholi</w:t>
+      </w:r>
+      <w:proofErr w:type="spellEnd"/>
+      <w:r>
+        <w:rPr>
+          <w:b/>
+          <w:bCs/>
+        </w:rPr>
+        <w:t xml:space="preserve">, </w:t>
+      </w:r>
+      <w:proofErr w:type="spellStart"/>
+      <w:r>
+        <w:rPr>
+          <w:b/>
+          <w:bCs/>
+        </w:rPr>
+        <w:t>Panchshil</w:t>
+      </w:r>
+      <w:proofErr w:type="spellEnd"/>
+      <w:r>
+        <w:rPr>
+          <w:b/>
+          <w:bCs/>
+        </w:rPr>
+        <w:t xml:space="preserve"> Towers)</w:t>
       </w:r>
     </w:p>
     <w:p>
@@ -1064,6 +1136,68 @@
     <w:p>
       <w:pPr>
         <w:pStyle w:val="NoSpacing"/>
+      </w:pPr>
+    </w:p>
+    <w:p>
+      <w:pPr>
+        <w:pStyle w:val="NoSpacing"/>
+        <w:ind w:left="360"/>
+      </w:pPr>
+      <w:r>
+        <w:drawing>
+          <wp:inline distT="0" distB="0" distL="0" distR="0" wp14:anchorId="5BE84C10" wp14:editId="57C9D589">
+            <wp:extent cx="4762500" cy="2705728"/>
+            <wp:effectExtent l="0" t="0" r="0" b="0"/>
+            <wp:docPr id="1955535465" name="Picture 1"/>
+            <wp:cNvGraphicFramePr>
+              <a:graphicFrameLocks xmlns:a="http://schemas.openxmlformats.org/drawingml/2006/main" noChangeAspect="1"/>
+            </wp:cNvGraphicFramePr>
+            <a:graphic xmlns:a="http://schemas.openxmlformats.org/drawingml/2006/main">
+              <a:graphicData uri="http://schemas.openxmlformats.org/drawingml/2006/picture">
+                <pic:pic xmlns:pic="http://schemas.openxmlformats.org/drawingml/2006/picture">
+                  <pic:nvPicPr>
+                    <pic:cNvPr id="1955535465" name=""/>
+                    <pic:cNvPicPr/>
+                  </pic:nvPicPr>
+                  <pic:blipFill rotWithShape="1">
+                    <a:blip r:embed="rId5"/>
+                    <a:srcRect l="5527" t="8573" r="3558" b="13983"/>
+                    <a:stretch>
+                      <a:fillRect/>
+                    </a:stretch>
+                  </pic:blipFill>
+                  <pic:spPr bwMode="auto">
+                    <a:xfrm>
+                      <a:off x="0" y="0"/>
+                      <a:ext cx="4785470" cy="2718778"/>
+                    </a:xfrm>
+                    <a:prstGeom prst="rect">
+                      <a:avLst/>
+                    </a:prstGeom>
+                    <a:ln>
+                      <a:noFill/>
+                    </a:ln>
+                    <a:extLst>
+                      <a:ext uri="{53640926-AAD7-44D8-BBD7-CCE9431645EC}">
+                        <a14:shadowObscured xmlns:a14="http://schemas.microsoft.com/office/drawing/2010/main"/>
+                      </a:ext>
+                    </a:extLst>
+                  </pic:spPr>
+                </pic:pic>
+              </a:graphicData>
+            </a:graphic>
+          </wp:inline>
+        </w:drawing>
+      </w:r>
+    </w:p>
+    <w:p>
+      <w:pPr>
+        <w:pStyle w:val="NoSpacing"/>
+      </w:pPr>
+    </w:p>
+    <w:p>
+      <w:pPr>
+        <w:pStyle w:val="NoSpacing"/>
         <w:numPr>
           <w:ilvl w:val="0"/>
           <w:numId w:val="28"/>
@@ -1433,7 +1567,15 @@
         <w:t xml:space="preserve">EMI </w:t>
       </w:r>
       <w:r>
-        <w:t>→ Equated Monthly Installment (for home loans).</w:t>
+        <w:t xml:space="preserve">→ Equated Monthly </w:t>
+      </w:r>
+      <w:proofErr w:type="spellStart"/>
+      <w:r>
+        <w:t>Installment</w:t>
+      </w:r>
+      <w:proofErr w:type="spellEnd"/>
+      <w:r>
+        <w:t xml:space="preserve"> (for home loans).</w:t>
       </w:r>
     </w:p>
     <w:p>
@@ -1520,7 +1662,6 @@
           <w:b/>
           <w:bCs/>
         </w:rPr>
-        <w:lastRenderedPageBreak/>
         <w:t xml:space="preserve">Objection Handling </w:t>
       </w:r>
       <w:r>
@@ -1836,7 +1977,15 @@
         <w:t xml:space="preserve">Acre: </w:t>
       </w:r>
       <w:r>
-        <w:t>1 Acre = 4,047 sq. meters = 43,560 sq. feet = 40 Gunta (approx).</w:t>
+        <w:t>1 Acre = 4,047 sq. meters = 43,560 sq. feet = 40 Gunta (</w:t>
+      </w:r>
+      <w:proofErr w:type="spellStart"/>
+      <w:r>
+        <w:t>approx</w:t>
+      </w:r>
+      <w:proofErr w:type="spellEnd"/>
+      <w:r>
+        <w:t>).</w:t>
       </w:r>
       <w:r>
         <w:rPr>
@@ -2005,91 +2154,6 @@
     <w:p>
       <w:pPr>
         <w:pStyle w:val="NoSpacing"/>
-        <w:numPr>
-          <w:ilvl w:val="0"/>
-          <w:numId w:val="119"/>
-        </w:numPr>
-      </w:pPr>
-      <w:r>
-        <w:rPr>
-          <w:b/>
-          <w:bCs/>
-        </w:rPr>
-        <w:t>Inch:</w:t>
-      </w:r>
-      <w:r>
-        <w:t xml:space="preserve"> 1 inch = 2.54 cm = 0.0833 feet</w:t>
-      </w:r>
-    </w:p>
-    <w:p>
-      <w:pPr>
-        <w:pStyle w:val="NoSpacing"/>
-        <w:numPr>
-          <w:ilvl w:val="0"/>
-          <w:numId w:val="119"/>
-        </w:numPr>
-        <w:rPr>
-          <w:b/>
-          <w:bCs/>
-        </w:rPr>
-      </w:pPr>
-      <w:r>
-        <w:rPr>
-          <w:b/>
-          <w:bCs/>
-        </w:rPr>
-        <w:t>Feet:</w:t>
-      </w:r>
-      <w:r>
-        <w:rPr>
-          <w:b/>
-          <w:bCs/>
-        </w:rPr>
-        <w:t xml:space="preserve"> </w:t>
-      </w:r>
-      <w:r>
-        <w:t>1 f</w:t>
-      </w:r>
-      <w:r>
-        <w:t>ee</w:t>
-      </w:r>
-      <w:r>
-        <w:t>t = 12 inches = 30.48 cm</w:t>
-      </w:r>
-    </w:p>
-    <w:p>
-      <w:pPr>
-        <w:pStyle w:val="NoSpacing"/>
-        <w:numPr>
-          <w:ilvl w:val="0"/>
-          <w:numId w:val="119"/>
-        </w:numPr>
-        <w:rPr>
-          <w:b/>
-          <w:bCs/>
-        </w:rPr>
-      </w:pPr>
-      <w:r>
-        <w:rPr>
-          <w:b/>
-          <w:bCs/>
-        </w:rPr>
-        <w:t>Yard (optional but commonly used):</w:t>
-      </w:r>
-      <w:r>
-        <w:rPr>
-          <w:b/>
-          <w:bCs/>
-        </w:rPr>
-        <w:t xml:space="preserve"> </w:t>
-      </w:r>
-      <w:r>
-        <w:t>1 yard = 3 feet = 36 inches = 91.44 cm</w:t>
-      </w:r>
-    </w:p>
-    <w:p>
-      <w:pPr>
-        <w:pStyle w:val="NoSpacing"/>
       </w:pPr>
     </w:p>
     <w:p>
@@ -2140,7 +2204,15 @@
         <w:t>Plots / Land</w:t>
       </w:r>
       <w:r>
-        <w:t xml:space="preserve"> = gunta, acres, sq. meter.</w:t>
+        <w:t xml:space="preserve"> = </w:t>
+      </w:r>
+      <w:proofErr w:type="spellStart"/>
+      <w:r>
+        <w:t>gunta</w:t>
+      </w:r>
+      <w:proofErr w:type="spellEnd"/>
+      <w:r>
+        <w:t>, acres, sq. meter.</w:t>
       </w:r>
     </w:p>
     <w:p>
@@ -2347,6 +2419,7 @@
           <w:b/>
           <w:bCs/>
         </w:rPr>
+        <w:lastRenderedPageBreak/>
         <w:t>FSI (Floor Space Index) / FAR (Floor Area Ratio)</w:t>
       </w:r>
       <w:r>
@@ -2420,7 +2493,25 @@
         <w:t>Example:</w:t>
       </w:r>
       <w:r>
-        <w:t xml:space="preserve"> “If FSI is 2 on a 1,000 sq.ft plot, you can build 2,000 sq.ft.”</w:t>
+        <w:t xml:space="preserve"> “If FSI is 2 on a 1,000 </w:t>
+      </w:r>
+      <w:proofErr w:type="spellStart"/>
+      <w:proofErr w:type="gramStart"/>
+      <w:r>
+        <w:t>sq.ft</w:t>
+      </w:r>
+      <w:proofErr w:type="spellEnd"/>
+      <w:proofErr w:type="gramEnd"/>
+      <w:r>
+        <w:t xml:space="preserve"> plot, you can build 2,000 </w:t>
+      </w:r>
+      <w:proofErr w:type="spellStart"/>
+      <w:r>
+        <w:t>sq.ft</w:t>
+      </w:r>
+      <w:proofErr w:type="spellEnd"/>
+      <w:r>
+        <w:t>.”</w:t>
       </w:r>
     </w:p>
     <w:p>
@@ -2627,7 +2718,17 @@
         <w:t>-9</w:t>
       </w:r>
       <w:r>
-        <w:t xml:space="preserve"> per sq.ft for security and cleaning.”</w:t>
+        <w:t xml:space="preserve"> per </w:t>
+      </w:r>
+      <w:proofErr w:type="spellStart"/>
+      <w:proofErr w:type="gramStart"/>
+      <w:r>
+        <w:t>sq.ft</w:t>
+      </w:r>
+      <w:proofErr w:type="spellEnd"/>
+      <w:proofErr w:type="gramEnd"/>
+      <w:r>
+        <w:t xml:space="preserve"> for security and cleaning.”</w:t>
       </w:r>
     </w:p>
     <w:p>
@@ -2791,15 +2892,22 @@
       <w:r>
         <w:t xml:space="preserve"> is paid in the next </w:t>
       </w:r>
+      <w:proofErr w:type="spellStart"/>
       <w:r>
         <w:t>installment</w:t>
       </w:r>
-      <w:r>
-        <w:t xml:space="preserve"> after a fixed time</w:t>
+      <w:proofErr w:type="spellEnd"/>
+      <w:r>
+        <w:t xml:space="preserve"> after a fixed </w:t>
+      </w:r>
+      <w:proofErr w:type="gramStart"/>
+      <w:r>
+        <w:t>time</w:t>
       </w:r>
       <w:r>
         <w:t xml:space="preserve"> period</w:t>
       </w:r>
+      <w:proofErr w:type="gramEnd"/>
       <w:r>
         <w:t xml:space="preserve">. Another 30-35% </w:t>
       </w:r>
@@ -2870,7 +2978,23 @@
           <w:b/>
           <w:bCs/>
         </w:rPr>
-        <w:t>Interim Installments:</w:t>
+        <w:t xml:space="preserve">Interim </w:t>
+      </w:r>
+      <w:proofErr w:type="spellStart"/>
+      <w:r>
+        <w:rPr>
+          <w:b/>
+          <w:bCs/>
+        </w:rPr>
+        <w:t>Installments</w:t>
+      </w:r>
+      <w:proofErr w:type="spellEnd"/>
+      <w:r>
+        <w:rPr>
+          <w:b/>
+          <w:bCs/>
+        </w:rPr>
+        <w:t>:</w:t>
       </w:r>
       <w:r>
         <w:t> 60-70% (Paid in 1-2 phases during the construction phase)</w:t>
@@ -3114,6 +3238,7 @@
           <w:b/>
           <w:bCs/>
         </w:rPr>
+        <w:lastRenderedPageBreak/>
         <w:t>Repo rate:</w:t>
       </w:r>
       <w:r>
@@ -3284,7 +3409,6 @@
         <w:ind w:left="360"/>
       </w:pPr>
       <w:r>
-        <w:lastRenderedPageBreak/>
         <w:t>Vitrified tiles are made by heating a mix of clay, silica, and quartz at very high temperatures — this makes them strong, shiny, and less absorbent (almost waterproof).</w:t>
       </w:r>
       <w:r>
@@ -3640,7 +3764,15 @@
         <w:t>Completed Projects (Pune):</w:t>
       </w:r>
       <w:r>
-        <w:t xml:space="preserve"> Lodha Belmondo (Gahunje), Lodha NIBM (select phases)</w:t>
+        <w:t xml:space="preserve"> Lodha Belmondo (</w:t>
+      </w:r>
+      <w:proofErr w:type="spellStart"/>
+      <w:r>
+        <w:t>Gahunje</w:t>
+      </w:r>
+      <w:proofErr w:type="spellEnd"/>
+      <w:r>
+        <w:t>), Lodha NIBM (select phases)</w:t>
       </w:r>
       <w:r>
         <w:br/>
@@ -3716,12 +3848,21 @@
       <w:r>
         <w:t xml:space="preserve">; led by </w:t>
       </w:r>
+      <w:proofErr w:type="spellStart"/>
       <w:r>
         <w:rPr>
           <w:i/>
           <w:iCs/>
         </w:rPr>
-        <w:t>Pirojsha Godrej (Chairman)</w:t>
+        <w:t>Pirojsha</w:t>
+      </w:r>
+      <w:proofErr w:type="spellEnd"/>
+      <w:r>
+        <w:rPr>
+          <w:i/>
+          <w:iCs/>
+        </w:rPr>
+        <w:t xml:space="preserve"> Godrej (Chairman)</w:t>
       </w:r>
       <w:r>
         <w:br/>
@@ -3767,7 +3908,15 @@
         <w:t>Completed Projects (Pune):</w:t>
       </w:r>
       <w:r>
-        <w:t xml:space="preserve"> Godrej Infinity (Keshav Nagar), Godrej Horizon (Undri), Godrej Prana</w:t>
+        <w:t xml:space="preserve"> Godrej Infinity (Keshav Nagar), Godrej Horizon (</w:t>
+      </w:r>
+      <w:proofErr w:type="spellStart"/>
+      <w:r>
+        <w:t>Undri</w:t>
+      </w:r>
+      <w:proofErr w:type="spellEnd"/>
+      <w:r>
+        <w:t>), Godrej Prana</w:t>
       </w:r>
       <w:r>
         <w:br/>
@@ -3934,6 +4083,7 @@
           <w:b/>
           <w:bCs/>
         </w:rPr>
+        <w:lastRenderedPageBreak/>
         <w:t>Owner / MD:</w:t>
       </w:r>
       <w:r>
@@ -4031,7 +4181,23 @@
           <w:b/>
           <w:bCs/>
         </w:rPr>
-        <w:t>5) Vilas Javdekar Developers (VJ)</w:t>
+        <w:t xml:space="preserve">5) Vilas </w:t>
+      </w:r>
+      <w:proofErr w:type="spellStart"/>
+      <w:r>
+        <w:rPr>
+          <w:b/>
+          <w:bCs/>
+        </w:rPr>
+        <w:t>Javdekar</w:t>
+      </w:r>
+      <w:proofErr w:type="spellEnd"/>
+      <w:r>
+        <w:rPr>
+          <w:b/>
+          <w:bCs/>
+        </w:rPr>
+        <w:t xml:space="preserve"> Developers (VJ)</w:t>
       </w:r>
     </w:p>
     <w:p>
@@ -4157,7 +4323,6 @@
           <w:b/>
           <w:bCs/>
         </w:rPr>
-        <w:lastRenderedPageBreak/>
         <w:t>Owner / MD:</w:t>
       </w:r>
       <w:r>
@@ -4340,7 +4505,31 @@
         <w:t>Cities:</w:t>
       </w:r>
       <w:r>
-        <w:t xml:space="preserve"> Pune (Baner, Balewadi, Wakad, Punawale)</w:t>
+        <w:t xml:space="preserve"> Pune (Baner, </w:t>
+      </w:r>
+      <w:proofErr w:type="spellStart"/>
+      <w:r>
+        <w:t>Balewadi</w:t>
+      </w:r>
+      <w:proofErr w:type="spellEnd"/>
+      <w:r>
+        <w:t xml:space="preserve">, </w:t>
+      </w:r>
+      <w:proofErr w:type="spellStart"/>
+      <w:r>
+        <w:t>Wakad</w:t>
+      </w:r>
+      <w:proofErr w:type="spellEnd"/>
+      <w:r>
+        <w:t xml:space="preserve">, </w:t>
+      </w:r>
+      <w:proofErr w:type="spellStart"/>
+      <w:r>
+        <w:t>Punawale</w:t>
+      </w:r>
+      <w:proofErr w:type="spellEnd"/>
+      <w:r>
+        <w:t>)</w:t>
       </w:r>
     </w:p>
     <w:p>
@@ -4581,7 +4770,23 @@
           <w:b/>
           <w:bCs/>
         </w:rPr>
-        <w:t>10) Majestique Landmarks</w:t>
+        <w:t xml:space="preserve">10) </w:t>
+      </w:r>
+      <w:proofErr w:type="spellStart"/>
+      <w:r>
+        <w:rPr>
+          <w:b/>
+          <w:bCs/>
+        </w:rPr>
+        <w:t>Majestique</w:t>
+      </w:r>
+      <w:proofErr w:type="spellEnd"/>
+      <w:r>
+        <w:rPr>
+          <w:b/>
+          <w:bCs/>
+        </w:rPr>
+        <w:t xml:space="preserve"> Landmarks</w:t>
       </w:r>
     </w:p>
     <w:p>
@@ -4597,7 +4802,15 @@
         <w:t>Owner / MD:</w:t>
       </w:r>
       <w:r>
-        <w:t xml:space="preserve"> Majestique (textile-origin) family promoters</w:t>
+        <w:t xml:space="preserve"> </w:t>
+      </w:r>
+      <w:proofErr w:type="spellStart"/>
+      <w:r>
+        <w:t>Majestique</w:t>
+      </w:r>
+      <w:proofErr w:type="spellEnd"/>
+      <w:r>
+        <w:t xml:space="preserve"> (textile-origin) family promoters</w:t>
       </w:r>
       <w:r>
         <w:br/>
@@ -4643,7 +4856,31 @@
         <w:t>Completed Projects (Pune):</w:t>
       </w:r>
       <w:r>
-        <w:t xml:space="preserve"> Majestique Euriska, Majestique Marbella</w:t>
+        <w:t xml:space="preserve"> </w:t>
+      </w:r>
+      <w:proofErr w:type="spellStart"/>
+      <w:r>
+        <w:t>Majestique</w:t>
+      </w:r>
+      <w:proofErr w:type="spellEnd"/>
+      <w:r>
+        <w:t xml:space="preserve"> </w:t>
+      </w:r>
+      <w:proofErr w:type="spellStart"/>
+      <w:r>
+        <w:t>Euriska</w:t>
+      </w:r>
+      <w:proofErr w:type="spellEnd"/>
+      <w:r>
+        <w:t xml:space="preserve">, </w:t>
+      </w:r>
+      <w:proofErr w:type="spellStart"/>
+      <w:r>
+        <w:t>Majestique</w:t>
+      </w:r>
+      <w:proofErr w:type="spellEnd"/>
+      <w:r>
+        <w:t xml:space="preserve"> Marbella</w:t>
       </w:r>
       <w:r>
         <w:br/>
@@ -4860,6 +5097,7 @@
           <w:b/>
           <w:bCs/>
         </w:rPr>
+        <w:lastRenderedPageBreak/>
         <w:t>Completed Projects (Pune):</w:t>
       </w:r>
       <w:r>
@@ -5083,11 +5321,18 @@
           <w:b/>
           <w:bCs/>
         </w:rPr>
-        <w:lastRenderedPageBreak/>
         <w:t>Completed Projects (Pune):</w:t>
       </w:r>
       <w:r>
-        <w:t xml:space="preserve"> Park Infinia, Megapolis (partner), Kumar Picasso</w:t>
+        <w:t xml:space="preserve"> Park </w:t>
+      </w:r>
+      <w:proofErr w:type="spellStart"/>
+      <w:r>
+        <w:t>Infinia</w:t>
+      </w:r>
+      <w:proofErr w:type="spellEnd"/>
+      <w:r>
+        <w:t>, Megapolis (partner), Kumar Picasso</w:t>
       </w:r>
       <w:r>
         <w:br/>
@@ -5231,8 +5476,17 @@
           <w:b/>
           <w:bCs/>
         </w:rPr>
-        <w:t>16) BramhaCorp</w:t>
-      </w:r>
+        <w:t xml:space="preserve">16) </w:t>
+      </w:r>
+      <w:proofErr w:type="spellStart"/>
+      <w:r>
+        <w:rPr>
+          <w:b/>
+          <w:bCs/>
+        </w:rPr>
+        <w:t>BramhaCorp</w:t>
+      </w:r>
+      <w:proofErr w:type="spellEnd"/>
     </w:p>
     <w:p>
       <w:pPr>
@@ -5249,12 +5503,21 @@
       <w:r>
         <w:t xml:space="preserve"> Founded by </w:t>
       </w:r>
+      <w:proofErr w:type="spellStart"/>
       <w:r>
         <w:rPr>
           <w:i/>
           <w:iCs/>
         </w:rPr>
-        <w:t>Bramhadutt Agrawal</w:t>
+        <w:t>Bramhadutt</w:t>
+      </w:r>
+      <w:proofErr w:type="spellEnd"/>
+      <w:r>
+        <w:rPr>
+          <w:i/>
+          <w:iCs/>
+        </w:rPr>
+        <w:t xml:space="preserve"> Agrawal</w:t>
       </w:r>
       <w:r>
         <w:br/>
@@ -5300,8 +5563,29 @@
         <w:t>Completed Projects (Pune):</w:t>
       </w:r>
       <w:r>
-        <w:t xml:space="preserve"> BramhaCorp F Residences, BramhaCorp WaterBay</w:t>
-      </w:r>
+        <w:t xml:space="preserve"> </w:t>
+      </w:r>
+      <w:proofErr w:type="spellStart"/>
+      <w:r>
+        <w:t>BramhaCorp</w:t>
+      </w:r>
+      <w:proofErr w:type="spellEnd"/>
+      <w:r>
+        <w:t xml:space="preserve"> F Residences, </w:t>
+      </w:r>
+      <w:proofErr w:type="spellStart"/>
+      <w:r>
+        <w:t>BramhaCorp</w:t>
+      </w:r>
+      <w:proofErr w:type="spellEnd"/>
+      <w:r>
+        <w:t xml:space="preserve"> </w:t>
+      </w:r>
+      <w:proofErr w:type="spellStart"/>
+      <w:r>
+        <w:t>WaterBay</w:t>
+      </w:r>
+      <w:proofErr w:type="spellEnd"/>
       <w:r>
         <w:br/>
       </w:r>
@@ -5734,8 +6018,13 @@
             <w:pPr>
               <w:pStyle w:val="NoSpacing"/>
             </w:pPr>
+            <w:proofErr w:type="gramStart"/>
             <w:r>
-              <w:t>Land Owner + Developer</w:t>
+              <w:t>Land Owner</w:t>
+            </w:r>
+            <w:proofErr w:type="gramEnd"/>
+            <w:r>
+              <w:t xml:space="preserve"> + Developer</w:t>
             </w:r>
           </w:p>
         </w:tc>
@@ -5797,6 +6086,7 @@
               <w:pStyle w:val="NoSpacing"/>
             </w:pPr>
             <w:r>
+              <w:lastRenderedPageBreak/>
               <w:t>Developer + Financial Partner</w:t>
             </w:r>
           </w:p>
@@ -5951,7 +6241,15 @@
         <w:t>Loading:</w:t>
       </w:r>
       <w:r>
-        <w:t xml:space="preserve"> In real estate, Loading means the extra area added on top of your carpet area to cover common spaces — like corridors, lobbies, lifts, staircases, clubhouse, etc. It shows how much extra space you’re paying for that you don’t actually use inside your flat.</w:t>
+        <w:t xml:space="preserve"> In real estate, Loading means the extra area added on top of your carpet area to cover common spaces — like corridors, lobbies, lifts, staircases, clubhouse, etc. It shows how much extra space you’re paying for that you don’t </w:t>
+      </w:r>
+      <w:proofErr w:type="gramStart"/>
+      <w:r>
+        <w:t>actually use</w:t>
+      </w:r>
+      <w:proofErr w:type="gramEnd"/>
+      <w:r>
+        <w:t xml:space="preserve"> inside your flat.</w:t>
       </w:r>
     </w:p>
     <w:p>
@@ -6016,7 +6314,6 @@
           <w:b/>
           <w:bCs/>
         </w:rPr>
-        <w:lastRenderedPageBreak/>
         <w:t>Example:</w:t>
       </w:r>
       <w:r>
@@ -6494,6 +6791,7 @@
         </w:numPr>
       </w:pPr>
       <w:r>
+        <w:lastRenderedPageBreak/>
         <w:t>“Sir, this project is MHADA-approved — which means it’s legally clear and follows all government housing and construction norms.”</w:t>
       </w:r>
     </w:p>
@@ -6532,7 +6830,87 @@
           <w:b/>
           <w:bCs/>
         </w:rPr>
-        <w:t>Land Size ke hisaab se MHADA / Government Housing ke Rules alag hote hain</w:t>
+        <w:t xml:space="preserve">Land Size </w:t>
+      </w:r>
+      <w:proofErr w:type="spellStart"/>
+      <w:r>
+        <w:rPr>
+          <w:b/>
+          <w:bCs/>
+        </w:rPr>
+        <w:t>ke</w:t>
+      </w:r>
+      <w:proofErr w:type="spellEnd"/>
+      <w:r>
+        <w:rPr>
+          <w:b/>
+          <w:bCs/>
+        </w:rPr>
+        <w:t xml:space="preserve"> </w:t>
+      </w:r>
+      <w:proofErr w:type="spellStart"/>
+      <w:r>
+        <w:rPr>
+          <w:b/>
+          <w:bCs/>
+        </w:rPr>
+        <w:t>hisaab</w:t>
+      </w:r>
+      <w:proofErr w:type="spellEnd"/>
+      <w:r>
+        <w:rPr>
+          <w:b/>
+          <w:bCs/>
+        </w:rPr>
+        <w:t xml:space="preserve"> se MHADA / Government Housing </w:t>
+      </w:r>
+      <w:proofErr w:type="spellStart"/>
+      <w:r>
+        <w:rPr>
+          <w:b/>
+          <w:bCs/>
+        </w:rPr>
+        <w:t>ke</w:t>
+      </w:r>
+      <w:proofErr w:type="spellEnd"/>
+      <w:r>
+        <w:rPr>
+          <w:b/>
+          <w:bCs/>
+        </w:rPr>
+        <w:t xml:space="preserve"> Rules </w:t>
+      </w:r>
+      <w:proofErr w:type="spellStart"/>
+      <w:r>
+        <w:rPr>
+          <w:b/>
+          <w:bCs/>
+        </w:rPr>
+        <w:t>alag</w:t>
+      </w:r>
+      <w:proofErr w:type="spellEnd"/>
+      <w:r>
+        <w:rPr>
+          <w:b/>
+          <w:bCs/>
+        </w:rPr>
+        <w:t xml:space="preserve"> </w:t>
+      </w:r>
+      <w:proofErr w:type="spellStart"/>
+      <w:r>
+        <w:rPr>
+          <w:b/>
+          <w:bCs/>
+        </w:rPr>
+        <w:t>hote</w:t>
+      </w:r>
+      <w:proofErr w:type="spellEnd"/>
+      <w:r>
+        <w:rPr>
+          <w:b/>
+          <w:bCs/>
+        </w:rPr>
+        <w:t xml:space="preserve"> hain</w:t>
       </w:r>
     </w:p>
     <w:p>
@@ -6541,7 +6919,47 @@
         <w:ind w:left="720"/>
       </w:pPr>
       <w:r>
-        <w:t>Rules mainly depend karte hain land area ke size aur authority (PMC, PCMC, PMRDA, MMRDA) ke upar.</w:t>
+        <w:t xml:space="preserve">Rules mainly </w:t>
+      </w:r>
+      <w:proofErr w:type="gramStart"/>
+      <w:r>
+        <w:t>depend</w:t>
+      </w:r>
+      <w:proofErr w:type="gramEnd"/>
+      <w:r>
+        <w:t xml:space="preserve"> </w:t>
+      </w:r>
+      <w:proofErr w:type="spellStart"/>
+      <w:r>
+        <w:t>karte</w:t>
+      </w:r>
+      <w:proofErr w:type="spellEnd"/>
+      <w:r>
+        <w:t xml:space="preserve"> hain land area </w:t>
+      </w:r>
+      <w:proofErr w:type="spellStart"/>
+      <w:r>
+        <w:t>ke</w:t>
+      </w:r>
+      <w:proofErr w:type="spellEnd"/>
+      <w:r>
+        <w:t xml:space="preserve"> size aur authority (PMC, PCMC, PMRDA, MMRDA) </w:t>
+      </w:r>
+      <w:proofErr w:type="spellStart"/>
+      <w:r>
+        <w:t>ke</w:t>
+      </w:r>
+      <w:proofErr w:type="spellEnd"/>
+      <w:r>
+        <w:t xml:space="preserve"> </w:t>
+      </w:r>
+      <w:proofErr w:type="spellStart"/>
+      <w:r>
+        <w:t>upar</w:t>
+      </w:r>
+      <w:proofErr w:type="spellEnd"/>
+      <w:r>
+        <w:t>.</w:t>
       </w:r>
     </w:p>
     <w:p>
@@ -6550,7 +6968,47 @@
         <w:ind w:left="720"/>
       </w:pPr>
       <w:r>
-        <w:t>Maharashtra mein sab kuch DCPR (Development Control &amp; Promotion Regulations) ke through hota hai.</w:t>
+        <w:t xml:space="preserve">Maharashtra </w:t>
+      </w:r>
+      <w:proofErr w:type="spellStart"/>
+      <w:r>
+        <w:t>mein</w:t>
+      </w:r>
+      <w:proofErr w:type="spellEnd"/>
+      <w:r>
+        <w:t xml:space="preserve"> sab </w:t>
+      </w:r>
+      <w:proofErr w:type="spellStart"/>
+      <w:r>
+        <w:t>kuch</w:t>
+      </w:r>
+      <w:proofErr w:type="spellEnd"/>
+      <w:r>
+        <w:t xml:space="preserve"> DCPR (Development Control &amp; Promotion Regulations) </w:t>
+      </w:r>
+      <w:proofErr w:type="spellStart"/>
+      <w:r>
+        <w:t>ke</w:t>
+      </w:r>
+      <w:proofErr w:type="spellEnd"/>
+      <w:r>
+        <w:t xml:space="preserve"> through </w:t>
+      </w:r>
+      <w:proofErr w:type="spellStart"/>
+      <w:r>
+        <w:t>hota</w:t>
+      </w:r>
+      <w:proofErr w:type="spellEnd"/>
+      <w:r>
+        <w:t xml:space="preserve"> </w:t>
+      </w:r>
+      <w:proofErr w:type="spellStart"/>
+      <w:r>
+        <w:t>hai</w:t>
+      </w:r>
+      <w:proofErr w:type="spellEnd"/>
+      <w:r>
+        <w:t>.</w:t>
       </w:r>
     </w:p>
     <w:p>
@@ -6660,8 +7118,13 @@
               <w:pStyle w:val="NoSpacing"/>
               <w:cnfStyle w:val="000000100000" w:firstRow="0" w:lastRow="0" w:firstColumn="0" w:lastColumn="0" w:oddVBand="0" w:evenVBand="0" w:oddHBand="1" w:evenHBand="0" w:firstRowFirstColumn="0" w:firstRowLastColumn="0" w:lastRowFirstColumn="0" w:lastRowLastColumn="0"/>
             </w:pPr>
+            <w:proofErr w:type="gramStart"/>
             <w:r>
-              <w:t xml:space="preserve">Usually </w:t>
+              <w:t>Usually</w:t>
+            </w:r>
+            <w:proofErr w:type="gramEnd"/>
+            <w:r>
+              <w:t xml:space="preserve"> </w:t>
             </w:r>
             <w:r>
               <w:rPr>
@@ -6773,7 +7236,6 @@
               <w:pStyle w:val="NoSpacing"/>
             </w:pPr>
             <w:r>
-              <w:lastRenderedPageBreak/>
               <w:t>5 – 20 acres</w:t>
             </w:r>
           </w:p>
@@ -7033,7 +7495,15 @@
         <w:t>constructed flats</w:t>
       </w:r>
       <w:r>
-        <w:t xml:space="preserve"> ya </w:t>
+        <w:t xml:space="preserve"> </w:t>
+      </w:r>
+      <w:proofErr w:type="spellStart"/>
+      <w:r>
+        <w:t>ya</w:t>
+      </w:r>
+      <w:proofErr w:type="spellEnd"/>
+      <w:r>
+        <w:t xml:space="preserve"> </w:t>
       </w:r>
       <w:r>
         <w:rPr>
@@ -7043,11 +7513,67 @@
         <w:t>equivalent built-up area</w:t>
       </w:r>
       <w:r>
-        <w:t xml:space="preserve"> dena padta hai,</w:t>
+        <w:t xml:space="preserve"> </w:t>
+      </w:r>
+      <w:proofErr w:type="spellStart"/>
+      <w:r>
+        <w:t>dena</w:t>
+      </w:r>
+      <w:proofErr w:type="spellEnd"/>
+      <w:r>
+        <w:t xml:space="preserve"> </w:t>
+      </w:r>
+      <w:proofErr w:type="spellStart"/>
+      <w:r>
+        <w:t>padta</w:t>
+      </w:r>
+      <w:proofErr w:type="spellEnd"/>
+      <w:r>
+        <w:t xml:space="preserve"> </w:t>
+      </w:r>
+      <w:proofErr w:type="spellStart"/>
+      <w:r>
+        <w:t>hai</w:t>
+      </w:r>
+      <w:proofErr w:type="spellEnd"/>
+      <w:r>
+        <w:t>,</w:t>
       </w:r>
       <w:r>
         <w:br/>
-        <w:t>raw land dena rare cases mein hota hai (mostly outskirts or greenfield projects).</w:t>
+        <w:t xml:space="preserve">raw land </w:t>
+      </w:r>
+      <w:proofErr w:type="spellStart"/>
+      <w:r>
+        <w:t>dena</w:t>
+      </w:r>
+      <w:proofErr w:type="spellEnd"/>
+      <w:r>
+        <w:t xml:space="preserve"> rare cases </w:t>
+      </w:r>
+      <w:proofErr w:type="spellStart"/>
+      <w:r>
+        <w:t>mein</w:t>
+      </w:r>
+      <w:proofErr w:type="spellEnd"/>
+      <w:r>
+        <w:t xml:space="preserve"> </w:t>
+      </w:r>
+      <w:proofErr w:type="spellStart"/>
+      <w:r>
+        <w:t>hota</w:t>
+      </w:r>
+      <w:proofErr w:type="spellEnd"/>
+      <w:r>
+        <w:t xml:space="preserve"> </w:t>
+      </w:r>
+      <w:proofErr w:type="spellStart"/>
+      <w:r>
+        <w:t>hai</w:t>
+      </w:r>
+      <w:proofErr w:type="spellEnd"/>
+      <w:r>
+        <w:t xml:space="preserve"> (mostly outskirts or greenfield projects).</w:t>
       </w:r>
     </w:p>
     <w:p>
@@ -7097,7 +7623,23 @@
         <w:t>PMRDA / PCMC (Pune)</w:t>
       </w:r>
       <w:r>
-        <w:t xml:space="preserve"> → 20% built-up reservation for EWS/LIG if land  4,000 sq.m.</w:t>
+        <w:t xml:space="preserve"> → 20% built-up reservation for EWS/LIG if </w:t>
+      </w:r>
+      <w:proofErr w:type="gramStart"/>
+      <w:r>
+        <w:t>land  4,000</w:t>
+      </w:r>
+      <w:proofErr w:type="gramEnd"/>
+      <w:r>
+        <w:t xml:space="preserve"> </w:t>
+      </w:r>
+      <w:proofErr w:type="spellStart"/>
+      <w:r>
+        <w:t>sq.m</w:t>
+      </w:r>
+      <w:proofErr w:type="spellEnd"/>
+      <w:r>
+        <w:t>.</w:t>
       </w:r>
     </w:p>
     <w:p>
@@ -7441,6 +7983,7 @@
         </w:numPr>
       </w:pPr>
       <w:r>
+        <w:lastRenderedPageBreak/>
         <w:t>Premium property feels</w:t>
       </w:r>
     </w:p>
@@ -7597,7 +8140,6 @@
         <w:ind w:left="360"/>
       </w:pPr>
       <w:r>
-        <w:lastRenderedPageBreak/>
         <w:t>“Sir, if you’re interested in Lodha Phase 3, you can submit an EOI to secure priority updates before the public launch.”</w:t>
       </w:r>
     </w:p>
@@ -7934,25 +8476,195 @@
         <w:ind w:left="360"/>
       </w:pPr>
       <w:r>
-        <w:t>CLP ek aisa payment plan hota hai jisme buyer ko poora paisa ek saath nahi dena padta.</w:t>
-      </w:r>
-    </w:p>
-    <w:p>
-      <w:pPr>
-        <w:pStyle w:val="NoSpacing"/>
-        <w:ind w:left="360"/>
-      </w:pPr>
-      <w:r>
-        <w:t>Aapko payment construction ke stages ke according karna hota hai.</w:t>
-      </w:r>
-    </w:p>
-    <w:p>
-      <w:pPr>
-        <w:pStyle w:val="NoSpacing"/>
-        <w:ind w:left="360"/>
-      </w:pPr>
-      <w:r>
-        <w:t>Jitna construction aage badhta hai, utna payment karte jaate ho.</w:t>
+        <w:t xml:space="preserve">CLP ek </w:t>
+      </w:r>
+      <w:proofErr w:type="spellStart"/>
+      <w:r>
+        <w:t>aisa</w:t>
+      </w:r>
+      <w:proofErr w:type="spellEnd"/>
+      <w:r>
+        <w:t xml:space="preserve"> payment plan </w:t>
+      </w:r>
+      <w:proofErr w:type="spellStart"/>
+      <w:r>
+        <w:t>hota</w:t>
+      </w:r>
+      <w:proofErr w:type="spellEnd"/>
+      <w:r>
+        <w:t xml:space="preserve"> </w:t>
+      </w:r>
+      <w:proofErr w:type="spellStart"/>
+      <w:r>
+        <w:t>hai</w:t>
+      </w:r>
+      <w:proofErr w:type="spellEnd"/>
+      <w:r>
+        <w:t xml:space="preserve"> </w:t>
+      </w:r>
+      <w:proofErr w:type="spellStart"/>
+      <w:r>
+        <w:t>jisme</w:t>
+      </w:r>
+      <w:proofErr w:type="spellEnd"/>
+      <w:r>
+        <w:t xml:space="preserve"> buyer ko </w:t>
+      </w:r>
+      <w:proofErr w:type="spellStart"/>
+      <w:r>
+        <w:t>poora</w:t>
+      </w:r>
+      <w:proofErr w:type="spellEnd"/>
+      <w:r>
+        <w:t xml:space="preserve"> paisa ek </w:t>
+      </w:r>
+      <w:proofErr w:type="spellStart"/>
+      <w:r>
+        <w:t>saath</w:t>
+      </w:r>
+      <w:proofErr w:type="spellEnd"/>
+      <w:r>
+        <w:t xml:space="preserve"> </w:t>
+      </w:r>
+      <w:proofErr w:type="spellStart"/>
+      <w:r>
+        <w:t>nahi</w:t>
+      </w:r>
+      <w:proofErr w:type="spellEnd"/>
+      <w:r>
+        <w:t xml:space="preserve"> </w:t>
+      </w:r>
+      <w:proofErr w:type="spellStart"/>
+      <w:r>
+        <w:t>dena</w:t>
+      </w:r>
+      <w:proofErr w:type="spellEnd"/>
+      <w:r>
+        <w:t xml:space="preserve"> </w:t>
+      </w:r>
+      <w:proofErr w:type="spellStart"/>
+      <w:r>
+        <w:t>padta</w:t>
+      </w:r>
+      <w:proofErr w:type="spellEnd"/>
+      <w:r>
+        <w:t>.</w:t>
+      </w:r>
+    </w:p>
+    <w:p>
+      <w:pPr>
+        <w:pStyle w:val="NoSpacing"/>
+        <w:ind w:left="360"/>
+      </w:pPr>
+      <w:proofErr w:type="spellStart"/>
+      <w:r>
+        <w:t>Aapko</w:t>
+      </w:r>
+      <w:proofErr w:type="spellEnd"/>
+      <w:r>
+        <w:t xml:space="preserve"> payment construction </w:t>
+      </w:r>
+      <w:proofErr w:type="spellStart"/>
+      <w:r>
+        <w:t>ke</w:t>
+      </w:r>
+      <w:proofErr w:type="spellEnd"/>
+      <w:r>
+        <w:t xml:space="preserve"> stages </w:t>
+      </w:r>
+      <w:proofErr w:type="spellStart"/>
+      <w:r>
+        <w:t>ke</w:t>
+      </w:r>
+      <w:proofErr w:type="spellEnd"/>
+      <w:r>
+        <w:t xml:space="preserve"> according </w:t>
+      </w:r>
+      <w:proofErr w:type="spellStart"/>
+      <w:r>
+        <w:t>karna</w:t>
+      </w:r>
+      <w:proofErr w:type="spellEnd"/>
+      <w:r>
+        <w:t xml:space="preserve"> </w:t>
+      </w:r>
+      <w:proofErr w:type="spellStart"/>
+      <w:r>
+        <w:t>hota</w:t>
+      </w:r>
+      <w:proofErr w:type="spellEnd"/>
+      <w:r>
+        <w:t xml:space="preserve"> </w:t>
+      </w:r>
+      <w:proofErr w:type="spellStart"/>
+      <w:r>
+        <w:t>hai</w:t>
+      </w:r>
+      <w:proofErr w:type="spellEnd"/>
+      <w:r>
+        <w:t>.</w:t>
+      </w:r>
+    </w:p>
+    <w:p>
+      <w:pPr>
+        <w:pStyle w:val="NoSpacing"/>
+        <w:ind w:left="360"/>
+      </w:pPr>
+      <w:proofErr w:type="spellStart"/>
+      <w:r>
+        <w:t>Jitna</w:t>
+      </w:r>
+      <w:proofErr w:type="spellEnd"/>
+      <w:r>
+        <w:t xml:space="preserve"> construction </w:t>
+      </w:r>
+      <w:proofErr w:type="spellStart"/>
+      <w:r>
+        <w:t>aage</w:t>
+      </w:r>
+      <w:proofErr w:type="spellEnd"/>
+      <w:r>
+        <w:t xml:space="preserve"> </w:t>
+      </w:r>
+      <w:proofErr w:type="spellStart"/>
+      <w:r>
+        <w:t>badhta</w:t>
+      </w:r>
+      <w:proofErr w:type="spellEnd"/>
+      <w:r>
+        <w:t xml:space="preserve"> </w:t>
+      </w:r>
+      <w:proofErr w:type="spellStart"/>
+      <w:r>
+        <w:t>hai</w:t>
+      </w:r>
+      <w:proofErr w:type="spellEnd"/>
+      <w:r>
+        <w:t xml:space="preserve">, </w:t>
+      </w:r>
+      <w:proofErr w:type="spellStart"/>
+      <w:r>
+        <w:t>utna</w:t>
+      </w:r>
+      <w:proofErr w:type="spellEnd"/>
+      <w:r>
+        <w:t xml:space="preserve"> payment </w:t>
+      </w:r>
+      <w:proofErr w:type="spellStart"/>
+      <w:r>
+        <w:t>karte</w:t>
+      </w:r>
+      <w:proofErr w:type="spellEnd"/>
+      <w:r>
+        <w:t xml:space="preserve"> </w:t>
+      </w:r>
+      <w:proofErr w:type="spellStart"/>
+      <w:r>
+        <w:t>jaate</w:t>
+      </w:r>
+      <w:proofErr w:type="spellEnd"/>
+      <w:r>
+        <w:t xml:space="preserve"> ho.</w:t>
       </w:r>
     </w:p>
     <w:p>
@@ -8085,8 +8797,29 @@
               <w:pStyle w:val="NoSpacing"/>
             </w:pPr>
             <w:r>
-              <w:t>Jab aap flat book karte ho</w:t>
+              <w:t xml:space="preserve">Jab </w:t>
             </w:r>
+            <w:proofErr w:type="spellStart"/>
+            <w:r>
+              <w:t>aap</w:t>
+            </w:r>
+            <w:proofErr w:type="spellEnd"/>
+            <w:r>
+              <w:t xml:space="preserve"> flat book </w:t>
+            </w:r>
+            <w:proofErr w:type="spellStart"/>
+            <w:r>
+              <w:t>karte</w:t>
+            </w:r>
+            <w:proofErr w:type="spellEnd"/>
+            <w:r>
+              <w:t xml:space="preserve"> </w:t>
+            </w:r>
+            <w:proofErr w:type="spellStart"/>
+            <w:r>
+              <w:t>ho</w:t>
+            </w:r>
+            <w:proofErr w:type="spellEnd"/>
           </w:p>
         </w:tc>
       </w:tr>
@@ -8132,8 +8865,21 @@
               <w:pStyle w:val="NoSpacing"/>
             </w:pPr>
             <w:r>
-              <w:t>Jab land digging start hoti hai</w:t>
+              <w:t xml:space="preserve">Jab land digging start </w:t>
             </w:r>
+            <w:proofErr w:type="spellStart"/>
+            <w:r>
+              <w:t>hoti</w:t>
+            </w:r>
+            <w:proofErr w:type="spellEnd"/>
+            <w:r>
+              <w:t xml:space="preserve"> </w:t>
+            </w:r>
+            <w:proofErr w:type="spellStart"/>
+            <w:r>
+              <w:t>hai</w:t>
+            </w:r>
+            <w:proofErr w:type="spellEnd"/>
           </w:p>
         </w:tc>
       </w:tr>
@@ -8179,8 +8925,21 @@
               <w:pStyle w:val="NoSpacing"/>
             </w:pPr>
             <w:r>
-              <w:t>Jab building ka base ready hota hai</w:t>
+              <w:t xml:space="preserve">Jab building ka base ready </w:t>
             </w:r>
+            <w:proofErr w:type="spellStart"/>
+            <w:r>
+              <w:t>hota</w:t>
+            </w:r>
+            <w:proofErr w:type="spellEnd"/>
+            <w:r>
+              <w:t xml:space="preserve"> </w:t>
+            </w:r>
+            <w:proofErr w:type="spellStart"/>
+            <w:r>
+              <w:t>hai</w:t>
+            </w:r>
+            <w:proofErr w:type="spellEnd"/>
           </w:p>
         </w:tc>
       </w:tr>
@@ -8226,8 +8985,21 @@
               <w:pStyle w:val="NoSpacing"/>
             </w:pPr>
             <w:r>
-              <w:t>Jab floor-by-floor slab complete hoti hai</w:t>
+              <w:t xml:space="preserve">Jab floor-by-floor slab complete </w:t>
             </w:r>
+            <w:proofErr w:type="spellStart"/>
+            <w:r>
+              <w:t>hoti</w:t>
+            </w:r>
+            <w:proofErr w:type="spellEnd"/>
+            <w:r>
+              <w:t xml:space="preserve"> </w:t>
+            </w:r>
+            <w:proofErr w:type="spellStart"/>
+            <w:r>
+              <w:t>hai</w:t>
+            </w:r>
+            <w:proofErr w:type="spellEnd"/>
           </w:p>
         </w:tc>
       </w:tr>
@@ -8273,8 +9045,21 @@
               <w:pStyle w:val="NoSpacing"/>
             </w:pPr>
             <w:r>
-              <w:t>Jab internal construction hota hai</w:t>
+              <w:t xml:space="preserve">Jab internal construction </w:t>
             </w:r>
+            <w:proofErr w:type="spellStart"/>
+            <w:r>
+              <w:t>hota</w:t>
+            </w:r>
+            <w:proofErr w:type="spellEnd"/>
+            <w:r>
+              <w:t xml:space="preserve"> </w:t>
+            </w:r>
+            <w:proofErr w:type="spellStart"/>
+            <w:r>
+              <w:t>hai</w:t>
+            </w:r>
+            <w:proofErr w:type="spellEnd"/>
           </w:p>
         </w:tc>
       </w:tr>
@@ -8320,8 +9105,37 @@
               <w:pStyle w:val="NoSpacing"/>
             </w:pPr>
             <w:r>
-              <w:t>Jab flat ready hota hai possession ke liye</w:t>
+              <w:t xml:space="preserve">Jab flat ready </w:t>
             </w:r>
+            <w:proofErr w:type="spellStart"/>
+            <w:r>
+              <w:t>hota</w:t>
+            </w:r>
+            <w:proofErr w:type="spellEnd"/>
+            <w:r>
+              <w:t xml:space="preserve"> </w:t>
+            </w:r>
+            <w:proofErr w:type="spellStart"/>
+            <w:r>
+              <w:t>hai</w:t>
+            </w:r>
+            <w:proofErr w:type="spellEnd"/>
+            <w:r>
+              <w:t xml:space="preserve"> possession </w:t>
+            </w:r>
+            <w:proofErr w:type="spellStart"/>
+            <w:r>
+              <w:t>ke</w:t>
+            </w:r>
+            <w:proofErr w:type="spellEnd"/>
+            <w:r>
+              <w:t xml:space="preserve"> </w:t>
+            </w:r>
+            <w:proofErr w:type="spellStart"/>
+            <w:r>
+              <w:t>liye</w:t>
+            </w:r>
+            <w:proofErr w:type="spellEnd"/>
           </w:p>
         </w:tc>
       </w:tr>
@@ -8343,7 +9157,39 @@
           <w:b/>
           <w:bCs/>
         </w:rPr>
-        <w:t>CLP Plan ke Fayde (Benefits):</w:t>
+        <w:t xml:space="preserve">CLP Plan </w:t>
+      </w:r>
+      <w:proofErr w:type="spellStart"/>
+      <w:r>
+        <w:rPr>
+          <w:b/>
+          <w:bCs/>
+        </w:rPr>
+        <w:t>ke</w:t>
+      </w:r>
+      <w:proofErr w:type="spellEnd"/>
+      <w:r>
+        <w:rPr>
+          <w:b/>
+          <w:bCs/>
+        </w:rPr>
+        <w:t xml:space="preserve"> </w:t>
+      </w:r>
+      <w:proofErr w:type="spellStart"/>
+      <w:r>
+        <w:rPr>
+          <w:b/>
+          <w:bCs/>
+        </w:rPr>
+        <w:t>Fayde</w:t>
+      </w:r>
+      <w:proofErr w:type="spellEnd"/>
+      <w:r>
+        <w:rPr>
+          <w:b/>
+          <w:bCs/>
+        </w:rPr>
+        <w:t xml:space="preserve"> (Benefits):</w:t>
       </w:r>
     </w:p>
     <w:p>
@@ -8363,7 +9209,118 @@
       </w:r>
       <w:r>
         <w:br/>
-        <w:t>Aap utna hi paisa dete ho jitna kaam ho gaya hai — agar project delay hota hai to paisa ruk jaata hai.</w:t>
+      </w:r>
+      <w:proofErr w:type="spellStart"/>
+      <w:r>
+        <w:t>Aap</w:t>
+      </w:r>
+      <w:proofErr w:type="spellEnd"/>
+      <w:r>
+        <w:t xml:space="preserve"> </w:t>
+      </w:r>
+      <w:proofErr w:type="spellStart"/>
+      <w:r>
+        <w:t>utna</w:t>
+      </w:r>
+      <w:proofErr w:type="spellEnd"/>
+      <w:r>
+        <w:t xml:space="preserve"> hi paisa </w:t>
+      </w:r>
+      <w:proofErr w:type="spellStart"/>
+      <w:r>
+        <w:t>dete</w:t>
+      </w:r>
+      <w:proofErr w:type="spellEnd"/>
+      <w:r>
+        <w:t xml:space="preserve"> </w:t>
+      </w:r>
+      <w:proofErr w:type="spellStart"/>
+      <w:r>
+        <w:t>ho</w:t>
+      </w:r>
+      <w:proofErr w:type="spellEnd"/>
+      <w:r>
+        <w:t xml:space="preserve"> </w:t>
+      </w:r>
+      <w:proofErr w:type="spellStart"/>
+      <w:r>
+        <w:t>jitna</w:t>
+      </w:r>
+      <w:proofErr w:type="spellEnd"/>
+      <w:r>
+        <w:t xml:space="preserve"> </w:t>
+      </w:r>
+      <w:proofErr w:type="spellStart"/>
+      <w:r>
+        <w:t>kaam</w:t>
+      </w:r>
+      <w:proofErr w:type="spellEnd"/>
+      <w:r>
+        <w:t xml:space="preserve"> </w:t>
+      </w:r>
+      <w:proofErr w:type="spellStart"/>
+      <w:r>
+        <w:t>ho</w:t>
+      </w:r>
+      <w:proofErr w:type="spellEnd"/>
+      <w:r>
+        <w:t xml:space="preserve"> </w:t>
+      </w:r>
+      <w:proofErr w:type="spellStart"/>
+      <w:r>
+        <w:t>gaya</w:t>
+      </w:r>
+      <w:proofErr w:type="spellEnd"/>
+      <w:r>
+        <w:t xml:space="preserve"> </w:t>
+      </w:r>
+      <w:proofErr w:type="spellStart"/>
+      <w:r>
+        <w:t>hai</w:t>
+      </w:r>
+      <w:proofErr w:type="spellEnd"/>
+      <w:r>
+        <w:t xml:space="preserve"> — agar project delay </w:t>
+      </w:r>
+      <w:proofErr w:type="spellStart"/>
+      <w:r>
+        <w:t>hota</w:t>
+      </w:r>
+      <w:proofErr w:type="spellEnd"/>
+      <w:r>
+        <w:t xml:space="preserve"> </w:t>
+      </w:r>
+      <w:proofErr w:type="spellStart"/>
+      <w:r>
+        <w:t>hai</w:t>
+      </w:r>
+      <w:proofErr w:type="spellEnd"/>
+      <w:r>
+        <w:t xml:space="preserve"> to paisa </w:t>
+      </w:r>
+      <w:proofErr w:type="spellStart"/>
+      <w:r>
+        <w:t>ruk</w:t>
+      </w:r>
+      <w:proofErr w:type="spellEnd"/>
+      <w:r>
+        <w:t xml:space="preserve"> </w:t>
+      </w:r>
+      <w:proofErr w:type="spellStart"/>
+      <w:r>
+        <w:t>jaata</w:t>
+      </w:r>
+      <w:proofErr w:type="spellEnd"/>
+      <w:r>
+        <w:t xml:space="preserve"> </w:t>
+      </w:r>
+      <w:proofErr w:type="spellStart"/>
+      <w:r>
+        <w:t>hai</w:t>
+      </w:r>
+      <w:proofErr w:type="spellEnd"/>
+      <w:r>
+        <w:t>.</w:t>
       </w:r>
     </w:p>
     <w:p>
@@ -8379,11 +9336,84 @@
           <w:b/>
           <w:bCs/>
         </w:rPr>
+        <w:lastRenderedPageBreak/>
         <w:t>Gradual Payment:</w:t>
       </w:r>
       <w:r>
         <w:br/>
-        <w:t>EMI ya fund pressure kam padta hai kyunki payment time ke sath-sath hota hai.</w:t>
+        <w:t xml:space="preserve">EMI </w:t>
+      </w:r>
+      <w:proofErr w:type="spellStart"/>
+      <w:r>
+        <w:t>ya</w:t>
+      </w:r>
+      <w:proofErr w:type="spellEnd"/>
+      <w:r>
+        <w:t xml:space="preserve"> fund pressure </w:t>
+      </w:r>
+      <w:proofErr w:type="spellStart"/>
+      <w:r>
+        <w:t>kam</w:t>
+      </w:r>
+      <w:proofErr w:type="spellEnd"/>
+      <w:r>
+        <w:t xml:space="preserve"> </w:t>
+      </w:r>
+      <w:proofErr w:type="spellStart"/>
+      <w:r>
+        <w:t>padta</w:t>
+      </w:r>
+      <w:proofErr w:type="spellEnd"/>
+      <w:r>
+        <w:t xml:space="preserve"> </w:t>
+      </w:r>
+      <w:proofErr w:type="spellStart"/>
+      <w:r>
+        <w:t>hai</w:t>
+      </w:r>
+      <w:proofErr w:type="spellEnd"/>
+      <w:r>
+        <w:t xml:space="preserve"> </w:t>
+      </w:r>
+      <w:proofErr w:type="spellStart"/>
+      <w:r>
+        <w:t>kyunki</w:t>
+      </w:r>
+      <w:proofErr w:type="spellEnd"/>
+      <w:r>
+        <w:t xml:space="preserve"> payment time </w:t>
+      </w:r>
+      <w:proofErr w:type="spellStart"/>
+      <w:r>
+        <w:t>ke</w:t>
+      </w:r>
+      <w:proofErr w:type="spellEnd"/>
+      <w:r>
+        <w:t xml:space="preserve"> </w:t>
+      </w:r>
+      <w:proofErr w:type="spellStart"/>
+      <w:r>
+        <w:t>sath-sath</w:t>
+      </w:r>
+      <w:proofErr w:type="spellEnd"/>
+      <w:r>
+        <w:t xml:space="preserve"> </w:t>
+      </w:r>
+      <w:proofErr w:type="spellStart"/>
+      <w:r>
+        <w:t>hota</w:t>
+      </w:r>
+      <w:proofErr w:type="spellEnd"/>
+      <w:r>
+        <w:t xml:space="preserve"> </w:t>
+      </w:r>
+      <w:proofErr w:type="spellStart"/>
+      <w:r>
+        <w:t>hai</w:t>
+      </w:r>
+      <w:proofErr w:type="spellEnd"/>
+      <w:r>
+        <w:t>.</w:t>
       </w:r>
     </w:p>
     <w:p>
@@ -8403,7 +9433,47 @@
       </w:r>
       <w:r>
         <w:br/>
-        <w:t>Genuine builders CLP plan offer karte hain jisse client ka trust build hota hai.</w:t>
+        <w:t xml:space="preserve">Genuine builders CLP plan </w:t>
+      </w:r>
+      <w:proofErr w:type="gramStart"/>
+      <w:r>
+        <w:t>offer</w:t>
+      </w:r>
+      <w:proofErr w:type="gramEnd"/>
+      <w:r>
+        <w:t xml:space="preserve"> </w:t>
+      </w:r>
+      <w:proofErr w:type="spellStart"/>
+      <w:r>
+        <w:t>karte</w:t>
+      </w:r>
+      <w:proofErr w:type="spellEnd"/>
+      <w:r>
+        <w:t xml:space="preserve"> hain </w:t>
+      </w:r>
+      <w:proofErr w:type="spellStart"/>
+      <w:r>
+        <w:t>jisse</w:t>
+      </w:r>
+      <w:proofErr w:type="spellEnd"/>
+      <w:r>
+        <w:t xml:space="preserve"> client ka trust build </w:t>
+      </w:r>
+      <w:proofErr w:type="spellStart"/>
+      <w:r>
+        <w:t>hota</w:t>
+      </w:r>
+      <w:proofErr w:type="spellEnd"/>
+      <w:r>
+        <w:t xml:space="preserve"> </w:t>
+      </w:r>
+      <w:proofErr w:type="spellStart"/>
+      <w:r>
+        <w:t>hai</w:t>
+      </w:r>
+      <w:proofErr w:type="spellEnd"/>
+      <w:r>
+        <w:t>.</w:t>
       </w:r>
     </w:p>
     <w:p>
@@ -8438,7 +9508,31 @@
         </w:numPr>
       </w:pPr>
       <w:r>
-        <w:t>CLP plan RERA-approved projects mein hi follow hota hai.</w:t>
+        <w:t xml:space="preserve">CLP plan RERA-approved projects </w:t>
+      </w:r>
+      <w:proofErr w:type="spellStart"/>
+      <w:r>
+        <w:t>mein</w:t>
+      </w:r>
+      <w:proofErr w:type="spellEnd"/>
+      <w:r>
+        <w:t xml:space="preserve"> hi follow </w:t>
+      </w:r>
+      <w:proofErr w:type="spellStart"/>
+      <w:r>
+        <w:t>hota</w:t>
+      </w:r>
+      <w:proofErr w:type="spellEnd"/>
+      <w:r>
+        <w:t xml:space="preserve"> </w:t>
+      </w:r>
+      <w:proofErr w:type="spellStart"/>
+      <w:r>
+        <w:t>hai</w:t>
+      </w:r>
+      <w:proofErr w:type="spellEnd"/>
+      <w:r>
+        <w:t>.</w:t>
       </w:r>
     </w:p>
     <w:p>
@@ -8450,7 +9544,63 @@
         </w:numPr>
       </w:pPr>
       <w:r>
-        <w:t>Agar builder delay karta hai, to buyer payment rok sakta hai until next milestone complete hota hai.</w:t>
+        <w:t xml:space="preserve">Agar builder delay </w:t>
+      </w:r>
+      <w:proofErr w:type="spellStart"/>
+      <w:r>
+        <w:t>karta</w:t>
+      </w:r>
+      <w:proofErr w:type="spellEnd"/>
+      <w:r>
+        <w:t xml:space="preserve"> </w:t>
+      </w:r>
+      <w:proofErr w:type="spellStart"/>
+      <w:r>
+        <w:t>hai</w:t>
+      </w:r>
+      <w:proofErr w:type="spellEnd"/>
+      <w:r>
+        <w:t xml:space="preserve">, to buyer payment </w:t>
+      </w:r>
+      <w:proofErr w:type="spellStart"/>
+      <w:r>
+        <w:t>rok</w:t>
+      </w:r>
+      <w:proofErr w:type="spellEnd"/>
+      <w:r>
+        <w:t xml:space="preserve"> </w:t>
+      </w:r>
+      <w:proofErr w:type="spellStart"/>
+      <w:r>
+        <w:t>sakta</w:t>
+      </w:r>
+      <w:proofErr w:type="spellEnd"/>
+      <w:r>
+        <w:t xml:space="preserve"> </w:t>
+      </w:r>
+      <w:proofErr w:type="spellStart"/>
+      <w:r>
+        <w:t>hai</w:t>
+      </w:r>
+      <w:proofErr w:type="spellEnd"/>
+      <w:r>
+        <w:t xml:space="preserve"> until next milestone complete </w:t>
+      </w:r>
+      <w:proofErr w:type="spellStart"/>
+      <w:r>
+        <w:t>hota</w:t>
+      </w:r>
+      <w:proofErr w:type="spellEnd"/>
+      <w:r>
+        <w:t xml:space="preserve"> </w:t>
+      </w:r>
+      <w:proofErr w:type="spellStart"/>
+      <w:r>
+        <w:t>hai</w:t>
+      </w:r>
+      <w:proofErr w:type="spellEnd"/>
+      <w:r>
+        <w:t>.</w:t>
       </w:r>
     </w:p>
     <w:p>
@@ -8478,7 +9628,135 @@
         <w:ind w:left="360"/>
       </w:pPr>
       <w:r>
-        <w:t>“Sir, Lodha ka project CLP plan pe hai — matlab aapko poora paisa ek saath nahi dena, construction jese-jese badhega waise-waise aapka payment hoga. Safe aur transparent system hai, specially first-time buyers ke liye perfect.”</w:t>
+        <w:t xml:space="preserve">“Sir, Lodha ka project CLP plan pe </w:t>
+      </w:r>
+      <w:proofErr w:type="spellStart"/>
+      <w:r>
+        <w:t>hai</w:t>
+      </w:r>
+      <w:proofErr w:type="spellEnd"/>
+      <w:r>
+        <w:t xml:space="preserve"> — </w:t>
+      </w:r>
+      <w:proofErr w:type="spellStart"/>
+      <w:r>
+        <w:t>matlab</w:t>
+      </w:r>
+      <w:proofErr w:type="spellEnd"/>
+      <w:r>
+        <w:t xml:space="preserve"> </w:t>
+      </w:r>
+      <w:proofErr w:type="spellStart"/>
+      <w:r>
+        <w:t>aapko</w:t>
+      </w:r>
+      <w:proofErr w:type="spellEnd"/>
+      <w:r>
+        <w:t xml:space="preserve"> </w:t>
+      </w:r>
+      <w:proofErr w:type="spellStart"/>
+      <w:r>
+        <w:t>poora</w:t>
+      </w:r>
+      <w:proofErr w:type="spellEnd"/>
+      <w:r>
+        <w:t xml:space="preserve"> paisa ek </w:t>
+      </w:r>
+      <w:proofErr w:type="spellStart"/>
+      <w:r>
+        <w:t>saath</w:t>
+      </w:r>
+      <w:proofErr w:type="spellEnd"/>
+      <w:r>
+        <w:t xml:space="preserve"> </w:t>
+      </w:r>
+      <w:proofErr w:type="spellStart"/>
+      <w:r>
+        <w:t>nahi</w:t>
+      </w:r>
+      <w:proofErr w:type="spellEnd"/>
+      <w:r>
+        <w:t xml:space="preserve"> </w:t>
+      </w:r>
+      <w:proofErr w:type="spellStart"/>
+      <w:r>
+        <w:t>dena</w:t>
+      </w:r>
+      <w:proofErr w:type="spellEnd"/>
+      <w:r>
+        <w:t xml:space="preserve">, construction </w:t>
+      </w:r>
+      <w:proofErr w:type="spellStart"/>
+      <w:r>
+        <w:t>jese-jese</w:t>
+      </w:r>
+      <w:proofErr w:type="spellEnd"/>
+      <w:r>
+        <w:t xml:space="preserve"> </w:t>
+      </w:r>
+      <w:proofErr w:type="spellStart"/>
+      <w:r>
+        <w:t>badhega</w:t>
+      </w:r>
+      <w:proofErr w:type="spellEnd"/>
+      <w:r>
+        <w:t xml:space="preserve"> </w:t>
+      </w:r>
+      <w:proofErr w:type="spellStart"/>
+      <w:r>
+        <w:t>waise-waise</w:t>
+      </w:r>
+      <w:proofErr w:type="spellEnd"/>
+      <w:r>
+        <w:t xml:space="preserve"> </w:t>
+      </w:r>
+      <w:proofErr w:type="spellStart"/>
+      <w:r>
+        <w:t>aapka</w:t>
+      </w:r>
+      <w:proofErr w:type="spellEnd"/>
+      <w:r>
+        <w:t xml:space="preserve"> payment </w:t>
+      </w:r>
+      <w:proofErr w:type="spellStart"/>
+      <w:r>
+        <w:t>hoga</w:t>
+      </w:r>
+      <w:proofErr w:type="spellEnd"/>
+      <w:r>
+        <w:t xml:space="preserve">. Safe aur transparent system </w:t>
+      </w:r>
+      <w:proofErr w:type="spellStart"/>
+      <w:r>
+        <w:t>hai</w:t>
+      </w:r>
+      <w:proofErr w:type="spellEnd"/>
+      <w:r>
+        <w:t xml:space="preserve">, </w:t>
+      </w:r>
+      <w:proofErr w:type="gramStart"/>
+      <w:r>
+        <w:t>specially</w:t>
+      </w:r>
+      <w:proofErr w:type="gramEnd"/>
+      <w:r>
+        <w:t xml:space="preserve"> first-time buyers </w:t>
+      </w:r>
+      <w:proofErr w:type="spellStart"/>
+      <w:r>
+        <w:t>ke</w:t>
+      </w:r>
+      <w:proofErr w:type="spellEnd"/>
+      <w:r>
+        <w:t xml:space="preserve"> </w:t>
+      </w:r>
+      <w:proofErr w:type="spellStart"/>
+      <w:r>
+        <w:t>liye</w:t>
+      </w:r>
+      <w:proofErr w:type="spellEnd"/>
+      <w:r>
+        <w:t xml:space="preserve"> perfect.”</w:t>
       </w:r>
     </w:p>
     <w:p>
@@ -8519,7 +9797,6 @@
           <w:b/>
           <w:bCs/>
         </w:rPr>
-        <w:lastRenderedPageBreak/>
         <w:t>Benefit:</w:t>
       </w:r>
     </w:p>
@@ -8783,7 +10060,15 @@
         <w:t xml:space="preserve"> </w:t>
       </w:r>
       <w:r>
-        <w:t>You pay the amount in 4 equal installments of 25% each — usually tied to major construction stages.</w:t>
+        <w:t xml:space="preserve">You pay the amount in 4 equal </w:t>
+      </w:r>
+      <w:proofErr w:type="spellStart"/>
+      <w:r>
+        <w:t>installments</w:t>
+      </w:r>
+      <w:proofErr w:type="spellEnd"/>
+      <w:r>
+        <w:t xml:space="preserve"> of 25% each — usually tied to major construction stages.</w:t>
       </w:r>
     </w:p>
     <w:p>
@@ -9051,7 +10336,63 @@
         <w:t xml:space="preserve">: </w:t>
       </w:r>
       <w:r>
-        <w:t>Pimpri, Chinchwad, Wakad, Hinjewadi jaise areas ko manage karne wali local body hai — yeh road, water supply, drainage aur building permission deti hai.</w:t>
+        <w:t xml:space="preserve">Pimpri, Chinchwad, </w:t>
+      </w:r>
+      <w:proofErr w:type="spellStart"/>
+      <w:r>
+        <w:t>Wakad</w:t>
+      </w:r>
+      <w:proofErr w:type="spellEnd"/>
+      <w:r>
+        <w:t xml:space="preserve">, Hinjewadi </w:t>
+      </w:r>
+      <w:proofErr w:type="spellStart"/>
+      <w:r>
+        <w:t>jaise</w:t>
+      </w:r>
+      <w:proofErr w:type="spellEnd"/>
+      <w:r>
+        <w:t xml:space="preserve"> areas ko manage </w:t>
+      </w:r>
+      <w:proofErr w:type="spellStart"/>
+      <w:r>
+        <w:t>karne</w:t>
+      </w:r>
+      <w:proofErr w:type="spellEnd"/>
+      <w:r>
+        <w:t xml:space="preserve"> </w:t>
+      </w:r>
+      <w:proofErr w:type="spellStart"/>
+      <w:r>
+        <w:t>wali</w:t>
+      </w:r>
+      <w:proofErr w:type="spellEnd"/>
+      <w:r>
+        <w:t xml:space="preserve"> local body </w:t>
+      </w:r>
+      <w:proofErr w:type="spellStart"/>
+      <w:r>
+        <w:t>hai</w:t>
+      </w:r>
+      <w:proofErr w:type="spellEnd"/>
+      <w:r>
+        <w:t xml:space="preserve"> — yeh road, water supply, drainage aur building permission </w:t>
+      </w:r>
+      <w:proofErr w:type="spellStart"/>
+      <w:r>
+        <w:t>deti</w:t>
+      </w:r>
+      <w:proofErr w:type="spellEnd"/>
+      <w:r>
+        <w:t xml:space="preserve"> </w:t>
+      </w:r>
+      <w:proofErr w:type="spellStart"/>
+      <w:r>
+        <w:t>hai</w:t>
+      </w:r>
+      <w:proofErr w:type="spellEnd"/>
+      <w:r>
+        <w:t>.</w:t>
       </w:r>
     </w:p>
     <w:p>
@@ -9073,20 +10414,46 @@
         <w:t>Key Areas:</w:t>
       </w:r>
       <w:r>
-        <w:t xml:space="preserve"> Pimpri, Chinchwad, Akurdi, Nigdi, Ravet, Hinjewadi, Tathawade, Moshi</w:t>
-      </w:r>
+        <w:t xml:space="preserve"> Pimpri, Chinchwad, </w:t>
+      </w:r>
+      <w:proofErr w:type="spellStart"/>
+      <w:r>
+        <w:t>Akurdi</w:t>
+      </w:r>
+      <w:proofErr w:type="spellEnd"/>
       <w:r>
         <w:t xml:space="preserve">, </w:t>
       </w:r>
+      <w:proofErr w:type="spellStart"/>
+      <w:r>
+        <w:t>Nigdi</w:t>
+      </w:r>
+      <w:proofErr w:type="spellEnd"/>
+      <w:r>
+        <w:t xml:space="preserve">, Ravet, Hinjewadi, </w:t>
+      </w:r>
+      <w:proofErr w:type="spellStart"/>
+      <w:r>
+        <w:t>Tathawade</w:t>
+      </w:r>
+      <w:proofErr w:type="spellEnd"/>
+      <w:r>
+        <w:t>, Moshi</w:t>
+      </w:r>
+      <w:r>
+        <w:t xml:space="preserve">, </w:t>
+      </w:r>
       <w:r>
         <w:t>Sus (Sus Gaon)</w:t>
       </w:r>
       <w:r>
         <w:t xml:space="preserve">, </w:t>
       </w:r>
+      <w:proofErr w:type="spellStart"/>
       <w:r>
         <w:t>Bhosari</w:t>
       </w:r>
+      <w:proofErr w:type="spellEnd"/>
       <w:r>
         <w:t xml:space="preserve"> </w:t>
       </w:r>
@@ -9143,6 +10510,7 @@
           <w:b/>
           <w:bCs/>
         </w:rPr>
+        <w:lastRenderedPageBreak/>
         <w:t>Sales Pitch:</w:t>
       </w:r>
       <w:r>
@@ -9207,7 +10575,31 @@
       </w:pPr>
       <w:r>
         <w:tab/>
-        <w:t>The Baner–Wakad–Hinjewadi–Tathawade–Ravet–Kiwale belt falls under PCMC jurisdiction.</w:t>
+        <w:t>The Baner–</w:t>
+      </w:r>
+      <w:proofErr w:type="spellStart"/>
+      <w:r>
+        <w:t>Wakad</w:t>
+      </w:r>
+      <w:proofErr w:type="spellEnd"/>
+      <w:r>
+        <w:t>–Hinjewadi–</w:t>
+      </w:r>
+      <w:proofErr w:type="spellStart"/>
+      <w:r>
+        <w:t>Tathawade</w:t>
+      </w:r>
+      <w:proofErr w:type="spellEnd"/>
+      <w:r>
+        <w:t>–Ravet–</w:t>
+      </w:r>
+      <w:proofErr w:type="spellStart"/>
+      <w:r>
+        <w:t>Kiwale</w:t>
+      </w:r>
+      <w:proofErr w:type="spellEnd"/>
+      <w:r>
+        <w:t xml:space="preserve"> belt falls under PCMC jurisdiction.</w:t>
       </w:r>
     </w:p>
     <w:p>
@@ -9219,7 +10611,39 @@
         <w:ind w:left="360" w:firstLine="360"/>
       </w:pPr>
       <w:r>
-        <w:t>This includes Tathawade, Wakad, Punawale, Ravet, and Kiwale — all PCMC-governed areas.</w:t>
+        <w:t xml:space="preserve">This includes </w:t>
+      </w:r>
+      <w:proofErr w:type="spellStart"/>
+      <w:r>
+        <w:t>Tathawade</w:t>
+      </w:r>
+      <w:proofErr w:type="spellEnd"/>
+      <w:r>
+        <w:t xml:space="preserve">, </w:t>
+      </w:r>
+      <w:proofErr w:type="spellStart"/>
+      <w:r>
+        <w:t>Wakad</w:t>
+      </w:r>
+      <w:proofErr w:type="spellEnd"/>
+      <w:r>
+        <w:t xml:space="preserve">, </w:t>
+      </w:r>
+      <w:proofErr w:type="spellStart"/>
+      <w:r>
+        <w:t>Punawale</w:t>
+      </w:r>
+      <w:proofErr w:type="spellEnd"/>
+      <w:r>
+        <w:t xml:space="preserve">, Ravet, and </w:t>
+      </w:r>
+      <w:proofErr w:type="spellStart"/>
+      <w:r>
+        <w:t>Kiwale</w:t>
+      </w:r>
+      <w:proofErr w:type="spellEnd"/>
+      <w:r>
+        <w:t xml:space="preserve"> — all PCMC-governed areas.</w:t>
       </w:r>
     </w:p>
     <w:p>
@@ -9268,7 +10692,39 @@
         <w:t xml:space="preserve">: </w:t>
       </w:r>
       <w:r>
-        <w:t>Pune city ke core area jaise Kothrud, Baner, Aundh, Koregaon Park, etc. ka development aur maintenance PMC karti hai.</w:t>
+        <w:t xml:space="preserve">Pune city </w:t>
+      </w:r>
+      <w:proofErr w:type="spellStart"/>
+      <w:r>
+        <w:t>ke</w:t>
+      </w:r>
+      <w:proofErr w:type="spellEnd"/>
+      <w:r>
+        <w:t xml:space="preserve"> core area </w:t>
+      </w:r>
+      <w:proofErr w:type="spellStart"/>
+      <w:r>
+        <w:t>jaise</w:t>
+      </w:r>
+      <w:proofErr w:type="spellEnd"/>
+      <w:r>
+        <w:t xml:space="preserve"> Kothrud, Baner, Aundh, Koregaon Park, etc. ka development aur maintenance PMC </w:t>
+      </w:r>
+      <w:proofErr w:type="spellStart"/>
+      <w:r>
+        <w:t>karti</w:t>
+      </w:r>
+      <w:proofErr w:type="spellEnd"/>
+      <w:r>
+        <w:t xml:space="preserve"> </w:t>
+      </w:r>
+      <w:proofErr w:type="spellStart"/>
+      <w:r>
+        <w:t>hai</w:t>
+      </w:r>
+      <w:proofErr w:type="spellEnd"/>
+      <w:r>
+        <w:t>.</w:t>
       </w:r>
     </w:p>
     <w:p>
@@ -9362,25 +10818,67 @@
         <w:t> Kothrud,</w:t>
       </w:r>
       <w:r>
-        <w:t xml:space="preserve"> Balewadi, Baner</w:t>
+        <w:t xml:space="preserve"> </w:t>
+      </w:r>
+      <w:proofErr w:type="spellStart"/>
+      <w:r>
+        <w:t>Balewadi</w:t>
+      </w:r>
+      <w:proofErr w:type="spellEnd"/>
+      <w:r>
+        <w:t>, Baner</w:t>
       </w:r>
       <w:r>
         <w:t>.</w:t>
       </w:r>
       <w:r>
-        <w:t xml:space="preserve"> Karve Nagar, Warje, Bavdhan,</w:t>
+        <w:t xml:space="preserve"> Karve Nagar, </w:t>
+      </w:r>
+      <w:proofErr w:type="spellStart"/>
+      <w:r>
+        <w:t>Warje</w:t>
+      </w:r>
+      <w:proofErr w:type="spellEnd"/>
+      <w:r>
+        <w:t xml:space="preserve">, </w:t>
+      </w:r>
+      <w:proofErr w:type="spellStart"/>
+      <w:r>
+        <w:t>Bavdhan</w:t>
+      </w:r>
+      <w:proofErr w:type="spellEnd"/>
+      <w:r>
+        <w:t>,</w:t>
       </w:r>
       <w:r>
         <w:t xml:space="preserve"> </w:t>
       </w:r>
+      <w:proofErr w:type="spellStart"/>
       <w:r>
         <w:t>Bhugaon</w:t>
       </w:r>
+      <w:proofErr w:type="spellEnd"/>
       <w:r>
         <w:t>,</w:t>
       </w:r>
       <w:r>
-        <w:t> Deccan (Shivajinagar), Erandwane, Gokhale Nagar, Model Colony, Sinhagad Road</w:t>
+        <w:t xml:space="preserve"> Deccan (Shivajinagar), </w:t>
+      </w:r>
+      <w:proofErr w:type="spellStart"/>
+      <w:r>
+        <w:t>Erandwane</w:t>
+      </w:r>
+      <w:proofErr w:type="spellEnd"/>
+      <w:r>
+        <w:t xml:space="preserve">, Gokhale Nagar, Model Colony, </w:t>
+      </w:r>
+      <w:proofErr w:type="spellStart"/>
+      <w:r>
+        <w:t>Sinhagad</w:t>
+      </w:r>
+      <w:proofErr w:type="spellEnd"/>
+      <w:r>
+        <w:t xml:space="preserve"> Road</w:t>
       </w:r>
       <w:r>
         <w:t xml:space="preserve">, </w:t>
@@ -9431,7 +10929,23 @@
         <w:t>Pune East:</w:t>
       </w:r>
       <w:r>
-        <w:t> Viman Nagar, Kharadi, Wagholi (partly), Nagar Road.</w:t>
+        <w:t xml:space="preserve"> Viman Nagar, </w:t>
+      </w:r>
+      <w:proofErr w:type="spellStart"/>
+      <w:r>
+        <w:t>Kharadi</w:t>
+      </w:r>
+      <w:proofErr w:type="spellEnd"/>
+      <w:r>
+        <w:t xml:space="preserve">, </w:t>
+      </w:r>
+      <w:proofErr w:type="spellStart"/>
+      <w:r>
+        <w:t>Wagholi</w:t>
+      </w:r>
+      <w:proofErr w:type="spellEnd"/>
+      <w:r>
+        <w:t xml:space="preserve"> (partly), Nagar Road.</w:t>
       </w:r>
     </w:p>
     <w:p>
@@ -9450,7 +10964,23 @@
         <w:t>Pune South:</w:t>
       </w:r>
       <w:r>
-        <w:t> Parvati, Dhole Patil Road, Satara Road, Bibwewadi, Wanowrie.</w:t>
+        <w:t xml:space="preserve"> Parvati, Dhole Patil Road, Satara Road, </w:t>
+      </w:r>
+      <w:proofErr w:type="spellStart"/>
+      <w:r>
+        <w:t>Bibwewadi</w:t>
+      </w:r>
+      <w:proofErr w:type="spellEnd"/>
+      <w:r>
+        <w:t xml:space="preserve">, </w:t>
+      </w:r>
+      <w:proofErr w:type="spellStart"/>
+      <w:r>
+        <w:t>Wanowrie</w:t>
+      </w:r>
+      <w:proofErr w:type="spellEnd"/>
+      <w:r>
+        <w:t>.</w:t>
       </w:r>
     </w:p>
     <w:p>
@@ -9469,7 +10999,15 @@
         <w:t>Pune South-East:</w:t>
       </w:r>
       <w:r>
-        <w:t> Hadapsar, Mundhwa.</w:t>
+        <w:t xml:space="preserve"> Hadapsar, </w:t>
+      </w:r>
+      <w:proofErr w:type="spellStart"/>
+      <w:r>
+        <w:t>Mundhwa</w:t>
+      </w:r>
+      <w:proofErr w:type="spellEnd"/>
+      <w:r>
+        <w:t>.</w:t>
       </w:r>
     </w:p>
     <w:p>
@@ -9546,11 +11084,45 @@
         <w:t xml:space="preserve">: </w:t>
       </w:r>
       <w:r>
-        <w:t xml:space="preserve">Yeh authority industrial areas ko manage karti hai jaise Hinjewadi Phase 1–3, Talawade, </w:t>
-      </w:r>
+        <w:t xml:space="preserve">Yeh authority industrial areas ko manage </w:t>
+      </w:r>
+      <w:proofErr w:type="spellStart"/>
+      <w:r>
+        <w:t>karti</w:t>
+      </w:r>
+      <w:proofErr w:type="spellEnd"/>
+      <w:r>
+        <w:t xml:space="preserve"> </w:t>
+      </w:r>
+      <w:proofErr w:type="spellStart"/>
+      <w:r>
+        <w:t>hai</w:t>
+      </w:r>
+      <w:proofErr w:type="spellEnd"/>
+      <w:r>
+        <w:t xml:space="preserve"> </w:t>
+      </w:r>
+      <w:proofErr w:type="spellStart"/>
+      <w:r>
+        <w:t>jaise</w:t>
+      </w:r>
+      <w:proofErr w:type="spellEnd"/>
+      <w:r>
+        <w:t xml:space="preserve"> Hinjewadi Phase 1–3, </w:t>
+      </w:r>
+      <w:proofErr w:type="spellStart"/>
+      <w:r>
+        <w:t>Talawade</w:t>
+      </w:r>
+      <w:proofErr w:type="spellEnd"/>
+      <w:r>
+        <w:t xml:space="preserve">, </w:t>
+      </w:r>
+      <w:proofErr w:type="spellStart"/>
       <w:r>
         <w:t>Bhosari</w:t>
       </w:r>
+      <w:proofErr w:type="spellEnd"/>
       <w:r>
         <w:t>,</w:t>
       </w:r>
@@ -9567,7 +11139,23 @@
         <w:t xml:space="preserve"> </w:t>
       </w:r>
       <w:r>
-        <w:t>— mainly IT parks aur factories ke liye.</w:t>
+        <w:t xml:space="preserve">— mainly IT parks aur factories </w:t>
+      </w:r>
+      <w:proofErr w:type="spellStart"/>
+      <w:r>
+        <w:t>ke</w:t>
+      </w:r>
+      <w:proofErr w:type="spellEnd"/>
+      <w:r>
+        <w:t xml:space="preserve"> </w:t>
+      </w:r>
+      <w:proofErr w:type="spellStart"/>
+      <w:r>
+        <w:t>liye</w:t>
+      </w:r>
+      <w:proofErr w:type="spellEnd"/>
+      <w:r>
+        <w:t>.</w:t>
       </w:r>
     </w:p>
     <w:p>
@@ -9678,28 +11266,86 @@
         <w:t xml:space="preserve">: </w:t>
       </w:r>
       <w:r>
-        <w:t xml:space="preserve">Yeh Pune ke outer areas jaise Hinjewadi Phase </w:t>
+        <w:t xml:space="preserve">Yeh Pune </w:t>
+      </w:r>
+      <w:proofErr w:type="spellStart"/>
+      <w:r>
+        <w:t>ke</w:t>
+      </w:r>
+      <w:proofErr w:type="spellEnd"/>
+      <w:r>
+        <w:t xml:space="preserve"> outer areas </w:t>
+      </w:r>
+      <w:proofErr w:type="spellStart"/>
+      <w:r>
+        <w:t>jaise</w:t>
+      </w:r>
+      <w:proofErr w:type="spellEnd"/>
+      <w:r>
+        <w:t xml:space="preserve"> Hinjewadi Phase </w:t>
       </w:r>
       <w:r>
         <w:t>2&amp;</w:t>
       </w:r>
       <w:r>
-        <w:t>3, Mahalunge, Punawale,</w:t>
+        <w:t xml:space="preserve">3, </w:t>
+      </w:r>
+      <w:proofErr w:type="spellStart"/>
+      <w:r>
+        <w:t>Mahalunge</w:t>
+      </w:r>
+      <w:proofErr w:type="spellEnd"/>
+      <w:r>
+        <w:t xml:space="preserve">, </w:t>
+      </w:r>
+      <w:proofErr w:type="spellStart"/>
+      <w:r>
+        <w:t>Punawale</w:t>
+      </w:r>
+      <w:proofErr w:type="spellEnd"/>
+      <w:r>
+        <w:t>,</w:t>
       </w:r>
       <w:r>
         <w:t xml:space="preserve"> </w:t>
       </w:r>
+      <w:proofErr w:type="spellStart"/>
       <w:r>
         <w:t>G</w:t>
       </w:r>
       <w:r>
         <w:t>ahunje</w:t>
       </w:r>
+      <w:proofErr w:type="spellEnd"/>
       <w:r>
         <w:t>, Maan</w:t>
       </w:r>
       <w:r>
-        <w:t xml:space="preserve"> etc. ke planning aur future metro projects manage karta hai.</w:t>
+        <w:t xml:space="preserve"> etc. </w:t>
+      </w:r>
+      <w:proofErr w:type="spellStart"/>
+      <w:r>
+        <w:t>ke</w:t>
+      </w:r>
+      <w:proofErr w:type="spellEnd"/>
+      <w:r>
+        <w:t xml:space="preserve"> planning aur future metro projects manage </w:t>
+      </w:r>
+      <w:proofErr w:type="spellStart"/>
+      <w:r>
+        <w:t>karta</w:t>
+      </w:r>
+      <w:proofErr w:type="spellEnd"/>
+      <w:r>
+        <w:t xml:space="preserve"> </w:t>
+      </w:r>
+      <w:proofErr w:type="spellStart"/>
+      <w:r>
+        <w:t>hai</w:t>
+      </w:r>
+      <w:proofErr w:type="spellEnd"/>
+      <w:r>
+        <w:t>.</w:t>
       </w:r>
     </w:p>
     <w:p>
@@ -10085,6 +11731,7 @@
                 <w:b w:val="0"/>
                 <w:bCs w:val="0"/>
               </w:rPr>
+              <w:lastRenderedPageBreak/>
               <w:t>PMC</w:t>
             </w:r>
             <w:r>
@@ -10340,20 +11987,43 @@
         <w:t xml:space="preserve">: </w:t>
       </w:r>
       <w:r>
-        <w:t>Yeh department city ka master plan aur land zoning decide karta hai — kaha residential, kaha commercial.</w:t>
-      </w:r>
-    </w:p>
-    <w:p>
-      <w:pPr>
-        <w:pStyle w:val="NoSpacing"/>
-        <w:ind w:left="360"/>
-      </w:pPr>
-      <w:r>
-        <w:rPr>
-          <w:b/>
-          <w:bCs/>
-        </w:rPr>
-        <w:lastRenderedPageBreak/>
+        <w:t xml:space="preserve">Yeh department city ka master plan aur land zoning </w:t>
+      </w:r>
+      <w:proofErr w:type="gramStart"/>
+      <w:r>
+        <w:t>decide</w:t>
+      </w:r>
+      <w:proofErr w:type="gramEnd"/>
+      <w:r>
+        <w:t xml:space="preserve"> </w:t>
+      </w:r>
+      <w:proofErr w:type="spellStart"/>
+      <w:r>
+        <w:t>karta</w:t>
+      </w:r>
+      <w:proofErr w:type="spellEnd"/>
+      <w:r>
+        <w:t xml:space="preserve"> </w:t>
+      </w:r>
+      <w:proofErr w:type="spellStart"/>
+      <w:r>
+        <w:t>hai</w:t>
+      </w:r>
+      <w:proofErr w:type="spellEnd"/>
+      <w:r>
+        <w:t xml:space="preserve"> — kaha residential, kaha commercial.</w:t>
+      </w:r>
+    </w:p>
+    <w:p>
+      <w:pPr>
+        <w:pStyle w:val="NoSpacing"/>
+        <w:ind w:left="360"/>
+      </w:pPr>
+      <w:r>
+        <w:rPr>
+          <w:b/>
+          <w:bCs/>
+        </w:rPr>
         <w:t>Definition:</w:t>
       </w:r>
       <w:r>
@@ -10442,13 +12112,109 @@
         <w:t xml:space="preserve">: </w:t>
       </w:r>
       <w:r>
-        <w:t>SRA un logon ke liye kaam karta hai jo slum areas mein rehte hain — redevelopment ke ba</w:t>
+        <w:t xml:space="preserve">SRA un logon </w:t>
+      </w:r>
+      <w:proofErr w:type="spellStart"/>
+      <w:r>
+        <w:t>ke</w:t>
+      </w:r>
+      <w:proofErr w:type="spellEnd"/>
+      <w:r>
+        <w:t xml:space="preserve"> </w:t>
+      </w:r>
+      <w:proofErr w:type="spellStart"/>
+      <w:r>
+        <w:t>liye</w:t>
+      </w:r>
+      <w:proofErr w:type="spellEnd"/>
+      <w:r>
+        <w:t xml:space="preserve"> </w:t>
+      </w:r>
+      <w:proofErr w:type="spellStart"/>
+      <w:r>
+        <w:t>kaam</w:t>
+      </w:r>
+      <w:proofErr w:type="spellEnd"/>
+      <w:r>
+        <w:t xml:space="preserve"> </w:t>
+      </w:r>
+      <w:proofErr w:type="spellStart"/>
+      <w:r>
+        <w:t>karta</w:t>
+      </w:r>
+      <w:proofErr w:type="spellEnd"/>
+      <w:r>
+        <w:t xml:space="preserve"> </w:t>
+      </w:r>
+      <w:proofErr w:type="spellStart"/>
+      <w:r>
+        <w:t>hai</w:t>
+      </w:r>
+      <w:proofErr w:type="spellEnd"/>
+      <w:r>
+        <w:t xml:space="preserve"> jo slum areas </w:t>
+      </w:r>
+      <w:proofErr w:type="spellStart"/>
+      <w:r>
+        <w:t>mein</w:t>
+      </w:r>
+      <w:proofErr w:type="spellEnd"/>
+      <w:r>
+        <w:t xml:space="preserve"> </w:t>
+      </w:r>
+      <w:proofErr w:type="spellStart"/>
+      <w:r>
+        <w:t>rehte</w:t>
+      </w:r>
+      <w:proofErr w:type="spellEnd"/>
+      <w:r>
+        <w:t xml:space="preserve"> hain — redevelopment </w:t>
+      </w:r>
+      <w:proofErr w:type="spellStart"/>
+      <w:r>
+        <w:t>ke</w:t>
+      </w:r>
+      <w:proofErr w:type="spellEnd"/>
+      <w:r>
+        <w:t xml:space="preserve"> </w:t>
+      </w:r>
+      <w:proofErr w:type="spellStart"/>
+      <w:r>
+        <w:t>ba</w:t>
       </w:r>
       <w:r>
         <w:t>a</w:t>
       </w:r>
       <w:r>
-        <w:t>d unhe naye flats milte hain.</w:t>
+        <w:t>d</w:t>
+      </w:r>
+      <w:proofErr w:type="spellEnd"/>
+      <w:r>
+        <w:t xml:space="preserve"> </w:t>
+      </w:r>
+      <w:proofErr w:type="spellStart"/>
+      <w:r>
+        <w:t>unhe</w:t>
+      </w:r>
+      <w:proofErr w:type="spellEnd"/>
+      <w:r>
+        <w:t xml:space="preserve"> </w:t>
+      </w:r>
+      <w:proofErr w:type="spellStart"/>
+      <w:r>
+        <w:t>naye</w:t>
+      </w:r>
+      <w:proofErr w:type="spellEnd"/>
+      <w:r>
+        <w:t xml:space="preserve"> flats </w:t>
+      </w:r>
+      <w:proofErr w:type="spellStart"/>
+      <w:r>
+        <w:t>milte</w:t>
+      </w:r>
+      <w:proofErr w:type="spellEnd"/>
+      <w:r>
+        <w:t xml:space="preserve"> hain.</w:t>
       </w:r>
     </w:p>
     <w:p>
@@ -10547,7 +12313,23 @@
         <w:t xml:space="preserve">: </w:t>
       </w:r>
       <w:r>
-        <w:t>Yeh pollution, waste management aur environment clearance checks karta hai before project approval.</w:t>
+        <w:t xml:space="preserve">Yeh pollution, waste management aur environment clearance checks </w:t>
+      </w:r>
+      <w:proofErr w:type="spellStart"/>
+      <w:r>
+        <w:t>karta</w:t>
+      </w:r>
+      <w:proofErr w:type="spellEnd"/>
+      <w:r>
+        <w:t xml:space="preserve"> </w:t>
+      </w:r>
+      <w:proofErr w:type="spellStart"/>
+      <w:r>
+        <w:t>hai</w:t>
+      </w:r>
+      <w:proofErr w:type="spellEnd"/>
+      <w:r>
+        <w:t xml:space="preserve"> before project approval.</w:t>
       </w:r>
     </w:p>
     <w:p>
@@ -10650,7 +12432,23 @@
         <w:t xml:space="preserve">: </w:t>
       </w:r>
       <w:r>
-        <w:t>Yeh land records, ownership aur NA (Non-Agriculture) conversion handle karta hai.</w:t>
+        <w:t xml:space="preserve">Yeh land records, ownership aur NA (Non-Agriculture) conversion handle </w:t>
+      </w:r>
+      <w:proofErr w:type="spellStart"/>
+      <w:r>
+        <w:t>karta</w:t>
+      </w:r>
+      <w:proofErr w:type="spellEnd"/>
+      <w:r>
+        <w:t xml:space="preserve"> </w:t>
+      </w:r>
+      <w:proofErr w:type="spellStart"/>
+      <w:r>
+        <w:t>hai</w:t>
+      </w:r>
+      <w:proofErr w:type="spellEnd"/>
+      <w:r>
+        <w:t>.</w:t>
       </w:r>
     </w:p>
     <w:p>
@@ -10744,7 +12542,31 @@
         <w:t xml:space="preserve">: </w:t>
       </w:r>
       <w:r>
-        <w:t>PWD roads, bridges aur government buildings banata aur maintain karta hai.</w:t>
+        <w:t xml:space="preserve">PWD roads, bridges aur government buildings </w:t>
+      </w:r>
+      <w:proofErr w:type="spellStart"/>
+      <w:r>
+        <w:t>banata</w:t>
+      </w:r>
+      <w:proofErr w:type="spellEnd"/>
+      <w:r>
+        <w:t xml:space="preserve"> aur maintain </w:t>
+      </w:r>
+      <w:proofErr w:type="spellStart"/>
+      <w:r>
+        <w:t>karta</w:t>
+      </w:r>
+      <w:proofErr w:type="spellEnd"/>
+      <w:r>
+        <w:t xml:space="preserve"> </w:t>
+      </w:r>
+      <w:proofErr w:type="spellStart"/>
+      <w:r>
+        <w:t>hai</w:t>
+      </w:r>
+      <w:proofErr w:type="spellEnd"/>
+      <w:r>
+        <w:t>.</w:t>
       </w:r>
     </w:p>
     <w:p>
@@ -10851,7 +12673,31 @@
         <w:t xml:space="preserve">: </w:t>
       </w:r>
       <w:r>
-        <w:t>Yeh area ke green zones aur forest land ko protect karta hai.</w:t>
+        <w:t xml:space="preserve">Yeh area </w:t>
+      </w:r>
+      <w:proofErr w:type="spellStart"/>
+      <w:r>
+        <w:t>ke</w:t>
+      </w:r>
+      <w:proofErr w:type="spellEnd"/>
+      <w:r>
+        <w:t xml:space="preserve"> green zones aur forest land ko protect </w:t>
+      </w:r>
+      <w:proofErr w:type="spellStart"/>
+      <w:r>
+        <w:t>karta</w:t>
+      </w:r>
+      <w:proofErr w:type="spellEnd"/>
+      <w:r>
+        <w:t xml:space="preserve"> </w:t>
+      </w:r>
+      <w:proofErr w:type="spellStart"/>
+      <w:r>
+        <w:t>hai</w:t>
+      </w:r>
+      <w:proofErr w:type="spellEnd"/>
+      <w:r>
+        <w:t>.</w:t>
       </w:r>
     </w:p>
     <w:p>
@@ -10947,7 +12793,31 @@
         <w:t xml:space="preserve">: </w:t>
       </w:r>
       <w:r>
-        <w:t>Land ownership aur legal verification ke liye collector office responsible hai.</w:t>
+        <w:t xml:space="preserve">Land ownership aur legal verification </w:t>
+      </w:r>
+      <w:proofErr w:type="spellStart"/>
+      <w:r>
+        <w:t>ke</w:t>
+      </w:r>
+      <w:proofErr w:type="spellEnd"/>
+      <w:r>
+        <w:t xml:space="preserve"> </w:t>
+      </w:r>
+      <w:proofErr w:type="spellStart"/>
+      <w:r>
+        <w:t>liye</w:t>
+      </w:r>
+      <w:proofErr w:type="spellEnd"/>
+      <w:r>
+        <w:t xml:space="preserve"> collector office responsible </w:t>
+      </w:r>
+      <w:proofErr w:type="spellStart"/>
+      <w:r>
+        <w:t>hai</w:t>
+      </w:r>
+      <w:proofErr w:type="spellEnd"/>
+      <w:r>
+        <w:t>.</w:t>
       </w:r>
     </w:p>
     <w:p>
@@ -11050,7 +12920,31 @@
         <w:t xml:space="preserve">: </w:t>
       </w:r>
       <w:r>
-        <w:t>Yahan property registration aur sale deed ka kaam hota hai.</w:t>
+        <w:t xml:space="preserve">Yahan property registration aur sale deed ka </w:t>
+      </w:r>
+      <w:proofErr w:type="spellStart"/>
+      <w:r>
+        <w:t>kaam</w:t>
+      </w:r>
+      <w:proofErr w:type="spellEnd"/>
+      <w:r>
+        <w:t xml:space="preserve"> </w:t>
+      </w:r>
+      <w:proofErr w:type="spellStart"/>
+      <w:r>
+        <w:t>hota</w:t>
+      </w:r>
+      <w:proofErr w:type="spellEnd"/>
+      <w:r>
+        <w:t xml:space="preserve"> </w:t>
+      </w:r>
+      <w:proofErr w:type="spellStart"/>
+      <w:r>
+        <w:t>hai</w:t>
+      </w:r>
+      <w:proofErr w:type="spellEnd"/>
+      <w:r>
+        <w:t>.</w:t>
       </w:r>
     </w:p>
     <w:p>
@@ -11143,7 +13037,23 @@
           <w:b/>
           <w:bCs/>
         </w:rPr>
-        <w:t>. MahaMetro (Pune Metro)</w:t>
+        <w:t xml:space="preserve">. </w:t>
+      </w:r>
+      <w:proofErr w:type="spellStart"/>
+      <w:r>
+        <w:rPr>
+          <w:b/>
+          <w:bCs/>
+        </w:rPr>
+        <w:t>MahaMetro</w:t>
+      </w:r>
+      <w:proofErr w:type="spellEnd"/>
+      <w:r>
+        <w:rPr>
+          <w:b/>
+          <w:bCs/>
+        </w:rPr>
+        <w:t xml:space="preserve"> (Pune Metro)</w:t>
       </w:r>
       <w:r>
         <w:rPr>
@@ -11153,7 +13063,47 @@
         <w:t xml:space="preserve">: </w:t>
       </w:r>
       <w:r>
-        <w:t>Metro lines ko develop aur operate karta hai, jisse connectivity improve hoti hai.</w:t>
+        <w:t xml:space="preserve">Metro lines ko develop aur operate </w:t>
+      </w:r>
+      <w:proofErr w:type="spellStart"/>
+      <w:r>
+        <w:t>karta</w:t>
+      </w:r>
+      <w:proofErr w:type="spellEnd"/>
+      <w:r>
+        <w:t xml:space="preserve"> </w:t>
+      </w:r>
+      <w:proofErr w:type="spellStart"/>
+      <w:r>
+        <w:t>hai</w:t>
+      </w:r>
+      <w:proofErr w:type="spellEnd"/>
+      <w:r>
+        <w:t xml:space="preserve">, </w:t>
+      </w:r>
+      <w:proofErr w:type="spellStart"/>
+      <w:r>
+        <w:t>jisse</w:t>
+      </w:r>
+      <w:proofErr w:type="spellEnd"/>
+      <w:r>
+        <w:t xml:space="preserve"> connectivity improve </w:t>
+      </w:r>
+      <w:proofErr w:type="spellStart"/>
+      <w:r>
+        <w:t>hoti</w:t>
+      </w:r>
+      <w:proofErr w:type="spellEnd"/>
+      <w:r>
+        <w:t xml:space="preserve"> </w:t>
+      </w:r>
+      <w:proofErr w:type="spellStart"/>
+      <w:r>
+        <w:t>hai</w:t>
+      </w:r>
+      <w:proofErr w:type="spellEnd"/>
+      <w:r>
+        <w:t>.</w:t>
       </w:r>
     </w:p>
     <w:p>
@@ -11175,8 +13125,13 @@
         </w:rPr>
         <w:t xml:space="preserve"> </w:t>
       </w:r>
-      <w:r>
-        <w:t>MahaMetro builds and operates metro rail network in Pune for faster urban transport.</w:t>
+      <w:proofErr w:type="spellStart"/>
+      <w:r>
+        <w:t>MahaMetro</w:t>
+      </w:r>
+      <w:proofErr w:type="spellEnd"/>
+      <w:r>
+        <w:t xml:space="preserve"> builds and operates metro rail network in Pune for faster urban transport.</w:t>
       </w:r>
     </w:p>
     <w:p>
@@ -11199,7 +13154,15 @@
         <w:t xml:space="preserve"> </w:t>
       </w:r>
       <w:r>
-        <w:t>“Sir, this project is near MahaMetro — excellent connectivity and higher future appreciation.”</w:t>
+        <w:t xml:space="preserve">“Sir, this project is near </w:t>
+      </w:r>
+      <w:proofErr w:type="spellStart"/>
+      <w:r>
+        <w:t>MahaMetro</w:t>
+      </w:r>
+      <w:proofErr w:type="spellEnd"/>
+      <w:r>
+        <w:t xml:space="preserve"> — excellent connectivity and higher future appreciation.”</w:t>
       </w:r>
     </w:p>
     <w:p>
@@ -11232,13 +13195,23 @@
         <w:t xml:space="preserve">: </w:t>
       </w:r>
       <w:r>
-        <w:t>State buses aur intercity travel service provides karta</w:t>
-      </w:r>
+        <w:t xml:space="preserve">State buses aur intercity travel service provides </w:t>
+      </w:r>
+      <w:proofErr w:type="spellStart"/>
+      <w:r>
+        <w:t>karta</w:t>
+      </w:r>
+      <w:proofErr w:type="spellEnd"/>
       <w:r>
         <w:t xml:space="preserve"> </w:t>
       </w:r>
-      <w:r>
-        <w:t>hai.</w:t>
+      <w:proofErr w:type="spellStart"/>
+      <w:r>
+        <w:t>hai</w:t>
+      </w:r>
+      <w:proofErr w:type="spellEnd"/>
+      <w:r>
+        <w:t>.</w:t>
       </w:r>
     </w:p>
     <w:p>
@@ -11317,7 +13290,23 @@
         <w:t xml:space="preserve">: </w:t>
       </w:r>
       <w:r>
-        <w:t>Storage aur warehousing facilities ke liye government authority.</w:t>
+        <w:t xml:space="preserve">Storage aur warehousing facilities </w:t>
+      </w:r>
+      <w:proofErr w:type="spellStart"/>
+      <w:r>
+        <w:t>ke</w:t>
+      </w:r>
+      <w:proofErr w:type="spellEnd"/>
+      <w:r>
+        <w:t xml:space="preserve"> </w:t>
+      </w:r>
+      <w:proofErr w:type="spellStart"/>
+      <w:r>
+        <w:t>liye</w:t>
+      </w:r>
+      <w:proofErr w:type="spellEnd"/>
+      <w:r>
+        <w:t xml:space="preserve"> government authority.</w:t>
       </w:r>
     </w:p>
     <w:p>
@@ -11396,20 +13385,51 @@
         <w:t xml:space="preserve">: </w:t>
       </w:r>
       <w:r>
-        <w:t>Small industries ke liye land aur infrastructure provide karta hai.</w:t>
-      </w:r>
-    </w:p>
-    <w:p>
-      <w:pPr>
-        <w:pStyle w:val="NoSpacing"/>
-        <w:ind w:left="360"/>
-      </w:pPr>
-      <w:r>
-        <w:rPr>
-          <w:b/>
-          <w:bCs/>
-        </w:rPr>
-        <w:lastRenderedPageBreak/>
+        <w:t xml:space="preserve">Small industries </w:t>
+      </w:r>
+      <w:proofErr w:type="spellStart"/>
+      <w:r>
+        <w:t>ke</w:t>
+      </w:r>
+      <w:proofErr w:type="spellEnd"/>
+      <w:r>
+        <w:t xml:space="preserve"> </w:t>
+      </w:r>
+      <w:proofErr w:type="spellStart"/>
+      <w:r>
+        <w:t>liye</w:t>
+      </w:r>
+      <w:proofErr w:type="spellEnd"/>
+      <w:r>
+        <w:t xml:space="preserve"> land aur infrastructure provide </w:t>
+      </w:r>
+      <w:proofErr w:type="spellStart"/>
+      <w:r>
+        <w:t>karta</w:t>
+      </w:r>
+      <w:proofErr w:type="spellEnd"/>
+      <w:r>
+        <w:t xml:space="preserve"> </w:t>
+      </w:r>
+      <w:proofErr w:type="spellStart"/>
+      <w:r>
+        <w:t>hai</w:t>
+      </w:r>
+      <w:proofErr w:type="spellEnd"/>
+      <w:r>
+        <w:t>.</w:t>
+      </w:r>
+    </w:p>
+    <w:p>
+      <w:pPr>
+        <w:pStyle w:val="NoSpacing"/>
+        <w:ind w:left="360"/>
+      </w:pPr>
+      <w:r>
+        <w:rPr>
+          <w:b/>
+          <w:bCs/>
+        </w:rPr>
         <w:t>Definition:</w:t>
       </w:r>
       <w:r>
@@ -11476,7 +13496,23 @@
         <w:t xml:space="preserve">: </w:t>
       </w:r>
       <w:r>
-        <w:t>Highways aur expressways develop aur maintain karta hai.</w:t>
+        <w:t xml:space="preserve">Highways aur expressways develop aur maintain </w:t>
+      </w:r>
+      <w:proofErr w:type="spellStart"/>
+      <w:r>
+        <w:t>karta</w:t>
+      </w:r>
+      <w:proofErr w:type="spellEnd"/>
+      <w:r>
+        <w:t xml:space="preserve"> </w:t>
+      </w:r>
+      <w:proofErr w:type="spellStart"/>
+      <w:r>
+        <w:t>hai</w:t>
+      </w:r>
+      <w:proofErr w:type="spellEnd"/>
+      <w:r>
+        <w:t>.</w:t>
       </w:r>
     </w:p>
     <w:p>
@@ -11555,7 +13591,31 @@
         <w:t xml:space="preserve">: </w:t>
       </w:r>
       <w:r>
-        <w:t>Yeh city ke construction rules aur FSI/land use control karta hai.</w:t>
+        <w:t xml:space="preserve">Yeh city </w:t>
+      </w:r>
+      <w:proofErr w:type="spellStart"/>
+      <w:r>
+        <w:t>ke</w:t>
+      </w:r>
+      <w:proofErr w:type="spellEnd"/>
+      <w:r>
+        <w:t xml:space="preserve"> construction rules aur FSI/land use control </w:t>
+      </w:r>
+      <w:proofErr w:type="spellStart"/>
+      <w:r>
+        <w:t>karta</w:t>
+      </w:r>
+      <w:proofErr w:type="spellEnd"/>
+      <w:r>
+        <w:t xml:space="preserve"> </w:t>
+      </w:r>
+      <w:proofErr w:type="spellStart"/>
+      <w:r>
+        <w:t>hai</w:t>
+      </w:r>
+      <w:proofErr w:type="spellEnd"/>
+      <w:r>
+        <w:t>.</w:t>
       </w:r>
     </w:p>
     <w:p>
@@ -11701,7 +13761,63 @@
         <w:t xml:space="preserve">: </w:t>
       </w:r>
       <w:r>
-        <w:t>Construction mein different type ke bricks use hote hain — har ek ka strength aur cost alag hota hai.</w:t>
+        <w:t xml:space="preserve">Construction </w:t>
+      </w:r>
+      <w:proofErr w:type="spellStart"/>
+      <w:r>
+        <w:t>mein</w:t>
+      </w:r>
+      <w:proofErr w:type="spellEnd"/>
+      <w:r>
+        <w:t xml:space="preserve"> different type </w:t>
+      </w:r>
+      <w:proofErr w:type="spellStart"/>
+      <w:r>
+        <w:t>ke</w:t>
+      </w:r>
+      <w:proofErr w:type="spellEnd"/>
+      <w:r>
+        <w:t xml:space="preserve"> bricks use </w:t>
+      </w:r>
+      <w:proofErr w:type="spellStart"/>
+      <w:r>
+        <w:t>hote</w:t>
+      </w:r>
+      <w:proofErr w:type="spellEnd"/>
+      <w:r>
+        <w:t xml:space="preserve"> hain — </w:t>
+      </w:r>
+      <w:proofErr w:type="spellStart"/>
+      <w:r>
+        <w:t>har</w:t>
+      </w:r>
+      <w:proofErr w:type="spellEnd"/>
+      <w:r>
+        <w:t xml:space="preserve"> ek ka strength aur cost </w:t>
+      </w:r>
+      <w:proofErr w:type="spellStart"/>
+      <w:r>
+        <w:t>alag</w:t>
+      </w:r>
+      <w:proofErr w:type="spellEnd"/>
+      <w:r>
+        <w:t xml:space="preserve"> </w:t>
+      </w:r>
+      <w:proofErr w:type="spellStart"/>
+      <w:r>
+        <w:t>hota</w:t>
+      </w:r>
+      <w:proofErr w:type="spellEnd"/>
+      <w:r>
+        <w:t xml:space="preserve"> </w:t>
+      </w:r>
+      <w:proofErr w:type="spellStart"/>
+      <w:r>
+        <w:t>hai</w:t>
+      </w:r>
+      <w:proofErr w:type="spellEnd"/>
+      <w:r>
+        <w:t>.</w:t>
       </w:r>
     </w:p>
     <w:p>
@@ -11805,7 +13921,71 @@
         <w:t xml:space="preserve">: </w:t>
       </w:r>
       <w:r>
-        <w:t>West Pune ke areas jaise Hinjewadi, Wakad, Baner mein rate project ke location aur developer pe depend karta hai.</w:t>
+        <w:t xml:space="preserve">West Pune </w:t>
+      </w:r>
+      <w:proofErr w:type="spellStart"/>
+      <w:r>
+        <w:t>ke</w:t>
+      </w:r>
+      <w:proofErr w:type="spellEnd"/>
+      <w:r>
+        <w:t xml:space="preserve"> areas </w:t>
+      </w:r>
+      <w:proofErr w:type="spellStart"/>
+      <w:r>
+        <w:t>jaise</w:t>
+      </w:r>
+      <w:proofErr w:type="spellEnd"/>
+      <w:r>
+        <w:t xml:space="preserve"> Hinjewadi, </w:t>
+      </w:r>
+      <w:proofErr w:type="spellStart"/>
+      <w:r>
+        <w:t>Wakad</w:t>
+      </w:r>
+      <w:proofErr w:type="spellEnd"/>
+      <w:r>
+        <w:t xml:space="preserve">, Baner </w:t>
+      </w:r>
+      <w:proofErr w:type="spellStart"/>
+      <w:r>
+        <w:t>mein</w:t>
+      </w:r>
+      <w:proofErr w:type="spellEnd"/>
+      <w:r>
+        <w:t xml:space="preserve"> rate project </w:t>
+      </w:r>
+      <w:proofErr w:type="spellStart"/>
+      <w:r>
+        <w:t>ke</w:t>
+      </w:r>
+      <w:proofErr w:type="spellEnd"/>
+      <w:r>
+        <w:t xml:space="preserve"> location aur developer pe </w:t>
+      </w:r>
+      <w:proofErr w:type="gramStart"/>
+      <w:r>
+        <w:t>depend</w:t>
+      </w:r>
+      <w:proofErr w:type="gramEnd"/>
+      <w:r>
+        <w:t xml:space="preserve"> </w:t>
+      </w:r>
+      <w:proofErr w:type="spellStart"/>
+      <w:r>
+        <w:t>karta</w:t>
+      </w:r>
+      <w:proofErr w:type="spellEnd"/>
+      <w:r>
+        <w:t xml:space="preserve"> </w:t>
+      </w:r>
+      <w:proofErr w:type="spellStart"/>
+      <w:r>
+        <w:t>hai</w:t>
+      </w:r>
+      <w:proofErr w:type="spellEnd"/>
+      <w:r>
+        <w:t>.</w:t>
       </w:r>
     </w:p>
     <w:p>
@@ -11963,6 +14143,7 @@
                 <w:bCs w:val="0"/>
               </w:rPr>
             </w:pPr>
+            <w:proofErr w:type="spellStart"/>
             <w:r>
               <w:rPr>
                 <w:b w:val="0"/>
@@ -11970,6 +14151,7 @@
               </w:rPr>
               <w:t>Wakad</w:t>
             </w:r>
+            <w:proofErr w:type="spellEnd"/>
           </w:p>
         </w:tc>
         <w:tc>
@@ -12046,6 +14228,7 @@
                 <w:bCs w:val="0"/>
               </w:rPr>
             </w:pPr>
+            <w:proofErr w:type="spellStart"/>
             <w:r>
               <w:rPr>
                 <w:b w:val="0"/>
@@ -12053,6 +14236,7 @@
               </w:rPr>
               <w:t>Balewadi</w:t>
             </w:r>
+            <w:proofErr w:type="spellEnd"/>
           </w:p>
         </w:tc>
         <w:tc>
@@ -12089,6 +14273,7 @@
                 <w:bCs w:val="0"/>
               </w:rPr>
             </w:pPr>
+            <w:proofErr w:type="spellStart"/>
             <w:r>
               <w:rPr>
                 <w:b w:val="0"/>
@@ -12096,6 +14281,7 @@
               </w:rPr>
               <w:t>Tathawade</w:t>
             </w:r>
+            <w:proofErr w:type="spellEnd"/>
           </w:p>
         </w:tc>
         <w:tc>
@@ -12129,6 +14315,7 @@
                 <w:bCs w:val="0"/>
               </w:rPr>
             </w:pPr>
+            <w:proofErr w:type="spellStart"/>
             <w:r>
               <w:rPr>
                 <w:b w:val="0"/>
@@ -12136,6 +14323,7 @@
               </w:rPr>
               <w:t>Mahalunge</w:t>
             </w:r>
+            <w:proofErr w:type="spellEnd"/>
           </w:p>
         </w:tc>
         <w:tc>
@@ -12228,7 +14416,31 @@
         <w:t xml:space="preserve">: </w:t>
       </w:r>
       <w:r>
-        <w:t>IT hubs aur premium townships ke liye famous area — Baner, Hinjewadi, Wakad.</w:t>
+        <w:t xml:space="preserve">IT hubs aur premium townships </w:t>
+      </w:r>
+      <w:proofErr w:type="spellStart"/>
+      <w:r>
+        <w:t>ke</w:t>
+      </w:r>
+      <w:proofErr w:type="spellEnd"/>
+      <w:r>
+        <w:t xml:space="preserve"> </w:t>
+      </w:r>
+      <w:proofErr w:type="spellStart"/>
+      <w:r>
+        <w:t>liye</w:t>
+      </w:r>
+      <w:proofErr w:type="spellEnd"/>
+      <w:r>
+        <w:t xml:space="preserve"> famous area — Baner, Hinjewadi, </w:t>
+      </w:r>
+      <w:proofErr w:type="spellStart"/>
+      <w:r>
+        <w:t>Wakad</w:t>
+      </w:r>
+      <w:proofErr w:type="spellEnd"/>
+      <w:r>
+        <w:t>.</w:t>
       </w:r>
       <w:r>
         <w:br/>
@@ -12416,7 +14628,31 @@
         <w:t xml:space="preserve"> </w:t>
       </w:r>
       <w:r>
-        <w:t>Emerging region — Ravet, Punawale, Kiwale, Nigdi — developing fast due to connectivity and price advantage.</w:t>
+        <w:t xml:space="preserve">Emerging region — Ravet, </w:t>
+      </w:r>
+      <w:proofErr w:type="spellStart"/>
+      <w:r>
+        <w:t>Punawale</w:t>
+      </w:r>
+      <w:proofErr w:type="spellEnd"/>
+      <w:r>
+        <w:t xml:space="preserve">, </w:t>
+      </w:r>
+      <w:proofErr w:type="spellStart"/>
+      <w:r>
+        <w:t>Kiwale</w:t>
+      </w:r>
+      <w:proofErr w:type="spellEnd"/>
+      <w:r>
+        <w:t xml:space="preserve">, </w:t>
+      </w:r>
+      <w:proofErr w:type="spellStart"/>
+      <w:r>
+        <w:t>Nigdi</w:t>
+      </w:r>
+      <w:proofErr w:type="spellEnd"/>
+      <w:r>
+        <w:t xml:space="preserve"> — developing fast due to connectivity and price advantage.</w:t>
       </w:r>
       <w:r>
         <w:br/>
@@ -12624,7 +14860,31 @@
         <w:t xml:space="preserve">: </w:t>
       </w:r>
       <w:r>
-        <w:t>Property aapke naam pe hoti hai — lifetime ownership.</w:t>
+        <w:t xml:space="preserve">Property </w:t>
+      </w:r>
+      <w:proofErr w:type="spellStart"/>
+      <w:r>
+        <w:t>aapke</w:t>
+      </w:r>
+      <w:proofErr w:type="spellEnd"/>
+      <w:r>
+        <w:t xml:space="preserve"> naam pe </w:t>
+      </w:r>
+      <w:proofErr w:type="spellStart"/>
+      <w:r>
+        <w:t>hoti</w:t>
+      </w:r>
+      <w:proofErr w:type="spellEnd"/>
+      <w:r>
+        <w:t xml:space="preserve"> </w:t>
+      </w:r>
+      <w:proofErr w:type="spellStart"/>
+      <w:r>
+        <w:t>hai</w:t>
+      </w:r>
+      <w:proofErr w:type="spellEnd"/>
+      <w:r>
+        <w:t xml:space="preserve"> — lifetime ownership.</w:t>
       </w:r>
       <w:r>
         <w:br/>
@@ -12717,7 +14977,47 @@
         <w:t xml:space="preserve"> </w:t>
       </w:r>
       <w:r>
-        <w:t>Developer ya buyer land lease pe leta hai — fixed period ke liye.</w:t>
+        <w:t xml:space="preserve">Developer </w:t>
+      </w:r>
+      <w:proofErr w:type="spellStart"/>
+      <w:r>
+        <w:t>ya</w:t>
+      </w:r>
+      <w:proofErr w:type="spellEnd"/>
+      <w:r>
+        <w:t xml:space="preserve"> buyer land lease pe </w:t>
+      </w:r>
+      <w:proofErr w:type="spellStart"/>
+      <w:r>
+        <w:t>leta</w:t>
+      </w:r>
+      <w:proofErr w:type="spellEnd"/>
+      <w:r>
+        <w:t xml:space="preserve"> </w:t>
+      </w:r>
+      <w:proofErr w:type="spellStart"/>
+      <w:r>
+        <w:t>hai</w:t>
+      </w:r>
+      <w:proofErr w:type="spellEnd"/>
+      <w:r>
+        <w:t xml:space="preserve"> — fixed period </w:t>
+      </w:r>
+      <w:proofErr w:type="spellStart"/>
+      <w:r>
+        <w:t>ke</w:t>
+      </w:r>
+      <w:proofErr w:type="spellEnd"/>
+      <w:r>
+        <w:t xml:space="preserve"> </w:t>
+      </w:r>
+      <w:proofErr w:type="spellStart"/>
+      <w:r>
+        <w:t>liye</w:t>
+      </w:r>
+      <w:proofErr w:type="spellEnd"/>
+      <w:r>
+        <w:t>.</w:t>
       </w:r>
       <w:r>
         <w:br/>
@@ -12807,7 +15107,39 @@
         <w:t xml:space="preserve">: </w:t>
       </w:r>
       <w:r>
-        <w:t>Already rented property jahan se rent shuru se milta hai.</w:t>
+        <w:t xml:space="preserve">Already rented property </w:t>
+      </w:r>
+      <w:proofErr w:type="spellStart"/>
+      <w:r>
+        <w:t>jahan</w:t>
+      </w:r>
+      <w:proofErr w:type="spellEnd"/>
+      <w:r>
+        <w:t xml:space="preserve"> se rent </w:t>
+      </w:r>
+      <w:proofErr w:type="spellStart"/>
+      <w:r>
+        <w:t>shuru</w:t>
+      </w:r>
+      <w:proofErr w:type="spellEnd"/>
+      <w:r>
+        <w:t xml:space="preserve"> se </w:t>
+      </w:r>
+      <w:proofErr w:type="spellStart"/>
+      <w:r>
+        <w:t>milta</w:t>
+      </w:r>
+      <w:proofErr w:type="spellEnd"/>
+      <w:r>
+        <w:t xml:space="preserve"> </w:t>
+      </w:r>
+      <w:proofErr w:type="spellStart"/>
+      <w:r>
+        <w:t>hai</w:t>
+      </w:r>
+      <w:proofErr w:type="spellEnd"/>
+      <w:r>
+        <w:t>.</w:t>
       </w:r>
       <w:r>
         <w:br/>
@@ -12910,7 +15242,31 @@
         <w:t xml:space="preserve">: </w:t>
       </w:r>
       <w:r>
-        <w:t>Jab goods aur services ke price badhte hain, use inflation kehte hain.</w:t>
+        <w:t xml:space="preserve">Jab goods aur services </w:t>
+      </w:r>
+      <w:proofErr w:type="spellStart"/>
+      <w:r>
+        <w:t>ke</w:t>
+      </w:r>
+      <w:proofErr w:type="spellEnd"/>
+      <w:r>
+        <w:t xml:space="preserve"> price </w:t>
+      </w:r>
+      <w:proofErr w:type="spellStart"/>
+      <w:r>
+        <w:t>badhte</w:t>
+      </w:r>
+      <w:proofErr w:type="spellEnd"/>
+      <w:r>
+        <w:t xml:space="preserve"> hain, use inflation </w:t>
+      </w:r>
+      <w:proofErr w:type="spellStart"/>
+      <w:r>
+        <w:t>kehte</w:t>
+      </w:r>
+      <w:proofErr w:type="spellEnd"/>
+      <w:r>
+        <w:t xml:space="preserve"> hain.</w:t>
       </w:r>
     </w:p>
     <w:p>
@@ -13007,19 +15363,28 @@
         <w:t xml:space="preserve">: </w:t>
       </w:r>
       <w:r>
-        <w:t>Residential, Commercial, Industrial aur Institutional — ye 4 main types hote hain.</w:t>
-      </w:r>
-    </w:p>
-    <w:p>
-      <w:pPr>
-        <w:pStyle w:val="NoSpacing"/>
-        <w:ind w:left="360"/>
-      </w:pPr>
-      <w:r>
-        <w:rPr>
-          <w:b/>
-          <w:bCs/>
-        </w:rPr>
+        <w:t xml:space="preserve">Residential, Commercial, Industrial aur Institutional — ye 4 main types </w:t>
+      </w:r>
+      <w:proofErr w:type="spellStart"/>
+      <w:r>
+        <w:t>hote</w:t>
+      </w:r>
+      <w:proofErr w:type="spellEnd"/>
+      <w:r>
+        <w:t xml:space="preserve"> hain.</w:t>
+      </w:r>
+    </w:p>
+    <w:p>
+      <w:pPr>
+        <w:pStyle w:val="NoSpacing"/>
+        <w:ind w:left="360"/>
+      </w:pPr>
+      <w:r>
+        <w:rPr>
+          <w:b/>
+          <w:bCs/>
+        </w:rPr>
+        <w:lastRenderedPageBreak/>
         <w:t>Definition:</w:t>
       </w:r>
       <w:r>
@@ -13494,7 +15859,6 @@
           <w:b/>
           <w:bCs/>
         </w:rPr>
-        <w:lastRenderedPageBreak/>
         <w:t>🚗</w:t>
       </w:r>
       <w:r>
@@ -13512,7 +15876,63 @@
         <w:t xml:space="preserve">: </w:t>
       </w:r>
       <w:r>
-        <w:t>Basement ya slope area mein car parking jahan land contour ke hisaab se adjust hoti hai.</w:t>
+        <w:t xml:space="preserve">Basement </w:t>
+      </w:r>
+      <w:proofErr w:type="spellStart"/>
+      <w:r>
+        <w:t>ya</w:t>
+      </w:r>
+      <w:proofErr w:type="spellEnd"/>
+      <w:r>
+        <w:t xml:space="preserve"> slope area </w:t>
+      </w:r>
+      <w:proofErr w:type="spellStart"/>
+      <w:r>
+        <w:t>mein</w:t>
+      </w:r>
+      <w:proofErr w:type="spellEnd"/>
+      <w:r>
+        <w:t xml:space="preserve"> car parking </w:t>
+      </w:r>
+      <w:proofErr w:type="spellStart"/>
+      <w:r>
+        <w:t>jahan</w:t>
+      </w:r>
+      <w:proofErr w:type="spellEnd"/>
+      <w:r>
+        <w:t xml:space="preserve"> land contour </w:t>
+      </w:r>
+      <w:proofErr w:type="spellStart"/>
+      <w:r>
+        <w:t>ke</w:t>
+      </w:r>
+      <w:proofErr w:type="spellEnd"/>
+      <w:r>
+        <w:t xml:space="preserve"> </w:t>
+      </w:r>
+      <w:proofErr w:type="spellStart"/>
+      <w:r>
+        <w:t>hisaab</w:t>
+      </w:r>
+      <w:proofErr w:type="spellEnd"/>
+      <w:r>
+        <w:t xml:space="preserve"> se adjust </w:t>
+      </w:r>
+      <w:proofErr w:type="spellStart"/>
+      <w:r>
+        <w:t>hoti</w:t>
+      </w:r>
+      <w:proofErr w:type="spellEnd"/>
+      <w:r>
+        <w:t xml:space="preserve"> </w:t>
+      </w:r>
+      <w:proofErr w:type="spellStart"/>
+      <w:r>
+        <w:t>hai</w:t>
+      </w:r>
+      <w:proofErr w:type="spellEnd"/>
+      <w:r>
+        <w:t>.</w:t>
       </w:r>
     </w:p>
     <w:p>
@@ -13636,7 +16056,47 @@
         <w:t xml:space="preserve"> </w:t>
       </w:r>
       <w:r>
-        <w:t>Multiple floors mein car parking system jahan space kam lagta hai.</w:t>
+        <w:t xml:space="preserve">Multiple floors </w:t>
+      </w:r>
+      <w:proofErr w:type="spellStart"/>
+      <w:r>
+        <w:t>mein</w:t>
+      </w:r>
+      <w:proofErr w:type="spellEnd"/>
+      <w:r>
+        <w:t xml:space="preserve"> car parking system </w:t>
+      </w:r>
+      <w:proofErr w:type="spellStart"/>
+      <w:r>
+        <w:t>jahan</w:t>
+      </w:r>
+      <w:proofErr w:type="spellEnd"/>
+      <w:r>
+        <w:t xml:space="preserve"> space </w:t>
+      </w:r>
+      <w:proofErr w:type="spellStart"/>
+      <w:r>
+        <w:t>kam</w:t>
+      </w:r>
+      <w:proofErr w:type="spellEnd"/>
+      <w:r>
+        <w:t xml:space="preserve"> </w:t>
+      </w:r>
+      <w:proofErr w:type="spellStart"/>
+      <w:r>
+        <w:t>lagta</w:t>
+      </w:r>
+      <w:proofErr w:type="spellEnd"/>
+      <w:r>
+        <w:t xml:space="preserve"> </w:t>
+      </w:r>
+      <w:proofErr w:type="spellStart"/>
+      <w:r>
+        <w:t>hai</w:t>
+      </w:r>
+      <w:proofErr w:type="spellEnd"/>
+      <w:r>
+        <w:t>.</w:t>
       </w:r>
     </w:p>
     <w:p>
@@ -13747,16 +16207,64 @@
           <w:b/>
           <w:bCs/>
         </w:rPr>
-        <w:t xml:space="preserve"> (The man who draws india)</w:t>
-      </w:r>
-    </w:p>
-    <w:p>
-      <w:pPr>
-        <w:pStyle w:val="NoSpacing"/>
-        <w:ind w:left="360"/>
-      </w:pPr>
-      <w:r>
-        <w:t>Hafeez Contractor India ke top architect hain — unhone Pune aur Mumbai ke kai iconic buildings design kiye hain.</w:t>
+        <w:t xml:space="preserve"> (The man who draws </w:t>
+      </w:r>
+      <w:proofErr w:type="spellStart"/>
+      <w:r>
+        <w:rPr>
+          <w:b/>
+          <w:bCs/>
+        </w:rPr>
+        <w:t>india</w:t>
+      </w:r>
+      <w:proofErr w:type="spellEnd"/>
+      <w:r>
+        <w:rPr>
+          <w:b/>
+          <w:bCs/>
+        </w:rPr>
+        <w:t>)</w:t>
+      </w:r>
+    </w:p>
+    <w:p>
+      <w:pPr>
+        <w:pStyle w:val="NoSpacing"/>
+        <w:ind w:left="360"/>
+      </w:pPr>
+      <w:r>
+        <w:t xml:space="preserve">Hafeez Contractor India </w:t>
+      </w:r>
+      <w:proofErr w:type="spellStart"/>
+      <w:r>
+        <w:t>ke</w:t>
+      </w:r>
+      <w:proofErr w:type="spellEnd"/>
+      <w:r>
+        <w:t xml:space="preserve"> top architect hain — </w:t>
+      </w:r>
+      <w:proofErr w:type="spellStart"/>
+      <w:r>
+        <w:t>unhone</w:t>
+      </w:r>
+      <w:proofErr w:type="spellEnd"/>
+      <w:r>
+        <w:t xml:space="preserve"> Pune aur Mumbai </w:t>
+      </w:r>
+      <w:proofErr w:type="spellStart"/>
+      <w:r>
+        <w:t>ke</w:t>
+      </w:r>
+      <w:proofErr w:type="spellEnd"/>
+      <w:r>
+        <w:t xml:space="preserve"> kai iconic buildings design </w:t>
+      </w:r>
+      <w:proofErr w:type="spellStart"/>
+      <w:r>
+        <w:t>kiye</w:t>
+      </w:r>
+      <w:proofErr w:type="spellEnd"/>
+      <w:r>
+        <w:t xml:space="preserve"> hain.</w:t>
       </w:r>
     </w:p>
     <w:p>
@@ -13894,7 +16402,23 @@
         <w:t xml:space="preserve"> </w:t>
       </w:r>
       <w:r>
-        <w:t>India ke leading landscape architect — gardens, open space, and scenic layouts design karte hain.</w:t>
+        <w:t xml:space="preserve">India </w:t>
+      </w:r>
+      <w:proofErr w:type="spellStart"/>
+      <w:r>
+        <w:t>ke</w:t>
+      </w:r>
+      <w:proofErr w:type="spellEnd"/>
+      <w:r>
+        <w:t xml:space="preserve"> leading landscape architect — gardens, open space, and scenic layouts design </w:t>
+      </w:r>
+      <w:proofErr w:type="spellStart"/>
+      <w:r>
+        <w:t>karte</w:t>
+      </w:r>
+      <w:proofErr w:type="spellEnd"/>
+      <w:r>
+        <w:t xml:space="preserve"> hain.</w:t>
       </w:r>
     </w:p>
     <w:p>
@@ -13995,7 +16519,31 @@
         <w:t xml:space="preserve">: </w:t>
       </w:r>
       <w:r>
-        <w:t>Ek quality wall finish ke liye 3-4 layers lagti hain — putty, primer, aur top paint.</w:t>
+        <w:t xml:space="preserve">Ek quality wall finish </w:t>
+      </w:r>
+      <w:proofErr w:type="spellStart"/>
+      <w:r>
+        <w:t>ke</w:t>
+      </w:r>
+      <w:proofErr w:type="spellEnd"/>
+      <w:r>
+        <w:t xml:space="preserve"> </w:t>
+      </w:r>
+      <w:proofErr w:type="spellStart"/>
+      <w:r>
+        <w:t>liye</w:t>
+      </w:r>
+      <w:proofErr w:type="spellEnd"/>
+      <w:r>
+        <w:t xml:space="preserve"> 3-4 layers </w:t>
+      </w:r>
+      <w:proofErr w:type="spellStart"/>
+      <w:r>
+        <w:t>lagti</w:t>
+      </w:r>
+      <w:proofErr w:type="spellEnd"/>
+      <w:r>
+        <w:t xml:space="preserve"> hain — putty, primer, aur top paint.</w:t>
       </w:r>
     </w:p>
     <w:p>
@@ -14131,6 +16679,7 @@
           <w:b/>
           <w:bCs/>
         </w:rPr>
+        <w:lastRenderedPageBreak/>
         <w:t>Ask for the Stamp duty &amp; registration duty of the township projects.</w:t>
       </w:r>
     </w:p>
@@ -14416,7 +16965,6 @@
         <w:ind w:left="720"/>
       </w:pPr>
       <w:r>
-        <w:lastRenderedPageBreak/>
         <w:t>(Stamp Duty: 5%, Local Body Tax (LBT): 1%)</w:t>
       </w:r>
     </w:p>
@@ -14823,7 +17371,15 @@
         <w:t>645</w:t>
       </w:r>
       <w:r>
-        <w:t xml:space="preserve"> sqft, 60sqm, Rs 45L</w:t>
+        <w:t xml:space="preserve"> </w:t>
+      </w:r>
+      <w:proofErr w:type="spellStart"/>
+      <w:r>
+        <w:t>sqft</w:t>
+      </w:r>
+      <w:proofErr w:type="spellEnd"/>
+      <w:r>
+        <w:t>, 60sqm, Rs 45L</w:t>
       </w:r>
     </w:p>
     <w:p>
@@ -14994,16 +17550,72 @@
         <w:ind w:left="360"/>
       </w:pPr>
       <w:r>
-        <w:t>The Baner–Wakad–Hinjewadi–Tathawade–Ravet–Kiwale belt falls under PCMC jurisdiction.</w:t>
-      </w:r>
-    </w:p>
-    <w:p>
-      <w:pPr>
-        <w:pStyle w:val="NoSpacing"/>
-        <w:ind w:left="360"/>
-      </w:pPr>
-      <w:r>
-        <w:t>This includes Tathawade, Wakad, Punawale, Ravet, and Kiwale — all PCMC-governed areas.</w:t>
+        <w:t>The Baner–</w:t>
+      </w:r>
+      <w:proofErr w:type="spellStart"/>
+      <w:r>
+        <w:t>Wakad</w:t>
+      </w:r>
+      <w:proofErr w:type="spellEnd"/>
+      <w:r>
+        <w:t>–Hinjewadi–</w:t>
+      </w:r>
+      <w:proofErr w:type="spellStart"/>
+      <w:r>
+        <w:t>Tathawade</w:t>
+      </w:r>
+      <w:proofErr w:type="spellEnd"/>
+      <w:r>
+        <w:t>–Ravet–</w:t>
+      </w:r>
+      <w:proofErr w:type="spellStart"/>
+      <w:r>
+        <w:t>Kiwale</w:t>
+      </w:r>
+      <w:proofErr w:type="spellEnd"/>
+      <w:r>
+        <w:t xml:space="preserve"> belt falls under PCMC jurisdiction.</w:t>
+      </w:r>
+    </w:p>
+    <w:p>
+      <w:pPr>
+        <w:pStyle w:val="NoSpacing"/>
+        <w:ind w:left="360"/>
+      </w:pPr>
+      <w:r>
+        <w:t xml:space="preserve">This includes </w:t>
+      </w:r>
+      <w:proofErr w:type="spellStart"/>
+      <w:r>
+        <w:t>Tathawade</w:t>
+      </w:r>
+      <w:proofErr w:type="spellEnd"/>
+      <w:r>
+        <w:t xml:space="preserve">, </w:t>
+      </w:r>
+      <w:proofErr w:type="spellStart"/>
+      <w:r>
+        <w:t>Wakad</w:t>
+      </w:r>
+      <w:proofErr w:type="spellEnd"/>
+      <w:r>
+        <w:t xml:space="preserve">, </w:t>
+      </w:r>
+      <w:proofErr w:type="spellStart"/>
+      <w:r>
+        <w:t>Punawale</w:t>
+      </w:r>
+      <w:proofErr w:type="spellEnd"/>
+      <w:r>
+        <w:t xml:space="preserve">, Ravet, and </w:t>
+      </w:r>
+      <w:proofErr w:type="spellStart"/>
+      <w:r>
+        <w:t>Kiwale</w:t>
+      </w:r>
+      <w:proofErr w:type="spellEnd"/>
+      <w:r>
+        <w:t xml:space="preserve"> — all PCMC-governed areas.</w:t>
       </w:r>
     </w:p>
     <w:p>
@@ -15025,6 +17637,7 @@
           <w:b/>
           <w:bCs/>
         </w:rPr>
+        <w:lastRenderedPageBreak/>
         <w:t>(Mumbai – Bangalore Highway)</w:t>
       </w:r>
       <w:r>
@@ -15039,7 +17652,47 @@
       </w:r>
       <w:r>
         <w:br/>
-        <w:t>Ravet → Punawale–Tathawade Underpass → JSPM College Chowk Underpass → Bhumkar Chowk Underpass → Bhujbal Chowk Underpass → Wakad Flyover Stretch → Balewadi Underpass → Baner Underpass</w:t>
+        <w:t xml:space="preserve">Ravet → </w:t>
+      </w:r>
+      <w:proofErr w:type="spellStart"/>
+      <w:r>
+        <w:t>Punawale</w:t>
+      </w:r>
+      <w:proofErr w:type="spellEnd"/>
+      <w:r>
+        <w:t>–</w:t>
+      </w:r>
+      <w:proofErr w:type="spellStart"/>
+      <w:r>
+        <w:t>Tathawade</w:t>
+      </w:r>
+      <w:proofErr w:type="spellEnd"/>
+      <w:r>
+        <w:t xml:space="preserve"> Underpass → JSPM College Chowk Underpass → </w:t>
+      </w:r>
+      <w:proofErr w:type="spellStart"/>
+      <w:r>
+        <w:t>Bhumkar</w:t>
+      </w:r>
+      <w:proofErr w:type="spellEnd"/>
+      <w:r>
+        <w:t xml:space="preserve"> Chowk Underpass → Bhujbal Chowk Underpass → </w:t>
+      </w:r>
+      <w:proofErr w:type="spellStart"/>
+      <w:r>
+        <w:t>Wakad</w:t>
+      </w:r>
+      <w:proofErr w:type="spellEnd"/>
+      <w:r>
+        <w:t xml:space="preserve"> Flyover Stretch → </w:t>
+      </w:r>
+      <w:proofErr w:type="spellStart"/>
+      <w:r>
+        <w:t>Balewadi</w:t>
+      </w:r>
+      <w:proofErr w:type="spellEnd"/>
+      <w:r>
+        <w:t xml:space="preserve"> Underpass → Baner Underpass</w:t>
       </w:r>
       <w:r>
         <w:t>.</w:t>
@@ -15091,7 +17744,135 @@
         <w:t>)</w:t>
       </w:r>
       <w:r>
-        <w:t>: USP ka matlab hota hai — wo special cheez jo ek project ko doosre projects se alag banati hai. Yaani, project ka main highlight jisse buyer impress ho jaye ya decide kare ki yehi project lena hai.</w:t>
+        <w:t xml:space="preserve">: USP ka </w:t>
+      </w:r>
+      <w:proofErr w:type="spellStart"/>
+      <w:r>
+        <w:t>matlab</w:t>
+      </w:r>
+      <w:proofErr w:type="spellEnd"/>
+      <w:r>
+        <w:t xml:space="preserve"> </w:t>
+      </w:r>
+      <w:proofErr w:type="spellStart"/>
+      <w:r>
+        <w:t>hota</w:t>
+      </w:r>
+      <w:proofErr w:type="spellEnd"/>
+      <w:r>
+        <w:t xml:space="preserve"> </w:t>
+      </w:r>
+      <w:proofErr w:type="spellStart"/>
+      <w:r>
+        <w:t>hai</w:t>
+      </w:r>
+      <w:proofErr w:type="spellEnd"/>
+      <w:r>
+        <w:t xml:space="preserve"> — wo special </w:t>
+      </w:r>
+      <w:proofErr w:type="spellStart"/>
+      <w:r>
+        <w:t>cheez</w:t>
+      </w:r>
+      <w:proofErr w:type="spellEnd"/>
+      <w:r>
+        <w:t xml:space="preserve"> jo ek project ko </w:t>
+      </w:r>
+      <w:proofErr w:type="spellStart"/>
+      <w:r>
+        <w:t>doosre</w:t>
+      </w:r>
+      <w:proofErr w:type="spellEnd"/>
+      <w:r>
+        <w:t xml:space="preserve"> projects se </w:t>
+      </w:r>
+      <w:proofErr w:type="spellStart"/>
+      <w:r>
+        <w:t>alag</w:t>
+      </w:r>
+      <w:proofErr w:type="spellEnd"/>
+      <w:r>
+        <w:t xml:space="preserve"> </w:t>
+      </w:r>
+      <w:proofErr w:type="spellStart"/>
+      <w:r>
+        <w:t>banati</w:t>
+      </w:r>
+      <w:proofErr w:type="spellEnd"/>
+      <w:r>
+        <w:t xml:space="preserve"> </w:t>
+      </w:r>
+      <w:proofErr w:type="spellStart"/>
+      <w:r>
+        <w:t>hai</w:t>
+      </w:r>
+      <w:proofErr w:type="spellEnd"/>
+      <w:r>
+        <w:t xml:space="preserve">. Yaani, project ka main highlight </w:t>
+      </w:r>
+      <w:proofErr w:type="spellStart"/>
+      <w:r>
+        <w:t>jisse</w:t>
+      </w:r>
+      <w:proofErr w:type="spellEnd"/>
+      <w:r>
+        <w:t xml:space="preserve"> buyer impress </w:t>
+      </w:r>
+      <w:proofErr w:type="spellStart"/>
+      <w:r>
+        <w:t>ho</w:t>
+      </w:r>
+      <w:proofErr w:type="spellEnd"/>
+      <w:r>
+        <w:t xml:space="preserve"> </w:t>
+      </w:r>
+      <w:proofErr w:type="spellStart"/>
+      <w:r>
+        <w:t>jaye</w:t>
+      </w:r>
+      <w:proofErr w:type="spellEnd"/>
+      <w:r>
+        <w:t xml:space="preserve"> </w:t>
+      </w:r>
+      <w:proofErr w:type="spellStart"/>
+      <w:r>
+        <w:t>ya</w:t>
+      </w:r>
+      <w:proofErr w:type="spellEnd"/>
+      <w:r>
+        <w:t xml:space="preserve"> decide </w:t>
+      </w:r>
+      <w:proofErr w:type="spellStart"/>
+      <w:r>
+        <w:t>kare</w:t>
+      </w:r>
+      <w:proofErr w:type="spellEnd"/>
+      <w:r>
+        <w:t xml:space="preserve"> ki </w:t>
+      </w:r>
+      <w:proofErr w:type="spellStart"/>
+      <w:r>
+        <w:t>yehi</w:t>
+      </w:r>
+      <w:proofErr w:type="spellEnd"/>
+      <w:r>
+        <w:t xml:space="preserve"> project </w:t>
+      </w:r>
+      <w:proofErr w:type="spellStart"/>
+      <w:r>
+        <w:t>lena</w:t>
+      </w:r>
+      <w:proofErr w:type="spellEnd"/>
+      <w:r>
+        <w:t xml:space="preserve"> </w:t>
+      </w:r>
+      <w:proofErr w:type="spellStart"/>
+      <w:r>
+        <w:t>hai</w:t>
+      </w:r>
+      <w:proofErr w:type="spellEnd"/>
+      <w:r>
+        <w:t>.</w:t>
       </w:r>
     </w:p>
     <w:p>
@@ -15264,7 +18045,6 @@
         <w:ind w:left="360"/>
       </w:pPr>
       <w:r>
-        <w:lastRenderedPageBreak/>
         <w:pict w14:anchorId="6F14579B">
           <v:rect id="_x0000_i1065" style="width:0;height:1.5pt" o:hralign="center" o:hrstd="t" o:hr="t" fillcolor="#a0a0a0" stroked="f"/>
         </w:pict>
@@ -15311,7 +18091,55 @@
         <w:t xml:space="preserve"> </w:t>
       </w:r>
       <w:r>
-        <w:t>Gera ka special concept jahan bachchon ke development ke liye special coaching aur activity zones hote hain.</w:t>
+        <w:t xml:space="preserve">Gera ka special concept </w:t>
+      </w:r>
+      <w:proofErr w:type="spellStart"/>
+      <w:r>
+        <w:t>jahan</w:t>
+      </w:r>
+      <w:proofErr w:type="spellEnd"/>
+      <w:r>
+        <w:t xml:space="preserve"> </w:t>
+      </w:r>
+      <w:proofErr w:type="spellStart"/>
+      <w:r>
+        <w:t>bachchon</w:t>
+      </w:r>
+      <w:proofErr w:type="spellEnd"/>
+      <w:r>
+        <w:t xml:space="preserve"> </w:t>
+      </w:r>
+      <w:proofErr w:type="spellStart"/>
+      <w:r>
+        <w:t>ke</w:t>
+      </w:r>
+      <w:proofErr w:type="spellEnd"/>
+      <w:r>
+        <w:t xml:space="preserve"> development </w:t>
+      </w:r>
+      <w:proofErr w:type="spellStart"/>
+      <w:r>
+        <w:t>ke</w:t>
+      </w:r>
+      <w:proofErr w:type="spellEnd"/>
+      <w:r>
+        <w:t xml:space="preserve"> </w:t>
+      </w:r>
+      <w:proofErr w:type="spellStart"/>
+      <w:r>
+        <w:t>liye</w:t>
+      </w:r>
+      <w:proofErr w:type="spellEnd"/>
+      <w:r>
+        <w:t xml:space="preserve"> special coaching aur activity zones </w:t>
+      </w:r>
+      <w:proofErr w:type="spellStart"/>
+      <w:r>
+        <w:t>hote</w:t>
+      </w:r>
+      <w:proofErr w:type="spellEnd"/>
+      <w:r>
+        <w:t xml:space="preserve"> hain.</w:t>
       </w:r>
     </w:p>
     <w:p>
@@ -15385,7 +18213,23 @@
           <w:b/>
           <w:bCs/>
         </w:rPr>
-        <w:t xml:space="preserve"> Mivan Technology Construction</w:t>
+        <w:t xml:space="preserve"> </w:t>
+      </w:r>
+      <w:proofErr w:type="spellStart"/>
+      <w:r>
+        <w:rPr>
+          <w:b/>
+          <w:bCs/>
+        </w:rPr>
+        <w:t>Mivan</w:t>
+      </w:r>
+      <w:proofErr w:type="spellEnd"/>
+      <w:r>
+        <w:rPr>
+          <w:b/>
+          <w:bCs/>
+        </w:rPr>
+        <w:t xml:space="preserve"> Technology Construction</w:t>
       </w:r>
     </w:p>
     <w:p>
@@ -15404,7 +18248,47 @@
         <w:t xml:space="preserve"> </w:t>
       </w:r>
       <w:r>
-        <w:t>Ek modern aluminium formwork system jisme concrete directly mould hoti hai — fast aur strong construction ke liye.</w:t>
+        <w:t xml:space="preserve">Ek modern aluminium formwork system </w:t>
+      </w:r>
+      <w:proofErr w:type="spellStart"/>
+      <w:r>
+        <w:t>jisme</w:t>
+      </w:r>
+      <w:proofErr w:type="spellEnd"/>
+      <w:r>
+        <w:t xml:space="preserve"> concrete directly mould </w:t>
+      </w:r>
+      <w:proofErr w:type="spellStart"/>
+      <w:r>
+        <w:t>hoti</w:t>
+      </w:r>
+      <w:proofErr w:type="spellEnd"/>
+      <w:r>
+        <w:t xml:space="preserve"> </w:t>
+      </w:r>
+      <w:proofErr w:type="spellStart"/>
+      <w:r>
+        <w:t>hai</w:t>
+      </w:r>
+      <w:proofErr w:type="spellEnd"/>
+      <w:r>
+        <w:t xml:space="preserve"> — fast aur strong construction </w:t>
+      </w:r>
+      <w:proofErr w:type="spellStart"/>
+      <w:r>
+        <w:t>ke</w:t>
+      </w:r>
+      <w:proofErr w:type="spellEnd"/>
+      <w:r>
+        <w:t xml:space="preserve"> </w:t>
+      </w:r>
+      <w:proofErr w:type="spellStart"/>
+      <w:r>
+        <w:t>liye</w:t>
+      </w:r>
+      <w:proofErr w:type="spellEnd"/>
+      <w:r>
+        <w:t>.</w:t>
       </w:r>
     </w:p>
     <w:p>
@@ -15442,7 +18326,23 @@
         <w:t xml:space="preserve"> </w:t>
       </w:r>
       <w:r>
-        <w:t>“Sir, this project uses Mivan technology — no internal cracks, better strength, and long life structure.”</w:t>
+        <w:t xml:space="preserve">“Sir, this project uses </w:t>
+      </w:r>
+      <w:proofErr w:type="spellStart"/>
+      <w:r>
+        <w:t>Mivan</w:t>
+      </w:r>
+      <w:proofErr w:type="spellEnd"/>
+      <w:r>
+        <w:t xml:space="preserve"> technology — no internal cracks, better strength, and </w:t>
+      </w:r>
+      <w:proofErr w:type="gramStart"/>
+      <w:r>
+        <w:t>long life</w:t>
+      </w:r>
+      <w:proofErr w:type="gramEnd"/>
+      <w:r>
+        <w:t xml:space="preserve"> structure.”</w:t>
       </w:r>
     </w:p>
     <w:p>
@@ -15497,7 +18397,79 @@
         <w:t xml:space="preserve"> </w:t>
       </w:r>
       <w:r>
-        <w:t>Project complete hone ke baad builder se maintenance society ke naam transfer hoti hai. Redevelopment ke time same size ya upgraded flat milta hai.</w:t>
+        <w:t xml:space="preserve">Project complete hone </w:t>
+      </w:r>
+      <w:proofErr w:type="spellStart"/>
+      <w:r>
+        <w:t>ke</w:t>
+      </w:r>
+      <w:proofErr w:type="spellEnd"/>
+      <w:r>
+        <w:t xml:space="preserve"> </w:t>
+      </w:r>
+      <w:proofErr w:type="spellStart"/>
+      <w:r>
+        <w:t>baad</w:t>
+      </w:r>
+      <w:proofErr w:type="spellEnd"/>
+      <w:r>
+        <w:t xml:space="preserve"> builder se maintenance society </w:t>
+      </w:r>
+      <w:proofErr w:type="spellStart"/>
+      <w:r>
+        <w:t>ke</w:t>
+      </w:r>
+      <w:proofErr w:type="spellEnd"/>
+      <w:r>
+        <w:t xml:space="preserve"> naam transfer </w:t>
+      </w:r>
+      <w:proofErr w:type="spellStart"/>
+      <w:r>
+        <w:t>hoti</w:t>
+      </w:r>
+      <w:proofErr w:type="spellEnd"/>
+      <w:r>
+        <w:t xml:space="preserve"> </w:t>
+      </w:r>
+      <w:proofErr w:type="spellStart"/>
+      <w:r>
+        <w:t>hai</w:t>
+      </w:r>
+      <w:proofErr w:type="spellEnd"/>
+      <w:r>
+        <w:t xml:space="preserve">. Redevelopment </w:t>
+      </w:r>
+      <w:proofErr w:type="spellStart"/>
+      <w:r>
+        <w:t>ke</w:t>
+      </w:r>
+      <w:proofErr w:type="spellEnd"/>
+      <w:r>
+        <w:t xml:space="preserve"> time same size </w:t>
+      </w:r>
+      <w:proofErr w:type="spellStart"/>
+      <w:r>
+        <w:t>ya</w:t>
+      </w:r>
+      <w:proofErr w:type="spellEnd"/>
+      <w:r>
+        <w:t xml:space="preserve"> upgraded flat </w:t>
+      </w:r>
+      <w:proofErr w:type="spellStart"/>
+      <w:r>
+        <w:t>milta</w:t>
+      </w:r>
+      <w:proofErr w:type="spellEnd"/>
+      <w:r>
+        <w:t xml:space="preserve"> </w:t>
+      </w:r>
+      <w:proofErr w:type="spellStart"/>
+      <w:r>
+        <w:t>hai</w:t>
+      </w:r>
+      <w:proofErr w:type="spellEnd"/>
+      <w:r>
+        <w:t>.</w:t>
       </w:r>
     </w:p>
     <w:p>
@@ -15620,7 +18592,54 @@
       </w:r>
       <w:r>
         <w:br/>
-        <w:t>Aisi company jisme public investment kar sakti hai — jaise listed developers (Godrej, Lodha).</w:t>
+      </w:r>
+      <w:proofErr w:type="spellStart"/>
+      <w:r>
+        <w:t>Aisi</w:t>
+      </w:r>
+      <w:proofErr w:type="spellEnd"/>
+      <w:r>
+        <w:t xml:space="preserve"> company </w:t>
+      </w:r>
+      <w:proofErr w:type="spellStart"/>
+      <w:r>
+        <w:t>jisme</w:t>
+      </w:r>
+      <w:proofErr w:type="spellEnd"/>
+      <w:r>
+        <w:t xml:space="preserve"> public investment </w:t>
+      </w:r>
+      <w:proofErr w:type="spellStart"/>
+      <w:r>
+        <w:t>kar</w:t>
+      </w:r>
+      <w:proofErr w:type="spellEnd"/>
+      <w:r>
+        <w:t xml:space="preserve"> </w:t>
+      </w:r>
+      <w:proofErr w:type="spellStart"/>
+      <w:r>
+        <w:t>sakti</w:t>
+      </w:r>
+      <w:proofErr w:type="spellEnd"/>
+      <w:r>
+        <w:t xml:space="preserve"> </w:t>
+      </w:r>
+      <w:proofErr w:type="spellStart"/>
+      <w:r>
+        <w:t>hai</w:t>
+      </w:r>
+      <w:proofErr w:type="spellEnd"/>
+      <w:r>
+        <w:t xml:space="preserve"> — </w:t>
+      </w:r>
+      <w:proofErr w:type="spellStart"/>
+      <w:r>
+        <w:t>jaise</w:t>
+      </w:r>
+      <w:proofErr w:type="spellEnd"/>
+      <w:r>
+        <w:t xml:space="preserve"> listed developers (Godrej, Lodha).</w:t>
       </w:r>
     </w:p>
     <w:p>
@@ -15712,7 +18731,39 @@
       </w:r>
       <w:r>
         <w:br/>
-        <w:t>Limited partners wali company — public investment nahi hota, par operations strong hote hain.</w:t>
+        <w:t xml:space="preserve">Limited partners </w:t>
+      </w:r>
+      <w:proofErr w:type="spellStart"/>
+      <w:r>
+        <w:t>wali</w:t>
+      </w:r>
+      <w:proofErr w:type="spellEnd"/>
+      <w:r>
+        <w:t xml:space="preserve"> company — public investment </w:t>
+      </w:r>
+      <w:proofErr w:type="spellStart"/>
+      <w:r>
+        <w:t>nahi</w:t>
+      </w:r>
+      <w:proofErr w:type="spellEnd"/>
+      <w:r>
+        <w:t xml:space="preserve"> </w:t>
+      </w:r>
+      <w:proofErr w:type="spellStart"/>
+      <w:r>
+        <w:t>hota</w:t>
+      </w:r>
+      <w:proofErr w:type="spellEnd"/>
+      <w:r>
+        <w:t xml:space="preserve">, par operations strong </w:t>
+      </w:r>
+      <w:proofErr w:type="spellStart"/>
+      <w:r>
+        <w:t>hote</w:t>
+      </w:r>
+      <w:proofErr w:type="spellEnd"/>
+      <w:r>
+        <w:t xml:space="preserve"> hain.</w:t>
       </w:r>
     </w:p>
     <w:p>
@@ -15780,6 +18831,7 @@
           <w:b/>
           <w:bCs/>
         </w:rPr>
+        <w:lastRenderedPageBreak/>
         <w:t>⚖️</w:t>
       </w:r>
       <w:r>
@@ -15806,7 +18858,39 @@
         <w:t xml:space="preserve"> </w:t>
       </w:r>
       <w:r>
-        <w:t>Partnership firm jahan har partner ki liability limited hoti hai.</w:t>
+        <w:t xml:space="preserve">Partnership firm </w:t>
+      </w:r>
+      <w:proofErr w:type="spellStart"/>
+      <w:r>
+        <w:t>jahan</w:t>
+      </w:r>
+      <w:proofErr w:type="spellEnd"/>
+      <w:r>
+        <w:t xml:space="preserve"> </w:t>
+      </w:r>
+      <w:proofErr w:type="spellStart"/>
+      <w:r>
+        <w:t>har</w:t>
+      </w:r>
+      <w:proofErr w:type="spellEnd"/>
+      <w:r>
+        <w:t xml:space="preserve"> partner ki liability limited </w:t>
+      </w:r>
+      <w:proofErr w:type="spellStart"/>
+      <w:r>
+        <w:t>hoti</w:t>
+      </w:r>
+      <w:proofErr w:type="spellEnd"/>
+      <w:r>
+        <w:t xml:space="preserve"> </w:t>
+      </w:r>
+      <w:proofErr w:type="spellStart"/>
+      <w:r>
+        <w:t>hai</w:t>
+      </w:r>
+      <w:proofErr w:type="spellEnd"/>
+      <w:r>
+        <w:t>.</w:t>
       </w:r>
     </w:p>
     <w:p>
@@ -15899,7 +18983,47 @@
         <w:t xml:space="preserve"> </w:t>
       </w:r>
       <w:r>
-        <w:t>Already approved metro ya highway jiska construction chal raha hai.</w:t>
+        <w:t xml:space="preserve">Already approved metro </w:t>
+      </w:r>
+      <w:proofErr w:type="spellStart"/>
+      <w:r>
+        <w:t>ya</w:t>
+      </w:r>
+      <w:proofErr w:type="spellEnd"/>
+      <w:r>
+        <w:t xml:space="preserve"> highway </w:t>
+      </w:r>
+      <w:proofErr w:type="spellStart"/>
+      <w:r>
+        <w:t>jiska</w:t>
+      </w:r>
+      <w:proofErr w:type="spellEnd"/>
+      <w:r>
+        <w:t xml:space="preserve"> construction </w:t>
+      </w:r>
+      <w:proofErr w:type="spellStart"/>
+      <w:r>
+        <w:t>chal</w:t>
+      </w:r>
+      <w:proofErr w:type="spellEnd"/>
+      <w:r>
+        <w:t xml:space="preserve"> </w:t>
+      </w:r>
+      <w:proofErr w:type="spellStart"/>
+      <w:r>
+        <w:t>raha</w:t>
+      </w:r>
+      <w:proofErr w:type="spellEnd"/>
+      <w:r>
+        <w:t xml:space="preserve"> </w:t>
+      </w:r>
+      <w:proofErr w:type="spellStart"/>
+      <w:r>
+        <w:t>hai</w:t>
+      </w:r>
+      <w:proofErr w:type="spellEnd"/>
+      <w:r>
+        <w:t>.</w:t>
       </w:r>
     </w:p>
     <w:p>
@@ -15992,7 +19116,55 @@
         <w:t xml:space="preserve"> </w:t>
       </w:r>
       <w:r>
-        <w:t>Government ne future plan mein include kiya hai — abhi approval stage par hai.</w:t>
+        <w:t xml:space="preserve">Government ne </w:t>
+      </w:r>
+      <w:proofErr w:type="gramStart"/>
+      <w:r>
+        <w:t>future plan</w:t>
+      </w:r>
+      <w:proofErr w:type="gramEnd"/>
+      <w:r>
+        <w:t xml:space="preserve"> </w:t>
+      </w:r>
+      <w:proofErr w:type="spellStart"/>
+      <w:r>
+        <w:t>mein</w:t>
+      </w:r>
+      <w:proofErr w:type="spellEnd"/>
+      <w:r>
+        <w:t xml:space="preserve"> include </w:t>
+      </w:r>
+      <w:proofErr w:type="spellStart"/>
+      <w:r>
+        <w:t>kiya</w:t>
+      </w:r>
+      <w:proofErr w:type="spellEnd"/>
+      <w:r>
+        <w:t xml:space="preserve"> </w:t>
+      </w:r>
+      <w:proofErr w:type="spellStart"/>
+      <w:r>
+        <w:t>hai</w:t>
+      </w:r>
+      <w:proofErr w:type="spellEnd"/>
+      <w:r>
+        <w:t xml:space="preserve"> — </w:t>
+      </w:r>
+      <w:proofErr w:type="spellStart"/>
+      <w:r>
+        <w:t>abhi</w:t>
+      </w:r>
+      <w:proofErr w:type="spellEnd"/>
+      <w:r>
+        <w:t xml:space="preserve"> approval stage par </w:t>
+      </w:r>
+      <w:proofErr w:type="spellStart"/>
+      <w:r>
+        <w:t>hai</w:t>
+      </w:r>
+      <w:proofErr w:type="spellEnd"/>
+      <w:r>
+        <w:t>.</w:t>
       </w:r>
     </w:p>
     <w:p>
@@ -16079,14 +19251,29 @@
           <w:b/>
           <w:bCs/>
         </w:rPr>
-        <w:lastRenderedPageBreak/>
         <w:t>Meaning:</w:t>
       </w:r>
       <w:r>
         <w:t xml:space="preserve"> </w:t>
       </w:r>
       <w:r>
-        <w:t>Project ka full breakup — basic price, floor rise, view charges, parking, stamp duty, GST sab included hota hai.</w:t>
+        <w:t xml:space="preserve">Project ka full breakup — basic price, floor rise, view charges, parking, stamp duty, GST sab included </w:t>
+      </w:r>
+      <w:proofErr w:type="spellStart"/>
+      <w:r>
+        <w:t>hota</w:t>
+      </w:r>
+      <w:proofErr w:type="spellEnd"/>
+      <w:r>
+        <w:t xml:space="preserve"> </w:t>
+      </w:r>
+      <w:proofErr w:type="spellStart"/>
+      <w:r>
+        <w:t>hai</w:t>
+      </w:r>
+      <w:proofErr w:type="spellEnd"/>
+      <w:r>
+        <w:t>.</w:t>
       </w:r>
     </w:p>
     <w:p>
@@ -16179,7 +19366,23 @@
         <w:t xml:space="preserve"> </w:t>
       </w:r>
       <w:r>
-        <w:t>RERA registered project ki file jisme project ka plan, timeline, approvals aur details hoti hain.</w:t>
+        <w:t xml:space="preserve">RERA registered project ki file </w:t>
+      </w:r>
+      <w:proofErr w:type="spellStart"/>
+      <w:r>
+        <w:t>jisme</w:t>
+      </w:r>
+      <w:proofErr w:type="spellEnd"/>
+      <w:r>
+        <w:t xml:space="preserve"> project ka plan, timeline, approvals aur details </w:t>
+      </w:r>
+      <w:proofErr w:type="spellStart"/>
+      <w:r>
+        <w:t>hoti</w:t>
+      </w:r>
+      <w:proofErr w:type="spellEnd"/>
+      <w:r>
+        <w:t xml:space="preserve"> hain.</w:t>
       </w:r>
     </w:p>
     <w:p>
@@ -16439,7 +19642,23 @@
         <w:t xml:space="preserve"> </w:t>
       </w:r>
       <w:r>
-        <w:t>Hinjewadi se Shivajinagar tak metro line — work in progress under MahaMetro.</w:t>
+        <w:t xml:space="preserve">Hinjewadi se Shivajinagar </w:t>
+      </w:r>
+      <w:proofErr w:type="spellStart"/>
+      <w:r>
+        <w:t>tak</w:t>
+      </w:r>
+      <w:proofErr w:type="spellEnd"/>
+      <w:r>
+        <w:t xml:space="preserve"> metro line — work in progress under </w:t>
+      </w:r>
+      <w:proofErr w:type="spellStart"/>
+      <w:r>
+        <w:t>MahaMetro</w:t>
+      </w:r>
+      <w:proofErr w:type="spellEnd"/>
+      <w:r>
+        <w:t>.</w:t>
       </w:r>
     </w:p>
     <w:p>
@@ -16458,7 +19677,15 @@
         <w:t xml:space="preserve"> </w:t>
       </w:r>
       <w:r>
-        <w:t>The Hinjewadi–Shivajinagar Metro Line connects Pune’s IT hub to the city center.</w:t>
+        <w:t xml:space="preserve">The Hinjewadi–Shivajinagar Metro Line connects Pune’s IT hub to the city </w:t>
+      </w:r>
+      <w:proofErr w:type="spellStart"/>
+      <w:r>
+        <w:t>center</w:t>
+      </w:r>
+      <w:proofErr w:type="spellEnd"/>
+      <w:r>
+        <w:t>.</w:t>
       </w:r>
     </w:p>
     <w:p>
@@ -16543,7 +19770,15 @@
         <w:ind w:left="720"/>
       </w:pPr>
       <w:r>
-        <w:t>2. Embassy Quadron Business Park</w:t>
+        <w:t xml:space="preserve">2. Embassy </w:t>
+      </w:r>
+      <w:proofErr w:type="spellStart"/>
+      <w:r>
+        <w:t>Quadron</w:t>
+      </w:r>
+      <w:proofErr w:type="spellEnd"/>
+      <w:r>
+        <w:t xml:space="preserve"> Business Park</w:t>
       </w:r>
     </w:p>
     <w:p>
@@ -16570,6 +19805,7 @@
         <w:ind w:left="720"/>
       </w:pPr>
       <w:r>
+        <w:lastRenderedPageBreak/>
         <w:t>5. Wipro Phase 2</w:t>
       </w:r>
     </w:p>
@@ -16597,7 +19833,15 @@
         <w:ind w:left="720"/>
       </w:pPr>
       <w:r>
-        <w:t>8. Wakad Chowk</w:t>
+        <w:t xml:space="preserve">8. </w:t>
+      </w:r>
+      <w:proofErr w:type="spellStart"/>
+      <w:r>
+        <w:t>Wakad</w:t>
+      </w:r>
+      <w:proofErr w:type="spellEnd"/>
+      <w:r>
+        <w:t xml:space="preserve"> Chowk</w:t>
       </w:r>
     </w:p>
     <w:p>
@@ -16606,7 +19850,15 @@
         <w:ind w:left="720"/>
       </w:pPr>
       <w:r>
-        <w:t>9. Balewadi Stadium</w:t>
+        <w:t xml:space="preserve">9. </w:t>
+      </w:r>
+      <w:proofErr w:type="spellStart"/>
+      <w:r>
+        <w:t>Balewadi</w:t>
+      </w:r>
+      <w:proofErr w:type="spellEnd"/>
+      <w:r>
+        <w:t xml:space="preserve"> Stadium</w:t>
       </w:r>
     </w:p>
     <w:p>
@@ -16642,8 +19894,21 @@
         <w:ind w:left="720"/>
       </w:pPr>
       <w:r>
-        <w:t>13. Balewadi Phata</w:t>
-      </w:r>
+        <w:t xml:space="preserve">13. </w:t>
+      </w:r>
+      <w:proofErr w:type="spellStart"/>
+      <w:r>
+        <w:t>Balewadi</w:t>
+      </w:r>
+      <w:proofErr w:type="spellEnd"/>
+      <w:r>
+        <w:t xml:space="preserve"> </w:t>
+      </w:r>
+      <w:proofErr w:type="spellStart"/>
+      <w:r>
+        <w:t>Phata</w:t>
+      </w:r>
+      <w:proofErr w:type="spellEnd"/>
     </w:p>
     <w:p>
       <w:pPr>
@@ -16669,7 +19934,23 @@
         <w:ind w:left="720"/>
       </w:pPr>
       <w:r>
-        <w:t>16. Agriculture Research (Kheti Anusandhan)</w:t>
+        <w:t>16. Agriculture Research (</w:t>
+      </w:r>
+      <w:proofErr w:type="spellStart"/>
+      <w:r>
+        <w:t>Kheti</w:t>
+      </w:r>
+      <w:proofErr w:type="spellEnd"/>
+      <w:r>
+        <w:t xml:space="preserve"> </w:t>
+      </w:r>
+      <w:proofErr w:type="spellStart"/>
+      <w:r>
+        <w:t>Anusandhan</w:t>
+      </w:r>
+      <w:proofErr w:type="spellEnd"/>
+      <w:r>
+        <w:t>)</w:t>
       </w:r>
     </w:p>
     <w:p>
@@ -16749,7 +20030,6 @@
           <w:b/>
           <w:bCs/>
         </w:rPr>
-        <w:lastRenderedPageBreak/>
         <w:t>Line 2</w:t>
       </w:r>
     </w:p>
@@ -16869,8 +20149,13 @@
           <w:numId w:val="89"/>
         </w:numPr>
       </w:pPr>
-      <w:r>
-        <w:t>Mangalwar Peth</w:t>
+      <w:proofErr w:type="spellStart"/>
+      <w:r>
+        <w:t>Mangalwar</w:t>
+      </w:r>
+      <w:proofErr w:type="spellEnd"/>
+      <w:r>
+        <w:t xml:space="preserve"> Peth</w:t>
       </w:r>
     </w:p>
     <w:p>
@@ -16917,9 +20202,11 @@
           <w:numId w:val="89"/>
         </w:numPr>
       </w:pPr>
+      <w:proofErr w:type="spellStart"/>
       <w:r>
         <w:t>Yerwada</w:t>
       </w:r>
+      <w:proofErr w:type="spellEnd"/>
     </w:p>
     <w:p>
       <w:pPr>
@@ -16941,9 +20228,11 @@
           <w:numId w:val="89"/>
         </w:numPr>
       </w:pPr>
+      <w:proofErr w:type="spellStart"/>
       <w:r>
         <w:t>Ramwadi</w:t>
       </w:r>
+      <w:proofErr w:type="spellEnd"/>
     </w:p>
     <w:p>
       <w:pPr>
@@ -17019,8 +20308,21 @@
           <w:numId w:val="88"/>
         </w:numPr>
       </w:pPr>
-      <w:r>
-        <w:t xml:space="preserve">Bhosari (Nashik Phata) </w:t>
+      <w:proofErr w:type="spellStart"/>
+      <w:r>
+        <w:t>Bhosari</w:t>
+      </w:r>
+      <w:proofErr w:type="spellEnd"/>
+      <w:r>
+        <w:t xml:space="preserve"> (Nashik </w:t>
+      </w:r>
+      <w:proofErr w:type="spellStart"/>
+      <w:r>
+        <w:t>Phata</w:t>
+      </w:r>
+      <w:proofErr w:type="spellEnd"/>
+      <w:r>
+        <w:t xml:space="preserve">) </w:t>
       </w:r>
     </w:p>
     <w:p>
@@ -17031,8 +20333,13 @@
           <w:numId w:val="88"/>
         </w:numPr>
       </w:pPr>
-      <w:r>
-        <w:t xml:space="preserve">Kasarwadi </w:t>
+      <w:proofErr w:type="spellStart"/>
+      <w:r>
+        <w:t>Kasarwadi</w:t>
+      </w:r>
+      <w:proofErr w:type="spellEnd"/>
+      <w:r>
+        <w:t xml:space="preserve"> </w:t>
       </w:r>
     </w:p>
     <w:p>
@@ -17043,8 +20350,21 @@
           <w:numId w:val="88"/>
         </w:numPr>
       </w:pPr>
-      <w:r>
-        <w:t xml:space="preserve">Phugewadi (Fugewadi) </w:t>
+      <w:proofErr w:type="spellStart"/>
+      <w:r>
+        <w:t>Phugewadi</w:t>
+      </w:r>
+      <w:proofErr w:type="spellEnd"/>
+      <w:r>
+        <w:t xml:space="preserve"> (</w:t>
+      </w:r>
+      <w:proofErr w:type="spellStart"/>
+      <w:r>
+        <w:t>Fugewadi</w:t>
+      </w:r>
+      <w:proofErr w:type="spellEnd"/>
+      <w:r>
+        <w:t xml:space="preserve">) </w:t>
       </w:r>
     </w:p>
     <w:p>
@@ -17055,8 +20375,13 @@
           <w:numId w:val="88"/>
         </w:numPr>
       </w:pPr>
-      <w:r>
-        <w:t xml:space="preserve">Dapodi </w:t>
+      <w:proofErr w:type="spellStart"/>
+      <w:r>
+        <w:t>Dapodi</w:t>
+      </w:r>
+      <w:proofErr w:type="spellEnd"/>
+      <w:r>
+        <w:t xml:space="preserve"> </w:t>
       </w:r>
     </w:p>
     <w:p>
@@ -17067,8 +20392,13 @@
           <w:numId w:val="88"/>
         </w:numPr>
       </w:pPr>
-      <w:r>
-        <w:t xml:space="preserve">Bopodi </w:t>
+      <w:proofErr w:type="spellStart"/>
+      <w:r>
+        <w:t>Bopodi</w:t>
+      </w:r>
+      <w:proofErr w:type="spellEnd"/>
+      <w:r>
+        <w:t xml:space="preserve"> </w:t>
       </w:r>
     </w:p>
     <w:p>
@@ -17079,8 +20409,13 @@
           <w:numId w:val="88"/>
         </w:numPr>
       </w:pPr>
-      <w:r>
-        <w:t xml:space="preserve">Khadki </w:t>
+      <w:proofErr w:type="spellStart"/>
+      <w:r>
+        <w:t>Khadki</w:t>
+      </w:r>
+      <w:proofErr w:type="spellEnd"/>
+      <w:r>
+        <w:t xml:space="preserve"> </w:t>
       </w:r>
     </w:p>
     <w:p>
@@ -17127,8 +20462,13 @@
           <w:numId w:val="88"/>
         </w:numPr>
       </w:pPr>
-      <w:r>
-        <w:t xml:space="preserve">Budhwar Peth </w:t>
+      <w:proofErr w:type="spellStart"/>
+      <w:r>
+        <w:t>Budhwar</w:t>
+      </w:r>
+      <w:proofErr w:type="spellEnd"/>
+      <w:r>
+        <w:t xml:space="preserve"> Peth </w:t>
       </w:r>
     </w:p>
     <w:p>
@@ -17151,8 +20491,13 @@
           <w:numId w:val="88"/>
         </w:numPr>
       </w:pPr>
-      <w:r>
-        <w:t xml:space="preserve">Swargate </w:t>
+      <w:proofErr w:type="spellStart"/>
+      <w:r>
+        <w:t>Swargate</w:t>
+      </w:r>
+      <w:proofErr w:type="spellEnd"/>
+      <w:r>
+        <w:t xml:space="preserve"> </w:t>
       </w:r>
     </w:p>
     <w:p>
@@ -17215,7 +20560,47 @@
       </w:r>
       <w:r>
         <w:br/>
-        <w:t>Pune mein 100+ acres ke bade township projects — ek city ke andar mini city jaisa concept.</w:t>
+        <w:t xml:space="preserve">Pune </w:t>
+      </w:r>
+      <w:proofErr w:type="spellStart"/>
+      <w:r>
+        <w:t>mein</w:t>
+      </w:r>
+      <w:proofErr w:type="spellEnd"/>
+      <w:r>
+        <w:t xml:space="preserve"> 100+ acres </w:t>
+      </w:r>
+      <w:proofErr w:type="spellStart"/>
+      <w:r>
+        <w:t>ke</w:t>
+      </w:r>
+      <w:proofErr w:type="spellEnd"/>
+      <w:r>
+        <w:t xml:space="preserve"> bade township projects — ek city </w:t>
+      </w:r>
+      <w:proofErr w:type="spellStart"/>
+      <w:r>
+        <w:t>ke</w:t>
+      </w:r>
+      <w:proofErr w:type="spellEnd"/>
+      <w:r>
+        <w:t xml:space="preserve"> </w:t>
+      </w:r>
+      <w:proofErr w:type="spellStart"/>
+      <w:r>
+        <w:t>andar</w:t>
+      </w:r>
+      <w:proofErr w:type="spellEnd"/>
+      <w:r>
+        <w:t xml:space="preserve"> mini city </w:t>
+      </w:r>
+      <w:proofErr w:type="spellStart"/>
+      <w:r>
+        <w:t>jaisa</w:t>
+      </w:r>
+      <w:proofErr w:type="spellEnd"/>
+      <w:r>
+        <w:t xml:space="preserve"> concept.</w:t>
       </w:r>
     </w:p>
     <w:p>
@@ -17249,6 +20634,7 @@
           <w:b/>
           <w:bCs/>
         </w:rPr>
+        <w:lastRenderedPageBreak/>
         <w:t>Example:</w:t>
       </w:r>
     </w:p>
@@ -17376,8 +20762,13 @@
               <w:pStyle w:val="NoSpacing"/>
               <w:cnfStyle w:val="000000100000" w:firstRow="0" w:lastRow="0" w:firstColumn="0" w:lastColumn="0" w:oddVBand="0" w:evenVBand="0" w:oddHBand="1" w:evenHBand="0" w:firstRowFirstColumn="0" w:firstRowLastColumn="0" w:lastRowFirstColumn="0" w:lastRowLastColumn="0"/>
             </w:pPr>
+            <w:proofErr w:type="spellStart"/>
             <w:r>
-              <w:t>Mahalunge (Baner NX)</w:t>
+              <w:t>Mahalunge</w:t>
+            </w:r>
+            <w:proofErr w:type="spellEnd"/>
+            <w:r>
+              <w:t xml:space="preserve"> (Baner NX)</w:t>
             </w:r>
           </w:p>
         </w:tc>
@@ -17538,8 +20929,13 @@
               <w:cnfStyle w:val="000000100000" w:firstRow="0" w:lastRow="0" w:firstColumn="0" w:lastColumn="0" w:oddVBand="0" w:evenVBand="0" w:oddHBand="1" w:evenHBand="0" w:firstRowFirstColumn="0" w:firstRowLastColumn="0" w:lastRowFirstColumn="0" w:lastRowLastColumn="0"/>
             </w:pPr>
             <w:r>
-              <w:t>Hinjewadi / Mamurdi</w:t>
+              <w:t xml:space="preserve">Hinjewadi / </w:t>
             </w:r>
+            <w:proofErr w:type="spellStart"/>
+            <w:r>
+              <w:t>Mamurdi</w:t>
+            </w:r>
+            <w:proofErr w:type="spellEnd"/>
           </w:p>
         </w:tc>
         <w:tc>
@@ -17561,9 +20957,11 @@
               <w:pStyle w:val="NoSpacing"/>
               <w:cnfStyle w:val="000000100000" w:firstRow="0" w:lastRow="0" w:firstColumn="0" w:lastColumn="0" w:oddVBand="0" w:evenVBand="0" w:oddHBand="1" w:evenHBand="0" w:firstRowFirstColumn="0" w:firstRowLastColumn="0" w:lastRowFirstColumn="0" w:lastRowLastColumn="0"/>
             </w:pPr>
+            <w:proofErr w:type="spellStart"/>
             <w:r>
               <w:t>Krisala</w:t>
             </w:r>
+            <w:proofErr w:type="spellEnd"/>
             <w:r>
               <w:t xml:space="preserve">  </w:t>
             </w:r>
@@ -17636,7 +21034,6 @@
               <w:pStyle w:val="NoSpacing"/>
             </w:pPr>
             <w:r>
-              <w:lastRenderedPageBreak/>
               <w:t>Life Republic</w:t>
             </w:r>
           </w:p>
@@ -17652,8 +21049,13 @@
               <w:cnfStyle w:val="000000000000" w:firstRow="0" w:lastRow="0" w:firstColumn="0" w:lastColumn="0" w:oddVBand="0" w:evenVBand="0" w:oddHBand="0" w:evenHBand="0" w:firstRowFirstColumn="0" w:firstRowLastColumn="0" w:lastRowFirstColumn="0" w:lastRowLastColumn="0"/>
             </w:pPr>
             <w:r>
-              <w:t>Hinjewadi – Marunji</w:t>
+              <w:t xml:space="preserve">Hinjewadi – </w:t>
             </w:r>
+            <w:proofErr w:type="spellStart"/>
+            <w:r>
+              <w:t>Marunji</w:t>
+            </w:r>
+            <w:proofErr w:type="spellEnd"/>
           </w:p>
         </w:tc>
         <w:tc>
@@ -17738,8 +21140,13 @@
               <w:pStyle w:val="NoSpacing"/>
               <w:cnfStyle w:val="000000100000" w:firstRow="0" w:lastRow="0" w:firstColumn="0" w:lastColumn="0" w:oddVBand="0" w:evenVBand="0" w:oddHBand="1" w:evenHBand="0" w:firstRowFirstColumn="0" w:firstRowLastColumn="0" w:lastRowFirstColumn="0" w:lastRowLastColumn="0"/>
             </w:pPr>
+            <w:proofErr w:type="spellStart"/>
             <w:r>
-              <w:t>Balewadi / Baner NX</w:t>
+              <w:t>Balewadi</w:t>
+            </w:r>
+            <w:proofErr w:type="spellEnd"/>
+            <w:r>
+              <w:t xml:space="preserve"> / Baner NX</w:t>
             </w:r>
           </w:p>
         </w:tc>
@@ -17754,8 +21161,13 @@
               <w:cnfStyle w:val="000000100000" w:firstRow="0" w:lastRow="0" w:firstColumn="0" w:lastColumn="0" w:oddVBand="0" w:evenVBand="0" w:oddHBand="1" w:evenHBand="0" w:firstRowFirstColumn="0" w:firstRowLastColumn="0" w:lastRowFirstColumn="0" w:lastRowLastColumn="0"/>
             </w:pPr>
             <w:r>
-              <w:t>Vilas Javdekar</w:t>
+              <w:t xml:space="preserve">Vilas </w:t>
             </w:r>
+            <w:proofErr w:type="spellStart"/>
+            <w:r>
+              <w:t>Javdekar</w:t>
+            </w:r>
+            <w:proofErr w:type="spellEnd"/>
           </w:p>
         </w:tc>
         <w:tc>
@@ -17899,8 +21311,13 @@
               <w:pStyle w:val="NoSpacing"/>
               <w:cnfStyle w:val="000000100000" w:firstRow="0" w:lastRow="0" w:firstColumn="0" w:lastColumn="0" w:oddVBand="0" w:evenVBand="0" w:oddHBand="1" w:evenHBand="0" w:firstRowFirstColumn="0" w:firstRowLastColumn="0" w:lastRowFirstColumn="0" w:lastRowLastColumn="0"/>
             </w:pPr>
+            <w:proofErr w:type="spellStart"/>
             <w:r>
-              <w:t>Kharadi (Also in Baner phase planned)</w:t>
+              <w:t>Kharadi</w:t>
+            </w:r>
+            <w:proofErr w:type="spellEnd"/>
+            <w:r>
+              <w:t xml:space="preserve"> (Also in Baner phase planned)</w:t>
             </w:r>
           </w:p>
         </w:tc>
@@ -17979,8 +21396,13 @@
               <w:pStyle w:val="NoSpacing"/>
               <w:cnfStyle w:val="000000000000" w:firstRow="0" w:lastRow="0" w:firstColumn="0" w:lastColumn="0" w:oddVBand="0" w:evenVBand="0" w:oddHBand="0" w:evenHBand="0" w:firstRowFirstColumn="0" w:firstRowLastColumn="0" w:lastRowFirstColumn="0" w:lastRowLastColumn="0"/>
             </w:pPr>
+            <w:proofErr w:type="spellStart"/>
             <w:r>
-              <w:t>Mundhwa / Baner NX</w:t>
+              <w:t>Mundhwa</w:t>
+            </w:r>
+            <w:proofErr w:type="spellEnd"/>
+            <w:r>
+              <w:t xml:space="preserve"> / Baner NX</w:t>
             </w:r>
           </w:p>
         </w:tc>
@@ -18061,7 +21483,15 @@
               <w:cnfStyle w:val="000000100000" w:firstRow="0" w:lastRow="0" w:firstColumn="0" w:lastColumn="0" w:oddVBand="0" w:evenVBand="0" w:oddHBand="1" w:evenHBand="0" w:firstRowFirstColumn="0" w:firstRowLastColumn="0" w:lastRowFirstColumn="0" w:lastRowLastColumn="0"/>
             </w:pPr>
             <w:r>
-              <w:t>Baner / Balewadi border</w:t>
+              <w:t xml:space="preserve">Baner / </w:t>
+            </w:r>
+            <w:proofErr w:type="spellStart"/>
+            <w:r>
+              <w:t>Balewadi</w:t>
+            </w:r>
+            <w:proofErr w:type="spellEnd"/>
+            <w:r>
+              <w:t xml:space="preserve"> border</w:t>
             </w:r>
           </w:p>
         </w:tc>
@@ -18126,7 +21556,15 @@
               <w:pStyle w:val="NoSpacing"/>
             </w:pPr>
             <w:r>
-              <w:t>Rohan Nishigandh / Leher</w:t>
+              <w:t xml:space="preserve">Rohan </w:t>
+            </w:r>
+            <w:proofErr w:type="spellStart"/>
+            <w:r>
+              <w:t>Nishigandh</w:t>
+            </w:r>
+            <w:proofErr w:type="spellEnd"/>
+            <w:r>
+              <w:t xml:space="preserve"> / Leher</w:t>
             </w:r>
           </w:p>
         </w:tc>
@@ -18274,7 +21712,39 @@
       </w:r>
       <w:r>
         <w:br/>
-        <w:t>Sab property deal karte hain, par approach alag hoti hai.</w:t>
+        <w:t xml:space="preserve">Sab property deal </w:t>
+      </w:r>
+      <w:proofErr w:type="spellStart"/>
+      <w:r>
+        <w:t>karte</w:t>
+      </w:r>
+      <w:proofErr w:type="spellEnd"/>
+      <w:r>
+        <w:t xml:space="preserve"> hain, par approach </w:t>
+      </w:r>
+      <w:proofErr w:type="spellStart"/>
+      <w:r>
+        <w:t>alag</w:t>
+      </w:r>
+      <w:proofErr w:type="spellEnd"/>
+      <w:r>
+        <w:t xml:space="preserve"> </w:t>
+      </w:r>
+      <w:proofErr w:type="spellStart"/>
+      <w:r>
+        <w:t>hoti</w:t>
+      </w:r>
+      <w:proofErr w:type="spellEnd"/>
+      <w:r>
+        <w:t xml:space="preserve"> </w:t>
+      </w:r>
+      <w:proofErr w:type="spellStart"/>
+      <w:r>
+        <w:t>hai</w:t>
+      </w:r>
+      <w:proofErr w:type="spellEnd"/>
+      <w:r>
+        <w:t>.</w:t>
       </w:r>
     </w:p>
     <w:p>
@@ -18357,6 +21827,7 @@
           <w:b/>
           <w:bCs/>
         </w:rPr>
+        <w:lastRenderedPageBreak/>
         <w:t>Sales Pitch:</w:t>
       </w:r>
     </w:p>
@@ -18419,7 +21890,23 @@
       </w:r>
       <w:r>
         <w:br/>
-        <w:t xml:space="preserve">Jo builders share market mein listed hain — jaise </w:t>
+        <w:t xml:space="preserve">Jo builders share market </w:t>
+      </w:r>
+      <w:proofErr w:type="spellStart"/>
+      <w:r>
+        <w:t>mein</w:t>
+      </w:r>
+      <w:proofErr w:type="spellEnd"/>
+      <w:r>
+        <w:t xml:space="preserve"> listed hain — </w:t>
+      </w:r>
+      <w:proofErr w:type="spellStart"/>
+      <w:r>
+        <w:t>jaise</w:t>
+      </w:r>
+      <w:proofErr w:type="spellEnd"/>
+      <w:r>
+        <w:t xml:space="preserve"> </w:t>
       </w:r>
       <w:r>
         <w:t>Godrej Properties</w:t>
@@ -18428,7 +21915,15 @@
         <w:t xml:space="preserve">, </w:t>
       </w:r>
       <w:r>
-        <w:t>Mahindra Lifespace Developers Ltd</w:t>
+        <w:t xml:space="preserve">Mahindra </w:t>
+      </w:r>
+      <w:proofErr w:type="spellStart"/>
+      <w:r>
+        <w:t>Lifespace</w:t>
+      </w:r>
+      <w:proofErr w:type="spellEnd"/>
+      <w:r>
+        <w:t xml:space="preserve"> Developers Ltd</w:t>
       </w:r>
       <w:r>
         <w:t>, Kolte-Patil</w:t>
@@ -18449,7 +21944,15 @@
         <w:t xml:space="preserve"> &amp; </w:t>
       </w:r>
       <w:r>
-        <w:t>Lodha Group (formerly Macrotech Developers)</w:t>
+        <w:t xml:space="preserve">Lodha Group (formerly </w:t>
+      </w:r>
+      <w:proofErr w:type="spellStart"/>
+      <w:r>
+        <w:t>Macrotech</w:t>
+      </w:r>
+      <w:proofErr w:type="spellEnd"/>
+      <w:r>
+        <w:t xml:space="preserve"> Developers)</w:t>
       </w:r>
       <w:r>
         <w:t>.</w:t>
@@ -18486,7 +21989,23 @@
       </w:r>
       <w:r>
         <w:br/>
-        <w:t>Godrej Properties, Kolte-Patil Developers, Mahindra Lifespaces, Macrotech (Lodha), DLF</w:t>
+        <w:t xml:space="preserve">Godrej Properties, Kolte-Patil Developers, Mahindra </w:t>
+      </w:r>
+      <w:proofErr w:type="spellStart"/>
+      <w:r>
+        <w:t>Lifespaces</w:t>
+      </w:r>
+      <w:proofErr w:type="spellEnd"/>
+      <w:r>
+        <w:t xml:space="preserve">, </w:t>
+      </w:r>
+      <w:proofErr w:type="spellStart"/>
+      <w:r>
+        <w:t>Macrotech</w:t>
+      </w:r>
+      <w:proofErr w:type="spellEnd"/>
+      <w:r>
+        <w:t xml:space="preserve"> (Lodha), DLF</w:t>
       </w:r>
     </w:p>
     <w:p>
@@ -18561,7 +22080,63 @@
       </w:r>
       <w:r>
         <w:br/>
-        <w:t>Client ke convenience ke hisaab se meeting arrange karna — ghar par, office mein ya project site par.</w:t>
+        <w:t xml:space="preserve">Client </w:t>
+      </w:r>
+      <w:proofErr w:type="spellStart"/>
+      <w:r>
+        <w:t>ke</w:t>
+      </w:r>
+      <w:proofErr w:type="spellEnd"/>
+      <w:r>
+        <w:t xml:space="preserve"> convenience </w:t>
+      </w:r>
+      <w:proofErr w:type="spellStart"/>
+      <w:r>
+        <w:t>ke</w:t>
+      </w:r>
+      <w:proofErr w:type="spellEnd"/>
+      <w:r>
+        <w:t xml:space="preserve"> </w:t>
+      </w:r>
+      <w:proofErr w:type="spellStart"/>
+      <w:r>
+        <w:t>hisaab</w:t>
+      </w:r>
+      <w:proofErr w:type="spellEnd"/>
+      <w:r>
+        <w:t xml:space="preserve"> se meeting arrange </w:t>
+      </w:r>
+      <w:proofErr w:type="spellStart"/>
+      <w:r>
+        <w:t>karna</w:t>
+      </w:r>
+      <w:proofErr w:type="spellEnd"/>
+      <w:r>
+        <w:t xml:space="preserve"> — </w:t>
+      </w:r>
+      <w:proofErr w:type="spellStart"/>
+      <w:r>
+        <w:t>ghar</w:t>
+      </w:r>
+      <w:proofErr w:type="spellEnd"/>
+      <w:r>
+        <w:t xml:space="preserve"> par, office </w:t>
+      </w:r>
+      <w:proofErr w:type="spellStart"/>
+      <w:r>
+        <w:t>mein</w:t>
+      </w:r>
+      <w:proofErr w:type="spellEnd"/>
+      <w:r>
+        <w:t xml:space="preserve"> </w:t>
+      </w:r>
+      <w:proofErr w:type="spellStart"/>
+      <w:r>
+        <w:t>ya</w:t>
+      </w:r>
+      <w:proofErr w:type="spellEnd"/>
+      <w:r>
+        <w:t xml:space="preserve"> project site par.</w:t>
       </w:r>
     </w:p>
     <w:p>
@@ -18591,7 +22166,6 @@
           <w:b/>
           <w:bCs/>
         </w:rPr>
-        <w:lastRenderedPageBreak/>
         <w:t>Sales Pitch:</w:t>
       </w:r>
     </w:p>
@@ -18679,7 +22253,55 @@
       </w:r>
       <w:r>
         <w:br/>
-        <w:t>Project ke announcement phase mein booking open hoti hai tentative plans ke saath.</w:t>
+        <w:t xml:space="preserve">Project </w:t>
+      </w:r>
+      <w:proofErr w:type="spellStart"/>
+      <w:r>
+        <w:t>ke</w:t>
+      </w:r>
+      <w:proofErr w:type="spellEnd"/>
+      <w:r>
+        <w:t xml:space="preserve"> announcement phase </w:t>
+      </w:r>
+      <w:proofErr w:type="spellStart"/>
+      <w:r>
+        <w:t>mein</w:t>
+      </w:r>
+      <w:proofErr w:type="spellEnd"/>
+      <w:r>
+        <w:t xml:space="preserve"> booking open </w:t>
+      </w:r>
+      <w:proofErr w:type="spellStart"/>
+      <w:r>
+        <w:t>hoti</w:t>
+      </w:r>
+      <w:proofErr w:type="spellEnd"/>
+      <w:r>
+        <w:t xml:space="preserve"> </w:t>
+      </w:r>
+      <w:proofErr w:type="spellStart"/>
+      <w:r>
+        <w:t>hai</w:t>
+      </w:r>
+      <w:proofErr w:type="spellEnd"/>
+      <w:r>
+        <w:t xml:space="preserve"> tentative plans </w:t>
+      </w:r>
+      <w:proofErr w:type="spellStart"/>
+      <w:r>
+        <w:t>ke</w:t>
+      </w:r>
+      <w:proofErr w:type="spellEnd"/>
+      <w:r>
+        <w:t xml:space="preserve"> </w:t>
+      </w:r>
+      <w:proofErr w:type="spellStart"/>
+      <w:r>
+        <w:t>saath</w:t>
+      </w:r>
+      <w:proofErr w:type="spellEnd"/>
+      <w:r>
+        <w:t>.</w:t>
       </w:r>
     </w:p>
     <w:p>
@@ -18735,7 +22357,14 @@
       </w:r>
       <w:r>
         <w:br/>
-        <w:t>Non-bankable cancelled cheque (as token of interest)</w:t>
+      </w:r>
+      <w:proofErr w:type="gramStart"/>
+      <w:r>
+        <w:t>Non-bankable</w:t>
+      </w:r>
+      <w:proofErr w:type="gramEnd"/>
+      <w:r>
+        <w:t xml:space="preserve"> cancelled cheque (as token of interest)</w:t>
       </w:r>
     </w:p>
     <w:p>
@@ -18788,7 +22417,23 @@
       </w:r>
       <w:r>
         <w:br/>
-        <w:t>Developer CPs (Channel Partners) ko project briefing deta hai.</w:t>
+        <w:t xml:space="preserve">Developer CPs (Channel Partners) ko project briefing </w:t>
+      </w:r>
+      <w:proofErr w:type="spellStart"/>
+      <w:r>
+        <w:t>deta</w:t>
+      </w:r>
+      <w:proofErr w:type="spellEnd"/>
+      <w:r>
+        <w:t xml:space="preserve"> </w:t>
+      </w:r>
+      <w:proofErr w:type="spellStart"/>
+      <w:r>
+        <w:t>hai</w:t>
+      </w:r>
+      <w:proofErr w:type="spellEnd"/>
+      <w:r>
+        <w:t>.</w:t>
       </w:r>
     </w:p>
     <w:p>
@@ -18880,7 +22525,31 @@
       </w:r>
       <w:r>
         <w:br/>
-        <w:t>Project officially market mein aata hai, with brochure, 3D views, and sample flat reveal.</w:t>
+        <w:t xml:space="preserve">Project officially market </w:t>
+      </w:r>
+      <w:proofErr w:type="spellStart"/>
+      <w:r>
+        <w:t>mein</w:t>
+      </w:r>
+      <w:proofErr w:type="spellEnd"/>
+      <w:r>
+        <w:t xml:space="preserve"> </w:t>
+      </w:r>
+      <w:proofErr w:type="spellStart"/>
+      <w:r>
+        <w:t>aata</w:t>
+      </w:r>
+      <w:proofErr w:type="spellEnd"/>
+      <w:r>
+        <w:t xml:space="preserve"> </w:t>
+      </w:r>
+      <w:proofErr w:type="spellStart"/>
+      <w:r>
+        <w:t>hai</w:t>
+      </w:r>
+      <w:proofErr w:type="spellEnd"/>
+      <w:r>
+        <w:t>, with brochure, 3D views, and sample flat reveal.</w:t>
       </w:r>
     </w:p>
     <w:p>
@@ -18972,7 +22641,31 @@
       </w:r>
       <w:r>
         <w:br/>
-        <w:t>Developer project ke financial aur legal documents verify karwata hai.</w:t>
+        <w:t xml:space="preserve">Developer project </w:t>
+      </w:r>
+      <w:proofErr w:type="spellStart"/>
+      <w:r>
+        <w:t>ke</w:t>
+      </w:r>
+      <w:proofErr w:type="spellEnd"/>
+      <w:r>
+        <w:t xml:space="preserve"> financial aur legal documents verify </w:t>
+      </w:r>
+      <w:proofErr w:type="spellStart"/>
+      <w:r>
+        <w:t>karwata</w:t>
+      </w:r>
+      <w:proofErr w:type="spellEnd"/>
+      <w:r>
+        <w:t xml:space="preserve"> </w:t>
+      </w:r>
+      <w:proofErr w:type="spellStart"/>
+      <w:r>
+        <w:t>hai</w:t>
+      </w:r>
+      <w:proofErr w:type="spellEnd"/>
+      <w:r>
+        <w:t>.</w:t>
       </w:r>
     </w:p>
     <w:p>
@@ -19060,11 +22753,52 @@
           <w:b/>
           <w:bCs/>
         </w:rPr>
+        <w:lastRenderedPageBreak/>
         <w:t>Meaning (Hinglish):</w:t>
       </w:r>
       <w:r>
         <w:br/>
-        <w:t>CPs aur staff ko project ke selling points aur client communication ke liye training di jaati hai.</w:t>
+        <w:t xml:space="preserve">CPs aur staff ko project </w:t>
+      </w:r>
+      <w:proofErr w:type="spellStart"/>
+      <w:r>
+        <w:t>ke</w:t>
+      </w:r>
+      <w:proofErr w:type="spellEnd"/>
+      <w:r>
+        <w:t xml:space="preserve"> selling points aur client communication </w:t>
+      </w:r>
+      <w:proofErr w:type="spellStart"/>
+      <w:r>
+        <w:t>ke</w:t>
+      </w:r>
+      <w:proofErr w:type="spellEnd"/>
+      <w:r>
+        <w:t xml:space="preserve"> </w:t>
+      </w:r>
+      <w:proofErr w:type="spellStart"/>
+      <w:r>
+        <w:t>liye</w:t>
+      </w:r>
+      <w:proofErr w:type="spellEnd"/>
+      <w:r>
+        <w:t xml:space="preserve"> training di </w:t>
+      </w:r>
+      <w:proofErr w:type="spellStart"/>
+      <w:r>
+        <w:t>jaati</w:t>
+      </w:r>
+      <w:proofErr w:type="spellEnd"/>
+      <w:r>
+        <w:t xml:space="preserve"> </w:t>
+      </w:r>
+      <w:proofErr w:type="spellStart"/>
+      <w:r>
+        <w:t>hai</w:t>
+      </w:r>
+      <w:proofErr w:type="spellEnd"/>
+      <w:r>
+        <w:t>.</w:t>
       </w:r>
     </w:p>
     <w:p>
@@ -19285,8 +23019,23 @@
           <w:b/>
           <w:bCs/>
         </w:rPr>
-        <w:lastRenderedPageBreak/>
-        <w:t>MLA Concept (Maximum Livable Area)</w:t>
+        <w:t xml:space="preserve">MLA Concept (Maximum </w:t>
+      </w:r>
+      <w:proofErr w:type="spellStart"/>
+      <w:r>
+        <w:rPr>
+          <w:b/>
+          <w:bCs/>
+        </w:rPr>
+        <w:t>Livable</w:t>
+      </w:r>
+      <w:proofErr w:type="spellEnd"/>
+      <w:r>
+        <w:rPr>
+          <w:b/>
+          <w:bCs/>
+        </w:rPr>
+        <w:t xml:space="preserve"> Area)</w:t>
       </w:r>
       <w:r>
         <w:t xml:space="preserve"> – Smart design ensures </w:t>
@@ -19610,12 +23359,21 @@
           <w:numId w:val="92"/>
         </w:numPr>
       </w:pPr>
-      <w:r>
-        <w:rPr>
-          <w:b/>
-          <w:bCs/>
-        </w:rPr>
-        <w:t>Mivan Technology</w:t>
+      <w:proofErr w:type="spellStart"/>
+      <w:r>
+        <w:rPr>
+          <w:b/>
+          <w:bCs/>
+        </w:rPr>
+        <w:t>Mivan</w:t>
+      </w:r>
+      <w:proofErr w:type="spellEnd"/>
+      <w:r>
+        <w:rPr>
+          <w:b/>
+          <w:bCs/>
+        </w:rPr>
+        <w:t xml:space="preserve"> Technology</w:t>
       </w:r>
       <w:r>
         <w:t xml:space="preserve"> – Monolithic structure, faster delivery, and durability.</w:t>
@@ -20011,6 +23769,7 @@
           <w:b/>
           <w:bCs/>
         </w:rPr>
+        <w:lastRenderedPageBreak/>
         <w:t>Meaning:</w:t>
       </w:r>
       <w:r>
@@ -20268,7 +24027,6 @@
         <w:ind w:left="360"/>
       </w:pPr>
       <w:r>
-        <w:lastRenderedPageBreak/>
         <w:pict w14:anchorId="24916E99">
           <v:rect id="_x0000_i1096" style="width:0;height:1.5pt" o:hralign="center" o:hrstd="t" o:hr="t" fillcolor="#a0a0a0" stroked="f"/>
         </w:pict>
@@ -20368,7 +24126,47 @@
       </w:r>
       <w:r>
         <w:br/>
-        <w:t>Property ke value ka badhna over time — resale ya investment growth ke liye.</w:t>
+        <w:t xml:space="preserve">Property </w:t>
+      </w:r>
+      <w:proofErr w:type="spellStart"/>
+      <w:r>
+        <w:t>ke</w:t>
+      </w:r>
+      <w:proofErr w:type="spellEnd"/>
+      <w:r>
+        <w:t xml:space="preserve"> value ka </w:t>
+      </w:r>
+      <w:proofErr w:type="spellStart"/>
+      <w:r>
+        <w:t>badhna</w:t>
+      </w:r>
+      <w:proofErr w:type="spellEnd"/>
+      <w:r>
+        <w:t xml:space="preserve"> over time — resale </w:t>
+      </w:r>
+      <w:proofErr w:type="spellStart"/>
+      <w:r>
+        <w:t>ya</w:t>
+      </w:r>
+      <w:proofErr w:type="spellEnd"/>
+      <w:r>
+        <w:t xml:space="preserve"> investment growth </w:t>
+      </w:r>
+      <w:proofErr w:type="spellStart"/>
+      <w:r>
+        <w:t>ke</w:t>
+      </w:r>
+      <w:proofErr w:type="spellEnd"/>
+      <w:r>
+        <w:t xml:space="preserve"> </w:t>
+      </w:r>
+      <w:proofErr w:type="spellStart"/>
+      <w:r>
+        <w:t>liye</w:t>
+      </w:r>
+      <w:proofErr w:type="spellEnd"/>
+      <w:r>
+        <w:t>.</w:t>
       </w:r>
     </w:p>
     <w:p>
@@ -20385,7 +24183,15 @@
       </w:r>
       <w:r>
         <w:br/>
-        <w:t>Increase in property value over a period of time.</w:t>
+        <w:t xml:space="preserve">Increase in property value over </w:t>
+      </w:r>
+      <w:proofErr w:type="gramStart"/>
+      <w:r>
+        <w:t>a period of time</w:t>
+      </w:r>
+      <w:proofErr w:type="gramEnd"/>
+      <w:r>
+        <w:t>.</w:t>
       </w:r>
     </w:p>
     <w:p>
@@ -20467,7 +24273,63 @@
       </w:r>
       <w:r>
         <w:br/>
-        <w:t>Society ke sabhi flat owners milke ek group banate hain jo building ke maintenance, security aur daily issues handle karta hai.</w:t>
+        <w:t xml:space="preserve">Society </w:t>
+      </w:r>
+      <w:proofErr w:type="spellStart"/>
+      <w:r>
+        <w:t>ke</w:t>
+      </w:r>
+      <w:proofErr w:type="spellEnd"/>
+      <w:r>
+        <w:t xml:space="preserve"> </w:t>
+      </w:r>
+      <w:proofErr w:type="spellStart"/>
+      <w:r>
+        <w:t>sabhi</w:t>
+      </w:r>
+      <w:proofErr w:type="spellEnd"/>
+      <w:r>
+        <w:t xml:space="preserve"> flat owners </w:t>
+      </w:r>
+      <w:proofErr w:type="spellStart"/>
+      <w:r>
+        <w:t>milke</w:t>
+      </w:r>
+      <w:proofErr w:type="spellEnd"/>
+      <w:r>
+        <w:t xml:space="preserve"> ek group </w:t>
+      </w:r>
+      <w:proofErr w:type="spellStart"/>
+      <w:r>
+        <w:t>banate</w:t>
+      </w:r>
+      <w:proofErr w:type="spellEnd"/>
+      <w:r>
+        <w:t xml:space="preserve"> hain jo building </w:t>
+      </w:r>
+      <w:proofErr w:type="spellStart"/>
+      <w:r>
+        <w:t>ke</w:t>
+      </w:r>
+      <w:proofErr w:type="spellEnd"/>
+      <w:r>
+        <w:t xml:space="preserve"> maintenance, security aur daily issues handle </w:t>
+      </w:r>
+      <w:proofErr w:type="spellStart"/>
+      <w:r>
+        <w:t>karta</w:t>
+      </w:r>
+      <w:proofErr w:type="spellEnd"/>
+      <w:r>
+        <w:t xml:space="preserve"> </w:t>
+      </w:r>
+      <w:proofErr w:type="spellStart"/>
+      <w:r>
+        <w:t>hai</w:t>
+      </w:r>
+      <w:proofErr w:type="spellEnd"/>
+      <w:r>
+        <w:t>.</w:t>
       </w:r>
     </w:p>
     <w:p>
@@ -20558,7 +24420,15 @@
       </w:r>
       <w:r>
         <w:br/>
-        <w:t>Do buildings ke beech ka minimum aur maximum distance.</w:t>
+        <w:t xml:space="preserve">Do buildings </w:t>
+      </w:r>
+      <w:proofErr w:type="spellStart"/>
+      <w:r>
+        <w:t>ke</w:t>
+      </w:r>
+      <w:proofErr w:type="spellEnd"/>
+      <w:r>
+        <w:t xml:space="preserve"> beech ka minimum aur maximum distance.</w:t>
       </w:r>
     </w:p>
     <w:p>
@@ -20736,7 +24606,79 @@
         <w:ind w:left="360"/>
       </w:pPr>
       <w:r>
-        <w:t>Aise area ka development jo metro, railway, ya major transport hub ke aaspaas hota hai — jahan se travel easy aur fast ho jata hai.</w:t>
+        <w:t xml:space="preserve">Aise area ka development jo metro, railway, </w:t>
+      </w:r>
+      <w:proofErr w:type="spellStart"/>
+      <w:r>
+        <w:t>ya</w:t>
+      </w:r>
+      <w:proofErr w:type="spellEnd"/>
+      <w:r>
+        <w:t xml:space="preserve"> major transport hub </w:t>
+      </w:r>
+      <w:proofErr w:type="spellStart"/>
+      <w:r>
+        <w:t>ke</w:t>
+      </w:r>
+      <w:proofErr w:type="spellEnd"/>
+      <w:r>
+        <w:t xml:space="preserve"> </w:t>
+      </w:r>
+      <w:proofErr w:type="spellStart"/>
+      <w:r>
+        <w:t>aaspaas</w:t>
+      </w:r>
+      <w:proofErr w:type="spellEnd"/>
+      <w:r>
+        <w:t xml:space="preserve"> </w:t>
+      </w:r>
+      <w:proofErr w:type="spellStart"/>
+      <w:r>
+        <w:t>hota</w:t>
+      </w:r>
+      <w:proofErr w:type="spellEnd"/>
+      <w:r>
+        <w:t xml:space="preserve"> </w:t>
+      </w:r>
+      <w:proofErr w:type="spellStart"/>
+      <w:r>
+        <w:t>hai</w:t>
+      </w:r>
+      <w:proofErr w:type="spellEnd"/>
+      <w:r>
+        <w:t xml:space="preserve"> — </w:t>
+      </w:r>
+      <w:proofErr w:type="spellStart"/>
+      <w:r>
+        <w:t>jahan</w:t>
+      </w:r>
+      <w:proofErr w:type="spellEnd"/>
+      <w:r>
+        <w:t xml:space="preserve"> se travel easy aur fast </w:t>
+      </w:r>
+      <w:proofErr w:type="spellStart"/>
+      <w:r>
+        <w:t>ho</w:t>
+      </w:r>
+      <w:proofErr w:type="spellEnd"/>
+      <w:r>
+        <w:t xml:space="preserve"> </w:t>
+      </w:r>
+      <w:proofErr w:type="spellStart"/>
+      <w:r>
+        <w:t>jata</w:t>
+      </w:r>
+      <w:proofErr w:type="spellEnd"/>
+      <w:r>
+        <w:t xml:space="preserve"> </w:t>
+      </w:r>
+      <w:proofErr w:type="spellStart"/>
+      <w:r>
+        <w:t>hai</w:t>
+      </w:r>
+      <w:proofErr w:type="spellEnd"/>
+      <w:r>
+        <w:t>.</w:t>
       </w:r>
     </w:p>
     <w:p>
@@ -21222,7 +25164,7 @@
           <w:b/>
           <w:bCs/>
         </w:rPr>
-        <w:t>Built-up Area</w:t>
+        <w:t>Built-up Area / Saleable Area Method</w:t>
       </w:r>
       <w:r>
         <w:rPr>
@@ -21308,7 +25250,7 @@
           <w:b/>
           <w:bCs/>
         </w:rPr>
-        <w:t>Saleable Area Method (Super Built-up Area)</w:t>
+        <w:t>Super Built-up Area Method</w:t>
       </w:r>
       <w:r>
         <w:rPr>
@@ -21480,6 +25422,7 @@
         <w:rPr>
           <w:rFonts w:ascii="Segoe UI Emoji" w:hAnsi="Segoe UI Emoji" w:cs="Segoe UI Emoji"/>
         </w:rPr>
+        <w:lastRenderedPageBreak/>
         <w:t>💡</w:t>
       </w:r>
       <w:r>
@@ -21658,7 +25601,23 @@
           <w:b/>
           <w:bCs/>
         </w:rPr>
-        <w:t>Comparing projects, convert all prices to the carpet area rate  (Comparison)</w:t>
+        <w:t xml:space="preserve">Comparing projects, convert all prices to the carpet area </w:t>
+      </w:r>
+      <w:proofErr w:type="gramStart"/>
+      <w:r>
+        <w:rPr>
+          <w:b/>
+          <w:bCs/>
+        </w:rPr>
+        <w:t>rate  (</w:t>
+      </w:r>
+      <w:proofErr w:type="gramEnd"/>
+      <w:r>
+        <w:rPr>
+          <w:b/>
+          <w:bCs/>
+        </w:rPr>
+        <w:t>Comparison)</w:t>
       </w:r>
     </w:p>
     <w:p>
@@ -21842,7 +25801,6 @@
           <w:b/>
           <w:bCs/>
         </w:rPr>
-        <w:lastRenderedPageBreak/>
         <w:t>Interest Rate: 7.3%</w:t>
       </w:r>
     </w:p>
@@ -22351,6 +26309,7 @@
         <w:rPr>
           <w:noProof/>
         </w:rPr>
+        <w:lastRenderedPageBreak/>
         <mc:AlternateContent>
           <mc:Choice Requires="wps">
             <w:drawing>
@@ -23589,6 +27548,7 @@
                           <w:lang w:val="en-US"/>
                         </w:rPr>
                       </w:pPr>
+                      <w:proofErr w:type="spellStart"/>
                       <w:r>
                         <w:rPr>
                           <w:b/>
@@ -23597,6 +27557,7 @@
                         </w:rPr>
                         <w:t>Balewadi</w:t>
                       </w:r>
+                      <w:proofErr w:type="spellEnd"/>
                       <w:r>
                         <w:rPr>
                           <w:b/>
@@ -23634,7 +27595,7 @@
                     <pic:cNvPicPr/>
                   </pic:nvPicPr>
                   <pic:blipFill>
-                    <a:blip r:embed="rId5"/>
+                    <a:blip r:embed="rId6"/>
                     <a:stretch>
                       <a:fillRect/>
                     </a:stretch>
@@ -23676,7 +27637,6 @@
           <w:b/>
           <w:bCs/>
         </w:rPr>
-        <w:lastRenderedPageBreak/>
         <w:t>Master Layout Vs Floor Plan</w:t>
       </w:r>
       <w:r>
@@ -24049,6 +28009,7 @@
           <w:b/>
           <w:bCs/>
         </w:rPr>
+        <w:lastRenderedPageBreak/>
         <w:t>Use in sentence:</w:t>
       </w:r>
       <w:r>
@@ -24353,7 +28314,6 @@
         <w:rPr>
           <w:rFonts w:ascii="Segoe UI Symbol" w:hAnsi="Segoe UI Symbol" w:cs="Segoe UI Symbol"/>
         </w:rPr>
-        <w:lastRenderedPageBreak/>
         <w:t>🏗</w:t>
       </w:r>
       <w:r>
@@ -34374,155 +38334,6 @@
     </w:lvl>
   </w:abstractNum>
   <w:abstractNum w:abstractNumId="73" w15:restartNumberingAfterBreak="0">
-    <w:nsid w:val="4E4E52A0"/>
-    <w:multiLevelType w:val="multilevel"/>
-    <w:tmpl w:val="56D0DE84"/>
-    <w:lvl w:ilvl="0">
-      <w:start w:val="1"/>
-      <w:numFmt w:val="bullet"/>
-      <w:lvlText w:val=""/>
-      <w:lvlJc w:val="left"/>
-      <w:pPr>
-        <w:tabs>
-          <w:tab w:val="num" w:pos="360"/>
-        </w:tabs>
-        <w:ind w:left="360" w:hanging="360"/>
-      </w:pPr>
-      <w:rPr>
-        <w:rFonts w:ascii="Symbol" w:hAnsi="Symbol" w:hint="default"/>
-        <w:sz w:val="20"/>
-      </w:rPr>
-    </w:lvl>
-    <w:lvl w:ilvl="1" w:tentative="1">
-      <w:start w:val="1"/>
-      <w:numFmt w:val="bullet"/>
-      <w:lvlText w:val="o"/>
-      <w:lvlJc w:val="left"/>
-      <w:pPr>
-        <w:tabs>
-          <w:tab w:val="num" w:pos="1080"/>
-        </w:tabs>
-        <w:ind w:left="1080" w:hanging="360"/>
-      </w:pPr>
-      <w:rPr>
-        <w:rFonts w:ascii="Courier New" w:hAnsi="Courier New" w:hint="default"/>
-        <w:sz w:val="20"/>
-      </w:rPr>
-    </w:lvl>
-    <w:lvl w:ilvl="2" w:tentative="1">
-      <w:start w:val="1"/>
-      <w:numFmt w:val="bullet"/>
-      <w:lvlText w:val=""/>
-      <w:lvlJc w:val="left"/>
-      <w:pPr>
-        <w:tabs>
-          <w:tab w:val="num" w:pos="1800"/>
-        </w:tabs>
-        <w:ind w:left="1800" w:hanging="360"/>
-      </w:pPr>
-      <w:rPr>
-        <w:rFonts w:ascii="Wingdings" w:hAnsi="Wingdings" w:hint="default"/>
-        <w:sz w:val="20"/>
-      </w:rPr>
-    </w:lvl>
-    <w:lvl w:ilvl="3" w:tentative="1">
-      <w:start w:val="1"/>
-      <w:numFmt w:val="bullet"/>
-      <w:lvlText w:val=""/>
-      <w:lvlJc w:val="left"/>
-      <w:pPr>
-        <w:tabs>
-          <w:tab w:val="num" w:pos="2520"/>
-        </w:tabs>
-        <w:ind w:left="2520" w:hanging="360"/>
-      </w:pPr>
-      <w:rPr>
-        <w:rFonts w:ascii="Wingdings" w:hAnsi="Wingdings" w:hint="default"/>
-        <w:sz w:val="20"/>
-      </w:rPr>
-    </w:lvl>
-    <w:lvl w:ilvl="4" w:tentative="1">
-      <w:start w:val="1"/>
-      <w:numFmt w:val="bullet"/>
-      <w:lvlText w:val=""/>
-      <w:lvlJc w:val="left"/>
-      <w:pPr>
-        <w:tabs>
-          <w:tab w:val="num" w:pos="3240"/>
-        </w:tabs>
-        <w:ind w:left="3240" w:hanging="360"/>
-      </w:pPr>
-      <w:rPr>
-        <w:rFonts w:ascii="Wingdings" w:hAnsi="Wingdings" w:hint="default"/>
-        <w:sz w:val="20"/>
-      </w:rPr>
-    </w:lvl>
-    <w:lvl w:ilvl="5" w:tentative="1">
-      <w:start w:val="1"/>
-      <w:numFmt w:val="bullet"/>
-      <w:lvlText w:val=""/>
-      <w:lvlJc w:val="left"/>
-      <w:pPr>
-        <w:tabs>
-          <w:tab w:val="num" w:pos="3960"/>
-        </w:tabs>
-        <w:ind w:left="3960" w:hanging="360"/>
-      </w:pPr>
-      <w:rPr>
-        <w:rFonts w:ascii="Wingdings" w:hAnsi="Wingdings" w:hint="default"/>
-        <w:sz w:val="20"/>
-      </w:rPr>
-    </w:lvl>
-    <w:lvl w:ilvl="6" w:tentative="1">
-      <w:start w:val="1"/>
-      <w:numFmt w:val="bullet"/>
-      <w:lvlText w:val=""/>
-      <w:lvlJc w:val="left"/>
-      <w:pPr>
-        <w:tabs>
-          <w:tab w:val="num" w:pos="4680"/>
-        </w:tabs>
-        <w:ind w:left="4680" w:hanging="360"/>
-      </w:pPr>
-      <w:rPr>
-        <w:rFonts w:ascii="Wingdings" w:hAnsi="Wingdings" w:hint="default"/>
-        <w:sz w:val="20"/>
-      </w:rPr>
-    </w:lvl>
-    <w:lvl w:ilvl="7" w:tentative="1">
-      <w:start w:val="1"/>
-      <w:numFmt w:val="bullet"/>
-      <w:lvlText w:val=""/>
-      <w:lvlJc w:val="left"/>
-      <w:pPr>
-        <w:tabs>
-          <w:tab w:val="num" w:pos="5400"/>
-        </w:tabs>
-        <w:ind w:left="5400" w:hanging="360"/>
-      </w:pPr>
-      <w:rPr>
-        <w:rFonts w:ascii="Wingdings" w:hAnsi="Wingdings" w:hint="default"/>
-        <w:sz w:val="20"/>
-      </w:rPr>
-    </w:lvl>
-    <w:lvl w:ilvl="8" w:tentative="1">
-      <w:start w:val="1"/>
-      <w:numFmt w:val="bullet"/>
-      <w:lvlText w:val=""/>
-      <w:lvlJc w:val="left"/>
-      <w:pPr>
-        <w:tabs>
-          <w:tab w:val="num" w:pos="6120"/>
-        </w:tabs>
-        <w:ind w:left="6120" w:hanging="360"/>
-      </w:pPr>
-      <w:rPr>
-        <w:rFonts w:ascii="Wingdings" w:hAnsi="Wingdings" w:hint="default"/>
-        <w:sz w:val="20"/>
-      </w:rPr>
-    </w:lvl>
-  </w:abstractNum>
-  <w:abstractNum w:abstractNumId="74" w15:restartNumberingAfterBreak="0">
     <w:nsid w:val="4E740D74"/>
     <w:multiLevelType w:val="multilevel"/>
     <w:tmpl w:val="891C7020"/>
@@ -34671,7 +38482,7 @@
       </w:rPr>
     </w:lvl>
   </w:abstractNum>
-  <w:abstractNum w:abstractNumId="75" w15:restartNumberingAfterBreak="0">
+  <w:abstractNum w:abstractNumId="74" w15:restartNumberingAfterBreak="0">
     <w:nsid w:val="4E8207CC"/>
     <w:multiLevelType w:val="hybridMultilevel"/>
     <w:tmpl w:val="8EE2E6AC"/>
@@ -34784,7 +38595,7 @@
       </w:rPr>
     </w:lvl>
   </w:abstractNum>
-  <w:abstractNum w:abstractNumId="76" w15:restartNumberingAfterBreak="0">
+  <w:abstractNum w:abstractNumId="75" w15:restartNumberingAfterBreak="0">
     <w:nsid w:val="4F4263E0"/>
     <w:multiLevelType w:val="hybridMultilevel"/>
     <w:tmpl w:val="DBC6EB8C"/>
@@ -34897,7 +38708,7 @@
       </w:rPr>
     </w:lvl>
   </w:abstractNum>
-  <w:abstractNum w:abstractNumId="77" w15:restartNumberingAfterBreak="0">
+  <w:abstractNum w:abstractNumId="76" w15:restartNumberingAfterBreak="0">
     <w:nsid w:val="52A12AFB"/>
     <w:multiLevelType w:val="multilevel"/>
     <w:tmpl w:val="1DA24ABE"/>
@@ -35046,7 +38857,7 @@
       </w:rPr>
     </w:lvl>
   </w:abstractNum>
-  <w:abstractNum w:abstractNumId="78" w15:restartNumberingAfterBreak="0">
+  <w:abstractNum w:abstractNumId="77" w15:restartNumberingAfterBreak="0">
     <w:nsid w:val="541A217A"/>
     <w:multiLevelType w:val="multilevel"/>
     <w:tmpl w:val="0016844A"/>
@@ -35159,7 +38970,7 @@
       </w:pPr>
     </w:lvl>
   </w:abstractNum>
-  <w:abstractNum w:abstractNumId="79" w15:restartNumberingAfterBreak="0">
+  <w:abstractNum w:abstractNumId="78" w15:restartNumberingAfterBreak="0">
     <w:nsid w:val="546B5A4B"/>
     <w:multiLevelType w:val="multilevel"/>
     <w:tmpl w:val="57A00FEA"/>
@@ -35308,7 +39119,7 @@
       </w:rPr>
     </w:lvl>
   </w:abstractNum>
-  <w:abstractNum w:abstractNumId="80" w15:restartNumberingAfterBreak="0">
+  <w:abstractNum w:abstractNumId="79" w15:restartNumberingAfterBreak="0">
     <w:nsid w:val="5476729E"/>
     <w:multiLevelType w:val="multilevel"/>
     <w:tmpl w:val="D92E5152"/>
@@ -35457,7 +39268,7 @@
       </w:rPr>
     </w:lvl>
   </w:abstractNum>
-  <w:abstractNum w:abstractNumId="81" w15:restartNumberingAfterBreak="0">
+  <w:abstractNum w:abstractNumId="80" w15:restartNumberingAfterBreak="0">
     <w:nsid w:val="54EB7853"/>
     <w:multiLevelType w:val="hybridMultilevel"/>
     <w:tmpl w:val="6E007844"/>
@@ -35570,7 +39381,7 @@
       </w:rPr>
     </w:lvl>
   </w:abstractNum>
-  <w:abstractNum w:abstractNumId="82" w15:restartNumberingAfterBreak="0">
+  <w:abstractNum w:abstractNumId="81" w15:restartNumberingAfterBreak="0">
     <w:nsid w:val="553635B7"/>
     <w:multiLevelType w:val="multilevel"/>
     <w:tmpl w:val="C394BD60"/>
@@ -35719,7 +39530,7 @@
       </w:rPr>
     </w:lvl>
   </w:abstractNum>
-  <w:abstractNum w:abstractNumId="83" w15:restartNumberingAfterBreak="0">
+  <w:abstractNum w:abstractNumId="82" w15:restartNumberingAfterBreak="0">
     <w:nsid w:val="55487246"/>
     <w:multiLevelType w:val="multilevel"/>
     <w:tmpl w:val="52642FAA"/>
@@ -35868,7 +39679,7 @@
       </w:rPr>
     </w:lvl>
   </w:abstractNum>
-  <w:abstractNum w:abstractNumId="84" w15:restartNumberingAfterBreak="0">
+  <w:abstractNum w:abstractNumId="83" w15:restartNumberingAfterBreak="0">
     <w:nsid w:val="555575E6"/>
     <w:multiLevelType w:val="multilevel"/>
     <w:tmpl w:val="B56EE292"/>
@@ -36017,7 +39828,7 @@
       </w:rPr>
     </w:lvl>
   </w:abstractNum>
-  <w:abstractNum w:abstractNumId="85" w15:restartNumberingAfterBreak="0">
+  <w:abstractNum w:abstractNumId="84" w15:restartNumberingAfterBreak="0">
     <w:nsid w:val="57297E50"/>
     <w:multiLevelType w:val="multilevel"/>
     <w:tmpl w:val="0BDC42E0"/>
@@ -36166,7 +39977,7 @@
       </w:rPr>
     </w:lvl>
   </w:abstractNum>
-  <w:abstractNum w:abstractNumId="86" w15:restartNumberingAfterBreak="0">
+  <w:abstractNum w:abstractNumId="85" w15:restartNumberingAfterBreak="0">
     <w:nsid w:val="5B1B6124"/>
     <w:multiLevelType w:val="multilevel"/>
     <w:tmpl w:val="F9D87056"/>
@@ -36279,7 +40090,7 @@
       </w:pPr>
     </w:lvl>
   </w:abstractNum>
-  <w:abstractNum w:abstractNumId="87" w15:restartNumberingAfterBreak="0">
+  <w:abstractNum w:abstractNumId="86" w15:restartNumberingAfterBreak="0">
     <w:nsid w:val="5BA05668"/>
     <w:multiLevelType w:val="multilevel"/>
     <w:tmpl w:val="4D66BD3C"/>
@@ -36392,7 +40203,7 @@
       </w:pPr>
     </w:lvl>
   </w:abstractNum>
-  <w:abstractNum w:abstractNumId="88" w15:restartNumberingAfterBreak="0">
+  <w:abstractNum w:abstractNumId="87" w15:restartNumberingAfterBreak="0">
     <w:nsid w:val="5BA22583"/>
     <w:multiLevelType w:val="multilevel"/>
     <w:tmpl w:val="B9C0A66E"/>
@@ -36541,7 +40352,7 @@
       </w:rPr>
     </w:lvl>
   </w:abstractNum>
-  <w:abstractNum w:abstractNumId="89" w15:restartNumberingAfterBreak="0">
+  <w:abstractNum w:abstractNumId="88" w15:restartNumberingAfterBreak="0">
     <w:nsid w:val="5D6E169A"/>
     <w:multiLevelType w:val="multilevel"/>
     <w:tmpl w:val="73BE9C68"/>
@@ -36690,7 +40501,7 @@
       </w:rPr>
     </w:lvl>
   </w:abstractNum>
-  <w:abstractNum w:abstractNumId="90" w15:restartNumberingAfterBreak="0">
+  <w:abstractNum w:abstractNumId="89" w15:restartNumberingAfterBreak="0">
     <w:nsid w:val="5E1877CF"/>
     <w:multiLevelType w:val="multilevel"/>
     <w:tmpl w:val="85B2997E"/>
@@ -36810,7 +40621,7 @@
       </w:pPr>
     </w:lvl>
   </w:abstractNum>
-  <w:abstractNum w:abstractNumId="91" w15:restartNumberingAfterBreak="0">
+  <w:abstractNum w:abstractNumId="90" w15:restartNumberingAfterBreak="0">
     <w:nsid w:val="5E342F56"/>
     <w:multiLevelType w:val="multilevel"/>
     <w:tmpl w:val="56D0DE84"/>
@@ -36959,7 +40770,7 @@
       </w:rPr>
     </w:lvl>
   </w:abstractNum>
-  <w:abstractNum w:abstractNumId="92" w15:restartNumberingAfterBreak="0">
+  <w:abstractNum w:abstractNumId="91" w15:restartNumberingAfterBreak="0">
     <w:nsid w:val="61CC2C78"/>
     <w:multiLevelType w:val="multilevel"/>
     <w:tmpl w:val="6308BC52"/>
@@ -37108,7 +40919,7 @@
       </w:rPr>
     </w:lvl>
   </w:abstractNum>
-  <w:abstractNum w:abstractNumId="93" w15:restartNumberingAfterBreak="0">
+  <w:abstractNum w:abstractNumId="92" w15:restartNumberingAfterBreak="0">
     <w:nsid w:val="62C144D6"/>
     <w:multiLevelType w:val="hybridMultilevel"/>
     <w:tmpl w:val="EE2E102E"/>
@@ -37199,7 +41010,7 @@
       </w:pPr>
     </w:lvl>
   </w:abstractNum>
-  <w:abstractNum w:abstractNumId="94" w15:restartNumberingAfterBreak="0">
+  <w:abstractNum w:abstractNumId="93" w15:restartNumberingAfterBreak="0">
     <w:nsid w:val="63766F75"/>
     <w:multiLevelType w:val="hybridMultilevel"/>
     <w:tmpl w:val="5002C324"/>
@@ -37312,7 +41123,7 @@
       </w:rPr>
     </w:lvl>
   </w:abstractNum>
-  <w:abstractNum w:abstractNumId="95" w15:restartNumberingAfterBreak="0">
+  <w:abstractNum w:abstractNumId="94" w15:restartNumberingAfterBreak="0">
     <w:nsid w:val="63822C2F"/>
     <w:multiLevelType w:val="multilevel"/>
     <w:tmpl w:val="8604A864"/>
@@ -37461,7 +41272,7 @@
       </w:rPr>
     </w:lvl>
   </w:abstractNum>
-  <w:abstractNum w:abstractNumId="96" w15:restartNumberingAfterBreak="0">
+  <w:abstractNum w:abstractNumId="95" w15:restartNumberingAfterBreak="0">
     <w:nsid w:val="641548CF"/>
     <w:multiLevelType w:val="hybridMultilevel"/>
     <w:tmpl w:val="E7B006D4"/>
@@ -37552,7 +41363,7 @@
       </w:pPr>
     </w:lvl>
   </w:abstractNum>
-  <w:abstractNum w:abstractNumId="97" w15:restartNumberingAfterBreak="0">
+  <w:abstractNum w:abstractNumId="96" w15:restartNumberingAfterBreak="0">
     <w:nsid w:val="647F38C4"/>
     <w:multiLevelType w:val="multilevel"/>
     <w:tmpl w:val="06B6BEE0"/>
@@ -37701,7 +41512,7 @@
       </w:rPr>
     </w:lvl>
   </w:abstractNum>
-  <w:abstractNum w:abstractNumId="98" w15:restartNumberingAfterBreak="0">
+  <w:abstractNum w:abstractNumId="97" w15:restartNumberingAfterBreak="0">
     <w:nsid w:val="654D04BE"/>
     <w:multiLevelType w:val="hybridMultilevel"/>
     <w:tmpl w:val="FCE0E008"/>
@@ -37814,7 +41625,7 @@
       </w:rPr>
     </w:lvl>
   </w:abstractNum>
-  <w:abstractNum w:abstractNumId="99" w15:restartNumberingAfterBreak="0">
+  <w:abstractNum w:abstractNumId="98" w15:restartNumberingAfterBreak="0">
     <w:nsid w:val="66F9350B"/>
     <w:multiLevelType w:val="multilevel"/>
     <w:tmpl w:val="6C82266E"/>
@@ -37963,7 +41774,7 @@
       </w:rPr>
     </w:lvl>
   </w:abstractNum>
-  <w:abstractNum w:abstractNumId="100" w15:restartNumberingAfterBreak="0">
+  <w:abstractNum w:abstractNumId="99" w15:restartNumberingAfterBreak="0">
     <w:nsid w:val="68635ACA"/>
     <w:multiLevelType w:val="multilevel"/>
     <w:tmpl w:val="B7966646"/>
@@ -38112,7 +41923,7 @@
       </w:rPr>
     </w:lvl>
   </w:abstractNum>
-  <w:abstractNum w:abstractNumId="101" w15:restartNumberingAfterBreak="0">
+  <w:abstractNum w:abstractNumId="100" w15:restartNumberingAfterBreak="0">
     <w:nsid w:val="6A520C55"/>
     <w:multiLevelType w:val="multilevel"/>
     <w:tmpl w:val="A82897CC"/>
@@ -38261,7 +42072,7 @@
       </w:rPr>
     </w:lvl>
   </w:abstractNum>
-  <w:abstractNum w:abstractNumId="102" w15:restartNumberingAfterBreak="0">
+  <w:abstractNum w:abstractNumId="101" w15:restartNumberingAfterBreak="0">
     <w:nsid w:val="6AEF0E20"/>
     <w:multiLevelType w:val="multilevel"/>
     <w:tmpl w:val="0F126998"/>
@@ -38410,7 +42221,7 @@
       </w:rPr>
     </w:lvl>
   </w:abstractNum>
-  <w:abstractNum w:abstractNumId="103" w15:restartNumberingAfterBreak="0">
+  <w:abstractNum w:abstractNumId="102" w15:restartNumberingAfterBreak="0">
     <w:nsid w:val="6B7005E2"/>
     <w:multiLevelType w:val="multilevel"/>
     <w:tmpl w:val="AF803A2E"/>
@@ -38559,7 +42370,7 @@
       </w:rPr>
     </w:lvl>
   </w:abstractNum>
-  <w:abstractNum w:abstractNumId="104" w15:restartNumberingAfterBreak="0">
+  <w:abstractNum w:abstractNumId="103" w15:restartNumberingAfterBreak="0">
     <w:nsid w:val="6B916E69"/>
     <w:multiLevelType w:val="multilevel"/>
     <w:tmpl w:val="E7D2FE22"/>
@@ -38708,7 +42519,7 @@
       </w:rPr>
     </w:lvl>
   </w:abstractNum>
-  <w:abstractNum w:abstractNumId="105" w15:restartNumberingAfterBreak="0">
+  <w:abstractNum w:abstractNumId="104" w15:restartNumberingAfterBreak="0">
     <w:nsid w:val="6D603BE9"/>
     <w:multiLevelType w:val="multilevel"/>
     <w:tmpl w:val="13200B4C"/>
@@ -38857,7 +42668,7 @@
       </w:rPr>
     </w:lvl>
   </w:abstractNum>
-  <w:abstractNum w:abstractNumId="106" w15:restartNumberingAfterBreak="0">
+  <w:abstractNum w:abstractNumId="105" w15:restartNumberingAfterBreak="0">
     <w:nsid w:val="6D9D7BE6"/>
     <w:multiLevelType w:val="multilevel"/>
     <w:tmpl w:val="06928D8C"/>
@@ -39006,7 +42817,7 @@
       </w:rPr>
     </w:lvl>
   </w:abstractNum>
-  <w:abstractNum w:abstractNumId="107" w15:restartNumberingAfterBreak="0">
+  <w:abstractNum w:abstractNumId="106" w15:restartNumberingAfterBreak="0">
     <w:nsid w:val="6DB22798"/>
     <w:multiLevelType w:val="hybridMultilevel"/>
     <w:tmpl w:val="61C08B68"/>
@@ -39119,7 +42930,7 @@
       </w:rPr>
     </w:lvl>
   </w:abstractNum>
-  <w:abstractNum w:abstractNumId="108" w15:restartNumberingAfterBreak="0">
+  <w:abstractNum w:abstractNumId="107" w15:restartNumberingAfterBreak="0">
     <w:nsid w:val="70AD707B"/>
     <w:multiLevelType w:val="multilevel"/>
     <w:tmpl w:val="D9ECC9F8"/>
@@ -39268,7 +43079,7 @@
       </w:rPr>
     </w:lvl>
   </w:abstractNum>
-  <w:abstractNum w:abstractNumId="109" w15:restartNumberingAfterBreak="0">
+  <w:abstractNum w:abstractNumId="108" w15:restartNumberingAfterBreak="0">
     <w:nsid w:val="715F2A43"/>
     <w:multiLevelType w:val="multilevel"/>
     <w:tmpl w:val="ED4E6848"/>
@@ -39417,7 +43228,7 @@
       </w:rPr>
     </w:lvl>
   </w:abstractNum>
-  <w:abstractNum w:abstractNumId="110" w15:restartNumberingAfterBreak="0">
+  <w:abstractNum w:abstractNumId="109" w15:restartNumberingAfterBreak="0">
     <w:nsid w:val="75453928"/>
     <w:multiLevelType w:val="hybridMultilevel"/>
     <w:tmpl w:val="E77AB3E2"/>
@@ -39530,7 +43341,7 @@
       </w:rPr>
     </w:lvl>
   </w:abstractNum>
-  <w:abstractNum w:abstractNumId="111" w15:restartNumberingAfterBreak="0">
+  <w:abstractNum w:abstractNumId="110" w15:restartNumberingAfterBreak="0">
     <w:nsid w:val="758251FD"/>
     <w:multiLevelType w:val="multilevel"/>
     <w:tmpl w:val="248A0792"/>
@@ -39679,7 +43490,7 @@
       </w:rPr>
     </w:lvl>
   </w:abstractNum>
-  <w:abstractNum w:abstractNumId="112" w15:restartNumberingAfterBreak="0">
+  <w:abstractNum w:abstractNumId="111" w15:restartNumberingAfterBreak="0">
     <w:nsid w:val="76AF6D86"/>
     <w:multiLevelType w:val="multilevel"/>
     <w:tmpl w:val="12548900"/>
@@ -39828,7 +43639,7 @@
       </w:rPr>
     </w:lvl>
   </w:abstractNum>
-  <w:abstractNum w:abstractNumId="113" w15:restartNumberingAfterBreak="0">
+  <w:abstractNum w:abstractNumId="112" w15:restartNumberingAfterBreak="0">
     <w:nsid w:val="7772115D"/>
     <w:multiLevelType w:val="multilevel"/>
     <w:tmpl w:val="9E327716"/>
@@ -39977,7 +43788,7 @@
       </w:rPr>
     </w:lvl>
   </w:abstractNum>
-  <w:abstractNum w:abstractNumId="114" w15:restartNumberingAfterBreak="0">
+  <w:abstractNum w:abstractNumId="113" w15:restartNumberingAfterBreak="0">
     <w:nsid w:val="77E608B7"/>
     <w:multiLevelType w:val="multilevel"/>
     <w:tmpl w:val="22BA9296"/>
@@ -40126,7 +43937,7 @@
       </w:rPr>
     </w:lvl>
   </w:abstractNum>
-  <w:abstractNum w:abstractNumId="115" w15:restartNumberingAfterBreak="0">
+  <w:abstractNum w:abstractNumId="114" w15:restartNumberingAfterBreak="0">
     <w:nsid w:val="783A149D"/>
     <w:multiLevelType w:val="multilevel"/>
     <w:tmpl w:val="1C0096BE"/>
@@ -40275,7 +44086,7 @@
       </w:rPr>
     </w:lvl>
   </w:abstractNum>
-  <w:abstractNum w:abstractNumId="116" w15:restartNumberingAfterBreak="0">
+  <w:abstractNum w:abstractNumId="115" w15:restartNumberingAfterBreak="0">
     <w:nsid w:val="7AA14191"/>
     <w:multiLevelType w:val="hybridMultilevel"/>
     <w:tmpl w:val="2E92069E"/>
@@ -40390,7 +44201,7 @@
       </w:rPr>
     </w:lvl>
   </w:abstractNum>
-  <w:abstractNum w:abstractNumId="117" w15:restartNumberingAfterBreak="0">
+  <w:abstractNum w:abstractNumId="116" w15:restartNumberingAfterBreak="0">
     <w:nsid w:val="7E0F4F0F"/>
     <w:multiLevelType w:val="multilevel"/>
     <w:tmpl w:val="851AD332"/>
@@ -40539,7 +44350,7 @@
       </w:rPr>
     </w:lvl>
   </w:abstractNum>
-  <w:abstractNum w:abstractNumId="118" w15:restartNumberingAfterBreak="0">
+  <w:abstractNum w:abstractNumId="117" w15:restartNumberingAfterBreak="0">
     <w:nsid w:val="7E2F1F7F"/>
     <w:multiLevelType w:val="multilevel"/>
     <w:tmpl w:val="113C90D8"/>
@@ -40662,13 +44473,13 @@
     <w:abstractNumId w:val="42"/>
   </w:num>
   <w:num w:numId="4" w16cid:durableId="1485776223">
-    <w:abstractNumId w:val="89"/>
+    <w:abstractNumId w:val="88"/>
   </w:num>
   <w:num w:numId="5" w16cid:durableId="1646592712">
-    <w:abstractNumId w:val="105"/>
+    <w:abstractNumId w:val="104"/>
   </w:num>
   <w:num w:numId="6" w16cid:durableId="228728714">
-    <w:abstractNumId w:val="104"/>
+    <w:abstractNumId w:val="103"/>
   </w:num>
   <w:num w:numId="7" w16cid:durableId="1523200416">
     <w:abstractNumId w:val="23"/>
@@ -40677,7 +44488,7 @@
     <w:abstractNumId w:val="16"/>
   </w:num>
   <w:num w:numId="9" w16cid:durableId="1034964618">
-    <w:abstractNumId w:val="88"/>
+    <w:abstractNumId w:val="87"/>
   </w:num>
   <w:num w:numId="10" w16cid:durableId="758870090">
     <w:abstractNumId w:val="46"/>
@@ -40686,7 +44497,7 @@
     <w:abstractNumId w:val="9"/>
   </w:num>
   <w:num w:numId="12" w16cid:durableId="1356075753">
-    <w:abstractNumId w:val="95"/>
+    <w:abstractNumId w:val="94"/>
   </w:num>
   <w:num w:numId="13" w16cid:durableId="698823758">
     <w:abstractNumId w:val="26"/>
@@ -40710,19 +44521,19 @@
     <w:abstractNumId w:val="47"/>
   </w:num>
   <w:num w:numId="20" w16cid:durableId="1659503945">
-    <w:abstractNumId w:val="79"/>
+    <w:abstractNumId w:val="78"/>
   </w:num>
   <w:num w:numId="21" w16cid:durableId="1881740487">
-    <w:abstractNumId w:val="111"/>
+    <w:abstractNumId w:val="110"/>
   </w:num>
   <w:num w:numId="22" w16cid:durableId="2053384240">
-    <w:abstractNumId w:val="74"/>
+    <w:abstractNumId w:val="73"/>
   </w:num>
   <w:num w:numId="23" w16cid:durableId="1929342802">
-    <w:abstractNumId w:val="101"/>
+    <w:abstractNumId w:val="100"/>
   </w:num>
   <w:num w:numId="24" w16cid:durableId="1637489144">
-    <w:abstractNumId w:val="108"/>
+    <w:abstractNumId w:val="107"/>
   </w:num>
   <w:num w:numId="25" w16cid:durableId="1156721006">
     <w:abstractNumId w:val="4"/>
@@ -40737,19 +44548,19 @@
     <w:abstractNumId w:val="51"/>
   </w:num>
   <w:num w:numId="29" w16cid:durableId="1953586014">
-    <w:abstractNumId w:val="83"/>
+    <w:abstractNumId w:val="82"/>
   </w:num>
   <w:num w:numId="30" w16cid:durableId="362945533">
-    <w:abstractNumId w:val="109"/>
+    <w:abstractNumId w:val="108"/>
   </w:num>
   <w:num w:numId="31" w16cid:durableId="834492368">
-    <w:abstractNumId w:val="115"/>
+    <w:abstractNumId w:val="114"/>
   </w:num>
   <w:num w:numId="32" w16cid:durableId="1291127530">
     <w:abstractNumId w:val="0"/>
   </w:num>
   <w:num w:numId="33" w16cid:durableId="1207447815">
-    <w:abstractNumId w:val="82"/>
+    <w:abstractNumId w:val="81"/>
   </w:num>
   <w:num w:numId="34" w16cid:durableId="392968493">
     <w:abstractNumId w:val="15"/>
@@ -40758,7 +44569,7 @@
     <w:abstractNumId w:val="34"/>
   </w:num>
   <w:num w:numId="36" w16cid:durableId="951978979">
-    <w:abstractNumId w:val="102"/>
+    <w:abstractNumId w:val="101"/>
   </w:num>
   <w:num w:numId="37" w16cid:durableId="1001079740">
     <w:abstractNumId w:val="35"/>
@@ -40809,13 +44620,13 @@
     <w:abstractNumId w:val="62"/>
   </w:num>
   <w:num w:numId="53" w16cid:durableId="52507440">
-    <w:abstractNumId w:val="80"/>
+    <w:abstractNumId w:val="79"/>
   </w:num>
   <w:num w:numId="54" w16cid:durableId="649677660">
-    <w:abstractNumId w:val="103"/>
+    <w:abstractNumId w:val="102"/>
   </w:num>
   <w:num w:numId="55" w16cid:durableId="303583210">
-    <w:abstractNumId w:val="91"/>
+    <w:abstractNumId w:val="90"/>
   </w:num>
   <w:num w:numId="56" w16cid:durableId="772626583">
     <w:abstractNumId w:val="11"/>
@@ -40830,10 +44641,10 @@
     <w:abstractNumId w:val="24"/>
   </w:num>
   <w:num w:numId="60" w16cid:durableId="49765239">
-    <w:abstractNumId w:val="114"/>
+    <w:abstractNumId w:val="113"/>
   </w:num>
   <w:num w:numId="61" w16cid:durableId="1478452807">
-    <w:abstractNumId w:val="107"/>
+    <w:abstractNumId w:val="106"/>
   </w:num>
   <w:num w:numId="62" w16cid:durableId="1087919898">
     <w:abstractNumId w:val="60"/>
@@ -40845,7 +44656,7 @@
     <w:abstractNumId w:val="53"/>
   </w:num>
   <w:num w:numId="65" w16cid:durableId="163476943">
-    <w:abstractNumId w:val="118"/>
+    <w:abstractNumId w:val="117"/>
   </w:num>
   <w:num w:numId="66" w16cid:durableId="931165086">
     <w:abstractNumId w:val="45"/>
@@ -40860,19 +44671,19 @@
     <w:abstractNumId w:val="67"/>
   </w:num>
   <w:num w:numId="70" w16cid:durableId="1470972661">
-    <w:abstractNumId w:val="76"/>
+    <w:abstractNumId w:val="75"/>
   </w:num>
   <w:num w:numId="71" w16cid:durableId="301084549">
-    <w:abstractNumId w:val="116"/>
+    <w:abstractNumId w:val="115"/>
   </w:num>
   <w:num w:numId="72" w16cid:durableId="577859692">
     <w:abstractNumId w:val="5"/>
   </w:num>
   <w:num w:numId="73" w16cid:durableId="70203871">
-    <w:abstractNumId w:val="86"/>
+    <w:abstractNumId w:val="85"/>
   </w:num>
   <w:num w:numId="74" w16cid:durableId="468784023">
-    <w:abstractNumId w:val="97"/>
+    <w:abstractNumId w:val="96"/>
   </w:num>
   <w:num w:numId="75" w16cid:durableId="1498034027">
     <w:abstractNumId w:val="58"/>
@@ -40884,10 +44695,10 @@
     <w:abstractNumId w:val="14"/>
   </w:num>
   <w:num w:numId="78" w16cid:durableId="1609460217">
-    <w:abstractNumId w:val="117"/>
+    <w:abstractNumId w:val="116"/>
   </w:num>
   <w:num w:numId="79" w16cid:durableId="813303156">
-    <w:abstractNumId w:val="100"/>
+    <w:abstractNumId w:val="99"/>
   </w:num>
   <w:num w:numId="80" w16cid:durableId="2119594351">
     <w:abstractNumId w:val="33"/>
@@ -40905,13 +44716,13 @@
     <w:abstractNumId w:val="64"/>
   </w:num>
   <w:num w:numId="85" w16cid:durableId="1274362240">
-    <w:abstractNumId w:val="106"/>
+    <w:abstractNumId w:val="105"/>
   </w:num>
   <w:num w:numId="86" w16cid:durableId="64692408">
-    <w:abstractNumId w:val="113"/>
+    <w:abstractNumId w:val="112"/>
   </w:num>
   <w:num w:numId="87" w16cid:durableId="1654018413">
-    <w:abstractNumId w:val="99"/>
+    <w:abstractNumId w:val="98"/>
   </w:num>
   <w:num w:numId="88" w16cid:durableId="1871650431">
     <w:abstractNumId w:val="21"/>
@@ -40920,7 +44731,7 @@
     <w:abstractNumId w:val="59"/>
   </w:num>
   <w:num w:numId="90" w16cid:durableId="1071775855">
-    <w:abstractNumId w:val="78"/>
+    <w:abstractNumId w:val="77"/>
   </w:num>
   <w:num w:numId="91" w16cid:durableId="1322391934">
     <w:abstractNumId w:val="63"/>
@@ -40929,37 +44740,37 @@
     <w:abstractNumId w:val="31"/>
   </w:num>
   <w:num w:numId="93" w16cid:durableId="589629521">
-    <w:abstractNumId w:val="87"/>
+    <w:abstractNumId w:val="86"/>
   </w:num>
   <w:num w:numId="94" w16cid:durableId="23020271">
     <w:abstractNumId w:val="38"/>
   </w:num>
   <w:num w:numId="95" w16cid:durableId="1477721924">
-    <w:abstractNumId w:val="94"/>
+    <w:abstractNumId w:val="93"/>
   </w:num>
   <w:num w:numId="96" w16cid:durableId="722756685">
-    <w:abstractNumId w:val="112"/>
+    <w:abstractNumId w:val="111"/>
   </w:num>
   <w:num w:numId="97" w16cid:durableId="481702335">
     <w:abstractNumId w:val="48"/>
   </w:num>
   <w:num w:numId="98" w16cid:durableId="1729648476">
-    <w:abstractNumId w:val="77"/>
+    <w:abstractNumId w:val="76"/>
   </w:num>
   <w:num w:numId="99" w16cid:durableId="188180221">
     <w:abstractNumId w:val="1"/>
   </w:num>
   <w:num w:numId="100" w16cid:durableId="319310912">
-    <w:abstractNumId w:val="98"/>
+    <w:abstractNumId w:val="97"/>
   </w:num>
   <w:num w:numId="101" w16cid:durableId="1695616056">
-    <w:abstractNumId w:val="110"/>
+    <w:abstractNumId w:val="109"/>
   </w:num>
   <w:num w:numId="102" w16cid:durableId="1991640764">
     <w:abstractNumId w:val="7"/>
   </w:num>
   <w:num w:numId="103" w16cid:durableId="625702074">
-    <w:abstractNumId w:val="75"/>
+    <w:abstractNumId w:val="74"/>
   </w:num>
   <w:num w:numId="104" w16cid:durableId="432290474">
     <w:abstractNumId w:val="71"/>
@@ -40968,10 +44779,10 @@
     <w:abstractNumId w:val="19"/>
   </w:num>
   <w:num w:numId="106" w16cid:durableId="2138571116">
-    <w:abstractNumId w:val="85"/>
+    <w:abstractNumId w:val="84"/>
   </w:num>
   <w:num w:numId="107" w16cid:durableId="1432815625">
-    <w:abstractNumId w:val="84"/>
+    <w:abstractNumId w:val="83"/>
   </w:num>
   <w:num w:numId="108" w16cid:durableId="411440482">
     <w:abstractNumId w:val="17"/>
@@ -40980,22 +44791,22 @@
     <w:abstractNumId w:val="37"/>
   </w:num>
   <w:num w:numId="110" w16cid:durableId="929392175">
-    <w:abstractNumId w:val="81"/>
+    <w:abstractNumId w:val="80"/>
   </w:num>
   <w:num w:numId="111" w16cid:durableId="230965040">
-    <w:abstractNumId w:val="90"/>
+    <w:abstractNumId w:val="89"/>
   </w:num>
   <w:num w:numId="112" w16cid:durableId="714932979">
-    <w:abstractNumId w:val="93"/>
+    <w:abstractNumId w:val="92"/>
   </w:num>
   <w:num w:numId="113" w16cid:durableId="1080517795">
     <w:abstractNumId w:val="6"/>
   </w:num>
   <w:num w:numId="114" w16cid:durableId="630356712">
-    <w:abstractNumId w:val="96"/>
+    <w:abstractNumId w:val="95"/>
   </w:num>
   <w:num w:numId="115" w16cid:durableId="444690630">
-    <w:abstractNumId w:val="92"/>
+    <w:abstractNumId w:val="91"/>
   </w:num>
   <w:num w:numId="116" w16cid:durableId="1762529704">
     <w:abstractNumId w:val="49"/>
@@ -41005,9 +44816,6 @@
   </w:num>
   <w:num w:numId="118" w16cid:durableId="1494639810">
     <w:abstractNumId w:val="55"/>
-  </w:num>
-  <w:num w:numId="119" w16cid:durableId="181750051">
-    <w:abstractNumId w:val="73"/>
   </w:num>
 </w:numbering>
 </file>
@@ -41614,6 +45422,7 @@
   <w:style w:type="character" w:default="1" w:styleId="DefaultParagraphFont">
     <w:name w:val="Default Paragraph Font"/>
     <w:uiPriority w:val="1"/>
+    <w:semiHidden/>
     <w:unhideWhenUsed/>
   </w:style>
   <w:style w:type="table" w:default="1" w:styleId="TableNormal">
